--- a/lab1/Отчёт.docx
+++ b/lab1/Отчёт.docx
@@ -534,7 +534,7 @@
                 <w:noProof/>
                 <w:webHidden/>
               </w:rPr>
-              <w:t>6</w:t>
+              <w:t>14</w:t>
             </w:r>
             <w:r>
               <w:rPr>
@@ -586,7 +586,13 @@
     <w:p/>
     <w:p>
       <w:r>
-        <w:t>Вариант 10.</w:t>
+        <w:t xml:space="preserve">Вариант </w:t>
+      </w:r>
+      <w:r>
+        <w:t>9</w:t>
+      </w:r>
+      <w:r>
+        <w:t>.</w:t>
       </w:r>
     </w:p>
     <w:p>
@@ -751,24 +757,38 @@
       <w:proofErr w:type="spellEnd"/>
     </w:p>
     <w:p>
-      <w:r>
-        <w:rPr>
-          <w:noProof/>
-          <w:lang w:val="en-US"/>
-        </w:rPr>
+      <w:pPr>
+        <w:rPr>
+          <w:lang w:val="en-US"/>
+        </w:rPr>
+      </w:pPr>
+    </w:p>
+    <w:p>
+      <w:pPr>
+        <w:ind w:firstLine="0"/>
+      </w:pPr>
+      <w:r>
+        <w:t>Тест 1</w:t>
+      </w:r>
+    </w:p>
+    <w:p>
+      <w:pPr>
+        <w:ind w:firstLine="0"/>
+      </w:pPr>
+      <w:r>
         <w:drawing>
-          <wp:anchor distT="0" distB="0" distL="114300" distR="114300" simplePos="0" relativeHeight="251680768" behindDoc="0" locked="0" layoutInCell="1" allowOverlap="1" wp14:anchorId="0A0FBA62" wp14:editId="61436B7D">
+          <wp:anchor distT="0" distB="0" distL="114300" distR="114300" simplePos="0" relativeHeight="251693056" behindDoc="0" locked="0" layoutInCell="1" allowOverlap="1" wp14:anchorId="1B8C4928" wp14:editId="31D974D4">
             <wp:simplePos x="0" y="0"/>
-            <wp:positionH relativeFrom="column">
-              <wp:posOffset>2996564</wp:posOffset>
+            <wp:positionH relativeFrom="margin">
+              <wp:posOffset>-36195</wp:posOffset>
             </wp:positionH>
             <wp:positionV relativeFrom="paragraph">
-              <wp:posOffset>10795</wp:posOffset>
+              <wp:posOffset>231775</wp:posOffset>
             </wp:positionV>
-            <wp:extent cx="2822063" cy="2349500"/>
-            <wp:effectExtent l="0" t="0" r="0" b="0"/>
+            <wp:extent cx="2834640" cy="2212402"/>
+            <wp:effectExtent l="0" t="0" r="3810" b="0"/>
             <wp:wrapNone/>
-            <wp:docPr id="741539355" name="Рисунок 1" descr="Изображение выглядит как текст, снимок экрана, Шрифт&#10;&#10;Содержимое, созданное искусственным интеллектом, может быть неверным."/>
+            <wp:docPr id="771531887" name="Рисунок 1"/>
             <wp:cNvGraphicFramePr>
               <a:graphicFrameLocks xmlns:a="http://schemas.openxmlformats.org/drawingml/2006/main" noChangeAspect="1"/>
             </wp:cNvGraphicFramePr>
@@ -776,7 +796,7 @@
               <a:graphicData uri="http://schemas.openxmlformats.org/drawingml/2006/picture">
                 <pic:pic xmlns:pic="http://schemas.openxmlformats.org/drawingml/2006/picture">
                   <pic:nvPicPr>
-                    <pic:cNvPr id="741539355" name="Рисунок 1" descr="Изображение выглядит как текст, снимок экрана, Шрифт&#10;&#10;Содержимое, созданное искусственным интеллектом, может быть неверным."/>
+                    <pic:cNvPr id="771531887" name=""/>
                     <pic:cNvPicPr/>
                   </pic:nvPicPr>
                   <pic:blipFill>
@@ -794,7 +814,7 @@
                   <pic:spPr>
                     <a:xfrm>
                       <a:off x="0" y="0"/>
-                      <a:ext cx="2823908" cy="2351036"/>
+                      <a:ext cx="2834640" cy="2212402"/>
                     </a:xfrm>
                     <a:prstGeom prst="rect">
                       <a:avLst/>
@@ -803,33 +823,34 @@
                 </pic:pic>
               </a:graphicData>
             </a:graphic>
-            <wp14:sizeRelH relativeFrom="margin">
+            <wp14:sizeRelH relativeFrom="page">
               <wp14:pctWidth>0</wp14:pctWidth>
             </wp14:sizeRelH>
-            <wp14:sizeRelV relativeFrom="margin">
+            <wp14:sizeRelV relativeFrom="page">
               <wp14:pctHeight>0</wp14:pctHeight>
             </wp14:sizeRelV>
           </wp:anchor>
         </w:drawing>
       </w:r>
       <w:r>
-        <w:rPr>
-          <w:noProof/>
-          <w:lang w:val="en-US"/>
-        </w:rPr>
+        <w:t>Скриншоты с результатами работы программы:</w:t>
+      </w:r>
+    </w:p>
+    <w:p>
+      <w:r>
         <w:drawing>
-          <wp:anchor distT="0" distB="0" distL="114300" distR="114300" simplePos="0" relativeHeight="251679744" behindDoc="0" locked="0" layoutInCell="1" allowOverlap="1" wp14:anchorId="12E2C802" wp14:editId="74812248">
+          <wp:anchor distT="0" distB="0" distL="114300" distR="114300" simplePos="0" relativeHeight="251694080" behindDoc="0" locked="0" layoutInCell="1" allowOverlap="1" wp14:anchorId="0AF3AA60" wp14:editId="0445D243">
             <wp:simplePos x="0" y="0"/>
-            <wp:positionH relativeFrom="column">
-              <wp:posOffset>-97155</wp:posOffset>
+            <wp:positionH relativeFrom="margin">
+              <wp:align>right</wp:align>
             </wp:positionH>
             <wp:positionV relativeFrom="paragraph">
-              <wp:posOffset>54610</wp:posOffset>
+              <wp:posOffset>10795</wp:posOffset>
             </wp:positionV>
-            <wp:extent cx="2766060" cy="2302510"/>
-            <wp:effectExtent l="0" t="0" r="0" b="2540"/>
+            <wp:extent cx="2920136" cy="2232660"/>
+            <wp:effectExtent l="0" t="0" r="0" b="0"/>
             <wp:wrapNone/>
-            <wp:docPr id="1813672966" name="Рисунок 1" descr="Изображение выглядит как текст, снимок экрана, Шрифт&#10;&#10;Содержимое, созданное искусственным интеллектом, может быть неверным."/>
+            <wp:docPr id="1151137769" name="Рисунок 1"/>
             <wp:cNvGraphicFramePr>
               <a:graphicFrameLocks xmlns:a="http://schemas.openxmlformats.org/drawingml/2006/main" noChangeAspect="1"/>
             </wp:cNvGraphicFramePr>
@@ -837,7 +858,7 @@
               <a:graphicData uri="http://schemas.openxmlformats.org/drawingml/2006/picture">
                 <pic:pic xmlns:pic="http://schemas.openxmlformats.org/drawingml/2006/picture">
                   <pic:nvPicPr>
-                    <pic:cNvPr id="1813672966" name="Рисунок 1" descr="Изображение выглядит как текст, снимок экрана, Шрифт&#10;&#10;Содержимое, созданное искусственным интеллектом, может быть неверным."/>
+                    <pic:cNvPr id="1151137769" name=""/>
                     <pic:cNvPicPr/>
                   </pic:nvPicPr>
                   <pic:blipFill>
@@ -855,7 +876,7 @@
                   <pic:spPr>
                     <a:xfrm>
                       <a:off x="0" y="0"/>
-                      <a:ext cx="2766060" cy="2302510"/>
+                      <a:ext cx="2920136" cy="2232660"/>
                     </a:xfrm>
                     <a:prstGeom prst="rect">
                       <a:avLst/>
@@ -886,11 +907,166 @@
         <w:ind w:firstLine="0"/>
       </w:pPr>
     </w:p>
-    <w:p/>
-    <w:p>
-      <w:pPr>
-        <w:ind w:firstLine="0"/>
-      </w:pPr>
+    <w:p>
+      <w:pPr>
+        <w:ind w:firstLine="0"/>
+      </w:pPr>
+    </w:p>
+    <w:p>
+      <w:pPr>
+        <w:ind w:firstLine="0"/>
+      </w:pPr>
+      <w:r>
+        <w:t>Результат шифрования</w:t>
+      </w:r>
+      <w:r>
+        <w:tab/>
+      </w:r>
+      <w:r>
+        <w:tab/>
+      </w:r>
+      <w:r>
+        <w:tab/>
+      </w:r>
+      <w:r>
+        <w:tab/>
+        <w:t>Результат расшифрования</w:t>
+      </w:r>
+    </w:p>
+    <w:p>
+      <w:pPr>
+        <w:ind w:firstLine="0"/>
+      </w:pPr>
+    </w:p>
+    <w:p>
+      <w:pPr>
+        <w:ind w:firstLine="0"/>
+      </w:pPr>
+    </w:p>
+    <w:p>
+      <w:pPr>
+        <w:ind w:firstLine="0"/>
+      </w:pPr>
+    </w:p>
+    <w:p>
+      <w:pPr>
+        <w:ind w:firstLine="0"/>
+      </w:pPr>
+      <w:r>
+        <w:t>Проверим корректность выполнения программы:</w:t>
+      </w:r>
+    </w:p>
+    <w:p>
+      <w:pPr>
+        <w:ind w:firstLine="0"/>
+      </w:pPr>
+    </w:p>
+    <w:p>
+      <w:pPr>
+        <w:ind w:firstLine="0"/>
+        <w:rPr>
+          <w:lang w:val="en-US"/>
+        </w:rPr>
+      </w:pPr>
+      <w:r>
+        <w:t>Исходный</w:t>
+      </w:r>
+      <w:r>
+        <w:rPr>
+          <w:lang w:val="en-US"/>
+        </w:rPr>
+        <w:t xml:space="preserve"> </w:t>
+      </w:r>
+      <w:r>
+        <w:t>текст</w:t>
+      </w:r>
+      <w:r>
+        <w:rPr>
+          <w:lang w:val="en-US"/>
+        </w:rPr>
+        <w:t xml:space="preserve"> – </w:t>
+      </w:r>
+      <w:r>
+        <w:rPr>
+          <w:lang w:val="en-US"/>
+        </w:rPr>
+        <w:t>THE</w:t>
+      </w:r>
+      <w:r>
+        <w:rPr>
+          <w:lang w:val="en-US"/>
+        </w:rPr>
+        <w:t xml:space="preserve"> </w:t>
+      </w:r>
+      <w:r>
+        <w:rPr>
+          <w:lang w:val="en-US"/>
+        </w:rPr>
+        <w:t>ENEMY</w:t>
+      </w:r>
+      <w:r>
+        <w:rPr>
+          <w:lang w:val="en-US"/>
+        </w:rPr>
+        <w:t xml:space="preserve"> </w:t>
+      </w:r>
+      <w:r>
+        <w:rPr>
+          <w:lang w:val="en-US"/>
+        </w:rPr>
+        <w:t xml:space="preserve">12 </w:t>
+      </w:r>
+      <w:r>
+        <w:rPr>
+          <w:lang w:val="en-US"/>
+        </w:rPr>
+        <w:t xml:space="preserve">MOVES </w:t>
+      </w:r>
+      <w:r>
+        <w:rPr>
+          <w:lang w:val="en-US"/>
+        </w:rPr>
+        <w:t xml:space="preserve">`` </w:t>
+      </w:r>
+      <w:r>
+        <w:rPr>
+          <w:lang w:val="en-US"/>
+        </w:rPr>
+        <w:t>AT DAWN</w:t>
+      </w:r>
+    </w:p>
+    <w:p>
+      <w:pPr>
+        <w:ind w:firstLine="0"/>
+      </w:pPr>
+      <w:r>
+        <w:t xml:space="preserve">Ключ – </w:t>
+      </w:r>
+      <w:r>
+        <w:rPr>
+          <w:lang w:val="en-US"/>
+        </w:rPr>
+        <w:t>grant</w:t>
+      </w:r>
+    </w:p>
+    <w:p>
+      <w:pPr>
+        <w:ind w:firstLine="0"/>
+      </w:pPr>
+    </w:p>
+    <w:p>
+      <w:pPr>
+        <w:ind w:firstLine="0"/>
+      </w:pPr>
+    </w:p>
+    <w:p>
+      <w:pPr>
+        <w:ind w:firstLine="0"/>
+      </w:pPr>
+      <w:r>
+        <w:lastRenderedPageBreak/>
+        <w:t>Составим таблицу подстановки:</w:t>
+      </w:r>
     </w:p>
     <w:p>
       <w:r>
@@ -969,12 +1145,115 @@
       <w:pPr>
         <w:ind w:firstLine="0"/>
       </w:pPr>
-      <w:r>
-        <w:t xml:space="preserve">Получаем следующий </w:t>
-      </w:r>
-      <w:proofErr w:type="spellStart"/>
-      <w:r>
-        <w:t>шифротекст</w:t>
+    </w:p>
+    <w:p>
+      <w:pPr>
+        <w:ind w:firstLine="0"/>
+        <w:rPr>
+          <w:lang w:val="en-US"/>
+        </w:rPr>
+      </w:pPr>
+      <w:r>
+        <w:t xml:space="preserve">Исходный текст без недопустимых символов – </w:t>
+      </w:r>
+      <w:r>
+        <w:rPr>
+          <w:lang w:val="en-US"/>
+        </w:rPr>
+        <w:t>THEENEMYMOVESATDAWN</w:t>
+      </w:r>
+    </w:p>
+    <w:p>
+      <w:pPr>
+        <w:ind w:firstLine="0"/>
+      </w:pPr>
+    </w:p>
+    <w:p>
+      <w:pPr>
+        <w:ind w:firstLine="0"/>
+      </w:pPr>
+      <w:r>
+        <w:t xml:space="preserve">Для удобства приведем все символы к </w:t>
+      </w:r>
+      <w:r>
+        <w:t>одному (</w:t>
+      </w:r>
+      <w:r>
+        <w:t>нижнему</w:t>
+      </w:r>
+      <w:r>
+        <w:t>)</w:t>
+      </w:r>
+      <w:r>
+        <w:t xml:space="preserve"> регистру.</w:t>
+      </w:r>
+    </w:p>
+    <w:p>
+      <w:pPr>
+        <w:ind w:firstLine="0"/>
+        <w:rPr>
+          <w:lang w:val="en-US"/>
+        </w:rPr>
+      </w:pPr>
+      <w:r>
+        <w:t xml:space="preserve">Полученный исходный текст – </w:t>
+      </w:r>
+      <w:proofErr w:type="spellStart"/>
+      <w:r>
+        <w:rPr>
+          <w:lang w:val="en-US"/>
+        </w:rPr>
+        <w:t>theenemymovesatdawn</w:t>
+      </w:r>
+      <w:proofErr w:type="spellEnd"/>
+    </w:p>
+    <w:p>
+      <w:pPr>
+        <w:ind w:firstLine="0"/>
+        <w:rPr>
+          <w:lang w:val="en-US"/>
+        </w:rPr>
+      </w:pPr>
+    </w:p>
+    <w:p>
+      <w:pPr>
+        <w:ind w:firstLine="0"/>
+      </w:pPr>
+      <w:r>
+        <w:t>Выполним необходимые преобразования с исходным текстом (разобьем на символы на пары</w:t>
+      </w:r>
+      <w:r>
+        <w:t xml:space="preserve">, при необходимости вставим пустые символы </w:t>
+      </w:r>
+      <w:r>
+        <w:t>‘</w:t>
+      </w:r>
+      <w:r>
+        <w:rPr>
+          <w:lang w:val="en-US"/>
+        </w:rPr>
+        <w:t>x</w:t>
+      </w:r>
+      <w:r>
+        <w:t>’):</w:t>
+      </w:r>
+    </w:p>
+    <w:p>
+      <w:pPr>
+        <w:ind w:firstLine="0"/>
+      </w:pPr>
+      <w:r>
+        <w:t>Преобразованный исходный текст</w:t>
+      </w:r>
+      <w:r>
+        <w:t xml:space="preserve"> – </w:t>
+      </w:r>
+      <w:proofErr w:type="spellStart"/>
+      <w:r>
+        <w:rPr>
+          <w:lang w:val="en-US"/>
+        </w:rPr>
+        <w:t>th</w:t>
       </w:r>
       <w:proofErr w:type="spellEnd"/>
       <w:r>
@@ -984,86 +1263,1737 @@
         <w:rPr>
           <w:lang w:val="en-US"/>
         </w:rPr>
-        <w:t>C</w:t>
-      </w:r>
-      <w:r>
-        <w:t xml:space="preserve"> = “</w:t>
-      </w:r>
-      <w:proofErr w:type="spellStart"/>
-      <w:r>
-        <w:rPr>
+        <w:t>ex</w:t>
+      </w:r>
+      <w:r>
+        <w:t xml:space="preserve"> </w:t>
+      </w:r>
+      <w:proofErr w:type="spellStart"/>
+      <w:r>
+        <w:rPr>
+          <w:lang w:val="en-US"/>
+        </w:rPr>
+        <w:t>en</w:t>
+      </w:r>
+      <w:proofErr w:type="spellEnd"/>
+      <w:r>
+        <w:t xml:space="preserve"> </w:t>
+      </w:r>
+      <w:proofErr w:type="spellStart"/>
+      <w:r>
+        <w:rPr>
+          <w:lang w:val="en-US"/>
+        </w:rPr>
+        <w:t>em</w:t>
+      </w:r>
+      <w:proofErr w:type="spellEnd"/>
+      <w:r>
+        <w:t xml:space="preserve"> </w:t>
+      </w:r>
+      <w:proofErr w:type="spellStart"/>
+      <w:r>
+        <w:rPr>
+          <w:lang w:val="en-US"/>
+        </w:rPr>
+        <w:t>ym</w:t>
+      </w:r>
+      <w:proofErr w:type="spellEnd"/>
+      <w:r>
+        <w:t xml:space="preserve"> </w:t>
+      </w:r>
+      <w:proofErr w:type="spellStart"/>
+      <w:r>
+        <w:rPr>
+          <w:lang w:val="en-US"/>
+        </w:rPr>
+        <w:t>ov</w:t>
+      </w:r>
+      <w:proofErr w:type="spellEnd"/>
+      <w:r>
+        <w:t xml:space="preserve"> </w:t>
+      </w:r>
+      <w:r>
+        <w:rPr>
+          <w:lang w:val="en-US"/>
+        </w:rPr>
+        <w:t>es</w:t>
+      </w:r>
+      <w:r>
+        <w:t xml:space="preserve"> </w:t>
+      </w:r>
+      <w:r>
+        <w:rPr>
+          <w:lang w:val="en-US"/>
+        </w:rPr>
+        <w:t>at</w:t>
+      </w:r>
+      <w:r>
+        <w:t xml:space="preserve"> </w:t>
+      </w:r>
+      <w:r>
+        <w:rPr>
+          <w:lang w:val="en-US"/>
+        </w:rPr>
+        <w:t>da</w:t>
+      </w:r>
+      <w:r>
+        <w:t xml:space="preserve"> </w:t>
+      </w:r>
+      <w:proofErr w:type="spellStart"/>
+      <w:r>
+        <w:rPr>
+          <w:lang w:val="en-US"/>
+        </w:rPr>
+        <w:t>wn</w:t>
+      </w:r>
+      <w:proofErr w:type="spellEnd"/>
+    </w:p>
+    <w:p>
+      <w:pPr>
+        <w:ind w:firstLine="0"/>
+        <w:rPr>
+          <w:lang w:val="en-US"/>
+        </w:rPr>
+      </w:pPr>
+    </w:p>
+    <w:p>
+      <w:pPr>
+        <w:ind w:firstLine="0"/>
+      </w:pPr>
+      <w:r>
+        <w:t>Зашифруем каждую пару символов</w:t>
+      </w:r>
+      <w:r>
+        <w:t xml:space="preserve"> </w:t>
+      </w:r>
+      <w:r>
+        <w:t xml:space="preserve">пользуясь </w:t>
+      </w:r>
+      <w:r>
+        <w:t>таблицей</w:t>
+      </w:r>
+      <w:r>
+        <w:t>:</w:t>
+      </w:r>
+    </w:p>
+    <w:p>
+      <w:pPr>
+        <w:ind w:firstLine="0"/>
+        <w:rPr>
+          <w:rFonts w:cs="Times New Roman"/>
+          <w:lang w:val="en-US"/>
+        </w:rPr>
+      </w:pPr>
+      <w:proofErr w:type="spellStart"/>
+      <w:r>
+        <w:rPr>
+          <w:lang w:val="en-US"/>
+        </w:rPr>
+        <w:t>th</w:t>
+      </w:r>
+      <w:proofErr w:type="spellEnd"/>
+      <w:r>
+        <w:t xml:space="preserve"> </w:t>
+      </w:r>
+      <w:r>
+        <w:rPr>
+          <w:rFonts w:cs="Times New Roman"/>
+        </w:rPr>
+        <w:t xml:space="preserve">→ </w:t>
+      </w:r>
+      <w:r>
+        <w:rPr>
+          <w:rFonts w:cs="Times New Roman"/>
+          <w:lang w:val="en-US"/>
+        </w:rPr>
+        <w:t>gm</w:t>
+      </w:r>
+      <w:r>
+        <w:rPr>
+          <w:rFonts w:cs="Times New Roman"/>
+        </w:rPr>
+        <w:t xml:space="preserve">; </w:t>
+      </w:r>
+      <w:r>
+        <w:rPr>
+          <w:rFonts w:cs="Times New Roman"/>
+          <w:lang w:val="en-US"/>
+        </w:rPr>
+        <w:t>ex</w:t>
+      </w:r>
+      <w:r>
+        <w:rPr>
+          <w:rFonts w:cs="Times New Roman"/>
+        </w:rPr>
+        <w:t xml:space="preserve"> </w:t>
+      </w:r>
+      <w:r>
+        <w:rPr>
+          <w:rFonts w:cs="Times New Roman"/>
+        </w:rPr>
+        <w:t>→</w:t>
+      </w:r>
+      <w:r>
+        <w:rPr>
+          <w:rFonts w:cs="Times New Roman"/>
+        </w:rPr>
+        <w:t xml:space="preserve"> </w:t>
+      </w:r>
+      <w:proofErr w:type="spellStart"/>
+      <w:r>
+        <w:rPr>
+          <w:rFonts w:cs="Times New Roman"/>
+          <w:lang w:val="en-US"/>
+        </w:rPr>
+        <w:t>dy</w:t>
+      </w:r>
+      <w:proofErr w:type="spellEnd"/>
+      <w:r>
+        <w:rPr>
+          <w:rFonts w:cs="Times New Roman"/>
+        </w:rPr>
+        <w:t xml:space="preserve">; </w:t>
+      </w:r>
+      <w:proofErr w:type="spellStart"/>
+      <w:r>
+        <w:rPr>
+          <w:rFonts w:cs="Times New Roman"/>
+          <w:lang w:val="en-US"/>
+        </w:rPr>
+        <w:t>en</w:t>
+      </w:r>
+      <w:proofErr w:type="spellEnd"/>
+      <w:r>
+        <w:rPr>
+          <w:rFonts w:cs="Times New Roman"/>
+        </w:rPr>
+        <w:t xml:space="preserve"> </w:t>
+      </w:r>
+      <w:r>
+        <w:rPr>
+          <w:rFonts w:cs="Times New Roman"/>
+        </w:rPr>
+        <w:t>→</w:t>
+      </w:r>
+      <w:r>
+        <w:rPr>
+          <w:rFonts w:cs="Times New Roman"/>
+        </w:rPr>
+        <w:t xml:space="preserve"> </w:t>
+      </w:r>
+      <w:r>
+        <w:rPr>
+          <w:rFonts w:cs="Times New Roman"/>
+          <w:lang w:val="en-US"/>
+        </w:rPr>
+        <w:t>le</w:t>
+      </w:r>
+      <w:r>
+        <w:rPr>
+          <w:rFonts w:cs="Times New Roman"/>
+        </w:rPr>
+        <w:t xml:space="preserve">; </w:t>
+      </w:r>
+      <w:proofErr w:type="spellStart"/>
+      <w:r>
+        <w:rPr>
+          <w:rFonts w:cs="Times New Roman"/>
+          <w:lang w:val="en-US"/>
+        </w:rPr>
+        <w:t>em</w:t>
+      </w:r>
+      <w:proofErr w:type="spellEnd"/>
+      <w:r>
+        <w:rPr>
+          <w:rFonts w:cs="Times New Roman"/>
+        </w:rPr>
+        <w:t xml:space="preserve"> </w:t>
+      </w:r>
+      <w:r>
+        <w:rPr>
+          <w:rFonts w:cs="Times New Roman"/>
+        </w:rPr>
+        <w:t>→</w:t>
+      </w:r>
+      <w:r>
+        <w:rPr>
+          <w:rFonts w:cs="Times New Roman"/>
+        </w:rPr>
+        <w:t xml:space="preserve"> </w:t>
+      </w:r>
+      <w:proofErr w:type="spellStart"/>
+      <w:r>
+        <w:rPr>
+          <w:rFonts w:cs="Times New Roman"/>
+          <w:lang w:val="en-US"/>
+        </w:rPr>
+        <w:t>fl</w:t>
+      </w:r>
+      <w:proofErr w:type="spellEnd"/>
+      <w:r>
+        <w:rPr>
+          <w:rFonts w:cs="Times New Roman"/>
+        </w:rPr>
+        <w:t xml:space="preserve">; </w:t>
+      </w:r>
+      <w:proofErr w:type="spellStart"/>
+      <w:r>
+        <w:rPr>
+          <w:rFonts w:cs="Times New Roman"/>
+          <w:lang w:val="en-US"/>
+        </w:rPr>
+        <w:t>ym</w:t>
+      </w:r>
+      <w:proofErr w:type="spellEnd"/>
+      <w:r>
+        <w:rPr>
+          <w:rFonts w:cs="Times New Roman"/>
+        </w:rPr>
+        <w:t xml:space="preserve"> </w:t>
+      </w:r>
+      <w:r>
+        <w:rPr>
+          <w:rFonts w:cs="Times New Roman"/>
+        </w:rPr>
+        <w:t>→</w:t>
+      </w:r>
+      <w:r>
+        <w:rPr>
+          <w:rFonts w:cs="Times New Roman"/>
+        </w:rPr>
+        <w:t xml:space="preserve"> </w:t>
+      </w:r>
+      <w:proofErr w:type="spellStart"/>
+      <w:r>
+        <w:rPr>
+          <w:rFonts w:cs="Times New Roman"/>
+          <w:lang w:val="en-US"/>
+        </w:rPr>
+        <w:t>zl</w:t>
+      </w:r>
+      <w:proofErr w:type="spellEnd"/>
+      <w:r>
+        <w:rPr>
+          <w:rFonts w:cs="Times New Roman"/>
+        </w:rPr>
+        <w:t xml:space="preserve">;  </w:t>
+      </w:r>
+      <w:proofErr w:type="spellStart"/>
+      <w:r>
+        <w:rPr>
+          <w:rFonts w:cs="Times New Roman"/>
+          <w:lang w:val="en-US"/>
+        </w:rPr>
+        <w:t>ov</w:t>
+      </w:r>
+      <w:proofErr w:type="spellEnd"/>
+      <w:r>
+        <w:rPr>
+          <w:rFonts w:cs="Times New Roman"/>
+        </w:rPr>
+        <w:t xml:space="preserve"> </w:t>
+      </w:r>
+      <w:r>
+        <w:rPr>
+          <w:rFonts w:cs="Times New Roman"/>
+        </w:rPr>
+        <w:t>→</w:t>
+      </w:r>
+      <w:r>
+        <w:rPr>
+          <w:rFonts w:cs="Times New Roman"/>
+        </w:rPr>
+        <w:t xml:space="preserve"> </w:t>
+      </w:r>
+      <w:r>
+        <w:rPr>
+          <w:rFonts w:cs="Times New Roman"/>
+          <w:lang w:val="en-US"/>
+        </w:rPr>
+        <w:t>vg</w:t>
+      </w:r>
+      <w:r>
+        <w:rPr>
+          <w:rFonts w:cs="Times New Roman"/>
+        </w:rPr>
+        <w:t xml:space="preserve">; </w:t>
+      </w:r>
+      <w:r>
+        <w:rPr>
+          <w:rFonts w:cs="Times New Roman"/>
+          <w:lang w:val="en-US"/>
+        </w:rPr>
+        <w:t>es</w:t>
+      </w:r>
+      <w:r>
+        <w:rPr>
+          <w:rFonts w:cs="Times New Roman"/>
+        </w:rPr>
+        <w:t xml:space="preserve"> </w:t>
+      </w:r>
+      <w:r>
+        <w:rPr>
+          <w:rFonts w:cs="Times New Roman"/>
+        </w:rPr>
+        <w:t>→</w:t>
+      </w:r>
+      <w:r>
+        <w:rPr>
+          <w:rFonts w:cs="Times New Roman"/>
+        </w:rPr>
+        <w:t xml:space="preserve"> </w:t>
+      </w:r>
+      <w:proofErr w:type="spellStart"/>
+      <w:r>
+        <w:rPr>
+          <w:rFonts w:cs="Times New Roman"/>
+          <w:lang w:val="en-US"/>
+        </w:rPr>
+        <w:t>ly</w:t>
+      </w:r>
+      <w:proofErr w:type="spellEnd"/>
+      <w:r>
+        <w:rPr>
+          <w:rFonts w:cs="Times New Roman"/>
+        </w:rPr>
+        <w:t xml:space="preserve">; </w:t>
+      </w:r>
+      <w:r>
+        <w:rPr>
+          <w:rFonts w:cs="Times New Roman"/>
+          <w:lang w:val="en-US"/>
+        </w:rPr>
+        <w:t>at</w:t>
+      </w:r>
+      <w:r>
+        <w:rPr>
+          <w:rFonts w:cs="Times New Roman"/>
+        </w:rPr>
+        <w:t xml:space="preserve"> </w:t>
+      </w:r>
+      <w:r>
+        <w:rPr>
+          <w:rFonts w:cs="Times New Roman"/>
+        </w:rPr>
+        <w:t>→</w:t>
+      </w:r>
+      <w:r>
+        <w:rPr>
+          <w:rFonts w:cs="Times New Roman"/>
+        </w:rPr>
+        <w:t xml:space="preserve"> </w:t>
+      </w:r>
+      <w:r>
+        <w:rPr>
+          <w:rFonts w:cs="Times New Roman"/>
+          <w:lang w:val="en-US"/>
+        </w:rPr>
+        <w:t>ng</w:t>
+      </w:r>
+      <w:r>
+        <w:rPr>
+          <w:rFonts w:cs="Times New Roman"/>
+        </w:rPr>
+        <w:t xml:space="preserve">; </w:t>
+      </w:r>
+    </w:p>
+    <w:p>
+      <w:pPr>
+        <w:ind w:firstLine="0"/>
+        <w:rPr>
+          <w:rFonts w:cs="Times New Roman"/>
+        </w:rPr>
+      </w:pPr>
+      <w:r>
+        <w:rPr>
+          <w:rFonts w:cs="Times New Roman"/>
+          <w:lang w:val="en-US"/>
+        </w:rPr>
+        <w:t>da</w:t>
+      </w:r>
+      <w:r>
+        <w:rPr>
+          <w:rFonts w:cs="Times New Roman"/>
+          <w:lang w:val="en-US"/>
+        </w:rPr>
+        <w:t xml:space="preserve"> </w:t>
+      </w:r>
+      <w:r>
+        <w:rPr>
+          <w:rFonts w:cs="Times New Roman"/>
+          <w:lang w:val="en-US"/>
+        </w:rPr>
+        <w:t>→</w:t>
+      </w:r>
+      <w:r>
+        <w:rPr>
+          <w:rFonts w:cs="Times New Roman"/>
+          <w:lang w:val="en-US"/>
+        </w:rPr>
+        <w:t xml:space="preserve"> </w:t>
+      </w:r>
+      <w:proofErr w:type="spellStart"/>
+      <w:r>
+        <w:rPr>
+          <w:rFonts w:cs="Times New Roman"/>
+          <w:lang w:val="en-US"/>
+        </w:rPr>
+        <w:t>kd</w:t>
+      </w:r>
+      <w:proofErr w:type="spellEnd"/>
+      <w:r>
+        <w:rPr>
+          <w:rFonts w:cs="Times New Roman"/>
+          <w:lang w:val="en-US"/>
+        </w:rPr>
+        <w:t>;</w:t>
+      </w:r>
+      <w:r>
+        <w:rPr>
+          <w:rFonts w:cs="Times New Roman"/>
+          <w:lang w:val="en-US"/>
+        </w:rPr>
+        <w:t xml:space="preserve"> </w:t>
+      </w:r>
+      <w:proofErr w:type="spellStart"/>
+      <w:r>
+        <w:rPr>
+          <w:rFonts w:cs="Times New Roman"/>
+          <w:lang w:val="en-US"/>
+        </w:rPr>
+        <w:t>wn</w:t>
+      </w:r>
+      <w:proofErr w:type="spellEnd"/>
+      <w:r>
+        <w:rPr>
+          <w:rFonts w:cs="Times New Roman"/>
+          <w:lang w:val="en-US"/>
+        </w:rPr>
+        <w:t xml:space="preserve"> </w:t>
+      </w:r>
+      <w:r>
+        <w:rPr>
+          <w:rFonts w:cs="Times New Roman"/>
+          <w:lang w:val="en-US"/>
+        </w:rPr>
+        <w:t>→</w:t>
+      </w:r>
+      <w:r>
+        <w:rPr>
+          <w:rFonts w:cs="Times New Roman"/>
+          <w:lang w:val="en-US"/>
+        </w:rPr>
+        <w:t xml:space="preserve"> yr.</w:t>
+      </w:r>
+    </w:p>
+    <w:p>
+      <w:pPr>
+        <w:ind w:firstLine="0"/>
+        <w:rPr>
+          <w:rFonts w:cs="Times New Roman"/>
+        </w:rPr>
+      </w:pPr>
+    </w:p>
+    <w:p>
+      <w:pPr>
+        <w:ind w:firstLine="0"/>
+        <w:rPr>
+          <w:rFonts w:cs="Times New Roman"/>
+          <w:lang w:val="en-US"/>
+        </w:rPr>
+      </w:pPr>
+      <w:r>
+        <w:rPr>
+          <w:rFonts w:cs="Times New Roman"/>
+        </w:rPr>
+        <w:t xml:space="preserve">Получаем шифротекст – </w:t>
+      </w:r>
+      <w:r>
+        <w:rPr>
+          <w:rFonts w:cs="Times New Roman"/>
+          <w:lang w:val="en-US"/>
+        </w:rPr>
+        <w:t>gm</w:t>
+      </w:r>
+      <w:r>
+        <w:rPr>
+          <w:rFonts w:cs="Times New Roman"/>
+        </w:rPr>
+        <w:t xml:space="preserve"> </w:t>
+      </w:r>
+      <w:proofErr w:type="spellStart"/>
+      <w:r>
+        <w:rPr>
+          <w:rFonts w:cs="Times New Roman"/>
+          <w:lang w:val="en-US"/>
+        </w:rPr>
+        <w:t>dy</w:t>
+      </w:r>
+      <w:proofErr w:type="spellEnd"/>
+      <w:r>
+        <w:rPr>
+          <w:rFonts w:cs="Times New Roman"/>
+        </w:rPr>
+        <w:t xml:space="preserve"> </w:t>
+      </w:r>
+      <w:r>
+        <w:rPr>
+          <w:rFonts w:cs="Times New Roman"/>
+          <w:lang w:val="en-US"/>
+        </w:rPr>
+        <w:t>le</w:t>
+      </w:r>
+      <w:r>
+        <w:rPr>
+          <w:rFonts w:cs="Times New Roman"/>
+        </w:rPr>
+        <w:t xml:space="preserve"> </w:t>
+      </w:r>
+      <w:proofErr w:type="spellStart"/>
+      <w:r>
+        <w:rPr>
+          <w:rFonts w:cs="Times New Roman"/>
+          <w:lang w:val="en-US"/>
+        </w:rPr>
+        <w:t>fl</w:t>
+      </w:r>
+      <w:proofErr w:type="spellEnd"/>
+      <w:r>
+        <w:rPr>
+          <w:rFonts w:cs="Times New Roman"/>
+        </w:rPr>
+        <w:t xml:space="preserve"> </w:t>
+      </w:r>
+      <w:proofErr w:type="spellStart"/>
+      <w:r>
+        <w:rPr>
+          <w:rFonts w:cs="Times New Roman"/>
+          <w:lang w:val="en-US"/>
+        </w:rPr>
+        <w:t>zl</w:t>
+      </w:r>
+      <w:proofErr w:type="spellEnd"/>
+      <w:r>
+        <w:rPr>
+          <w:rFonts w:cs="Times New Roman"/>
+        </w:rPr>
+        <w:t xml:space="preserve"> </w:t>
+      </w:r>
+      <w:r>
+        <w:rPr>
+          <w:rFonts w:cs="Times New Roman"/>
+          <w:lang w:val="en-US"/>
+        </w:rPr>
+        <w:t>vg</w:t>
+      </w:r>
+      <w:r>
+        <w:rPr>
+          <w:rFonts w:cs="Times New Roman"/>
+        </w:rPr>
+        <w:t xml:space="preserve"> </w:t>
+      </w:r>
+      <w:proofErr w:type="spellStart"/>
+      <w:r>
+        <w:rPr>
+          <w:rFonts w:cs="Times New Roman"/>
+          <w:lang w:val="en-US"/>
+        </w:rPr>
+        <w:t>ly</w:t>
+      </w:r>
+      <w:proofErr w:type="spellEnd"/>
+      <w:r>
+        <w:rPr>
+          <w:rFonts w:cs="Times New Roman"/>
+        </w:rPr>
+        <w:t xml:space="preserve"> </w:t>
+      </w:r>
+      <w:r>
+        <w:rPr>
+          <w:rFonts w:cs="Times New Roman"/>
+          <w:lang w:val="en-US"/>
+        </w:rPr>
+        <w:t>ng</w:t>
+      </w:r>
+      <w:r>
+        <w:rPr>
+          <w:rFonts w:cs="Times New Roman"/>
+        </w:rPr>
+        <w:t xml:space="preserve"> </w:t>
+      </w:r>
+      <w:proofErr w:type="spellStart"/>
+      <w:r>
+        <w:rPr>
+          <w:rFonts w:cs="Times New Roman"/>
+          <w:lang w:val="en-US"/>
+        </w:rPr>
+        <w:t>kd</w:t>
+      </w:r>
+      <w:proofErr w:type="spellEnd"/>
+      <w:r>
+        <w:rPr>
+          <w:rFonts w:cs="Times New Roman"/>
+        </w:rPr>
+        <w:t xml:space="preserve"> </w:t>
+      </w:r>
+      <w:r>
+        <w:rPr>
+          <w:rFonts w:cs="Times New Roman"/>
+          <w:lang w:val="en-US"/>
+        </w:rPr>
+        <w:t>yr</w:t>
+      </w:r>
+      <w:r>
+        <w:rPr>
+          <w:rFonts w:cs="Times New Roman"/>
+        </w:rPr>
+        <w:t>.</w:t>
+      </w:r>
+    </w:p>
+    <w:p>
+      <w:pPr>
+        <w:ind w:firstLine="0"/>
+        <w:rPr>
+          <w:rFonts w:ascii="Batang" w:eastAsia="Batang" w:hAnsi="Batang" w:cs="Batang"/>
+        </w:rPr>
+      </w:pPr>
+    </w:p>
+    <w:p>
+      <w:pPr>
+        <w:ind w:firstLine="0"/>
+        <w:rPr>
+          <w:rFonts w:cs="Times New Roman"/>
+        </w:rPr>
+      </w:pPr>
+      <w:r>
+        <w:rPr>
+          <w:rFonts w:cs="Times New Roman"/>
+        </w:rPr>
+        <w:t>Приведем символы к исходному регистру и объединим все пары в шифротекст.</w:t>
+      </w:r>
+    </w:p>
+    <w:p>
+      <w:pPr>
+        <w:ind w:firstLine="0"/>
+        <w:rPr>
+          <w:rFonts w:cs="Times New Roman"/>
+          <w:lang w:val="en-US"/>
+        </w:rPr>
+      </w:pPr>
+      <w:r>
+        <w:rPr>
+          <w:rFonts w:cs="Times New Roman"/>
+        </w:rPr>
+        <w:t xml:space="preserve">Получаем шифротекст – </w:t>
+      </w:r>
+      <w:proofErr w:type="spellStart"/>
+      <w:r>
+        <w:rPr>
+          <w:rFonts w:cs="Times New Roman"/>
+          <w:lang w:val="en-US"/>
+        </w:rPr>
+        <w:t>GMDyLEFLZLVGLYNGKDYR</w:t>
+      </w:r>
+      <w:proofErr w:type="spellEnd"/>
+      <w:r>
+        <w:rPr>
+          <w:rFonts w:cs="Times New Roman"/>
+          <w:lang w:val="en-US"/>
+        </w:rPr>
+        <w:t>.</w:t>
+      </w:r>
+    </w:p>
+    <w:p>
+      <w:pPr>
+        <w:ind w:firstLine="0"/>
+        <w:rPr>
+          <w:rFonts w:cs="Times New Roman"/>
+          <w:lang w:val="en-US"/>
+        </w:rPr>
+      </w:pPr>
+    </w:p>
+    <w:p>
+      <w:pPr>
+        <w:ind w:firstLine="0"/>
+        <w:rPr>
+          <w:rFonts w:cs="Times New Roman"/>
+        </w:rPr>
+      </w:pPr>
+      <w:r>
+        <w:rPr>
+          <w:rFonts w:cs="Times New Roman"/>
+        </w:rPr>
+        <w:t>Вернем все недопустимые символы на их исходные места.</w:t>
+      </w:r>
+    </w:p>
+    <w:p>
+      <w:pPr>
+        <w:ind w:firstLine="0"/>
+        <w:rPr>
+          <w:rFonts w:cs="Times New Roman"/>
+          <w:lang w:val="en-US"/>
+        </w:rPr>
+      </w:pPr>
+      <w:r>
+        <w:rPr>
+          <w:rFonts w:cs="Times New Roman"/>
+        </w:rPr>
+        <w:t xml:space="preserve">Получаем шифротекст – </w:t>
+      </w:r>
+      <w:proofErr w:type="spellStart"/>
+      <w:r>
+        <w:rPr>
+          <w:rFonts w:cs="Times New Roman"/>
           <w:lang w:val="en-US"/>
         </w:rPr>
         <w:t>GMDy</w:t>
       </w:r>
       <w:proofErr w:type="spellEnd"/>
       <w:r>
+        <w:rPr>
+          <w:rFonts w:cs="Times New Roman"/>
+        </w:rPr>
         <w:t xml:space="preserve"> </w:t>
       </w:r>
       <w:r>
         <w:rPr>
+          <w:rFonts w:cs="Times New Roman"/>
           <w:lang w:val="en-US"/>
         </w:rPr>
         <w:t>LEFLZ</w:t>
       </w:r>
       <w:r>
+        <w:rPr>
+          <w:rFonts w:cs="Times New Roman"/>
+        </w:rPr>
+        <w:t xml:space="preserve"> 12 </w:t>
+      </w:r>
+      <w:r>
+        <w:rPr>
+          <w:rFonts w:cs="Times New Roman"/>
+          <w:lang w:val="en-US"/>
+        </w:rPr>
+        <w:t>LVGLY</w:t>
+      </w:r>
+      <w:r>
+        <w:rPr>
+          <w:rFonts w:cs="Times New Roman"/>
+        </w:rPr>
+        <w:t xml:space="preserve"> `` </w:t>
+      </w:r>
+      <w:r>
+        <w:rPr>
+          <w:rFonts w:cs="Times New Roman"/>
+          <w:lang w:val="en-US"/>
+        </w:rPr>
+        <w:t>NG</w:t>
+      </w:r>
+      <w:r>
+        <w:rPr>
+          <w:rFonts w:cs="Times New Roman"/>
+        </w:rPr>
         <w:t xml:space="preserve"> </w:t>
       </w:r>
       <w:r>
         <w:rPr>
-          <w:lang w:val="en-US"/>
-        </w:rPr>
-        <w:t>LVGLY</w:t>
-      </w:r>
-      <w:r>
+          <w:rFonts w:cs="Times New Roman"/>
+          <w:lang w:val="en-US"/>
+        </w:rPr>
+        <w:t>KDYR</w:t>
+      </w:r>
+      <w:r>
+        <w:rPr>
+          <w:rFonts w:cs="Times New Roman"/>
+        </w:rPr>
+        <w:t>.</w:t>
+      </w:r>
+    </w:p>
+    <w:p>
+      <w:pPr>
+        <w:ind w:firstLine="0"/>
+        <w:rPr>
+          <w:rFonts w:cs="Times New Roman"/>
+          <w:lang w:val="en-US"/>
+        </w:rPr>
+      </w:pPr>
+    </w:p>
+    <w:p>
+      <w:pPr>
+        <w:ind w:firstLine="0"/>
+        <w:rPr>
+          <w:rFonts w:cs="Times New Roman"/>
+        </w:rPr>
+      </w:pPr>
+      <w:r>
+        <w:rPr>
+          <w:rFonts w:cs="Times New Roman"/>
+        </w:rPr>
+        <w:t>Полученный шифротекст совпадает с результатом работы программы.</w:t>
+      </w:r>
+    </w:p>
+    <w:p>
+      <w:pPr>
+        <w:ind w:firstLine="0"/>
+        <w:rPr>
+          <w:rFonts w:cs="Times New Roman"/>
+        </w:rPr>
+      </w:pPr>
+    </w:p>
+    <w:p>
+      <w:pPr>
+        <w:ind w:firstLine="0"/>
+        <w:rPr>
+          <w:rFonts w:cs="Times New Roman"/>
+        </w:rPr>
+      </w:pPr>
+      <w:r>
+        <w:rPr>
+          <w:rFonts w:cs="Times New Roman"/>
+        </w:rPr>
+        <w:t>Расшифруем полученный шифротекст.</w:t>
+      </w:r>
+    </w:p>
+    <w:p>
+      <w:pPr>
+        <w:ind w:firstLine="0"/>
+        <w:rPr>
+          <w:rFonts w:cs="Times New Roman"/>
+          <w:lang w:val="en-US"/>
+        </w:rPr>
+      </w:pPr>
+    </w:p>
+    <w:p>
+      <w:pPr>
+        <w:ind w:firstLine="0"/>
+        <w:rPr>
+          <w:rFonts w:cs="Times New Roman"/>
+        </w:rPr>
+      </w:pPr>
+      <w:r>
+        <w:rPr>
+          <w:rFonts w:cs="Times New Roman"/>
+        </w:rPr>
+        <w:t xml:space="preserve">Преобразованный шифротекст – </w:t>
+      </w:r>
+      <w:r>
+        <w:rPr>
+          <w:rFonts w:cs="Times New Roman"/>
+          <w:lang w:val="en-US"/>
+        </w:rPr>
+        <w:t>gm</w:t>
+      </w:r>
+      <w:r>
+        <w:rPr>
+          <w:rFonts w:cs="Times New Roman"/>
+        </w:rPr>
         <w:t xml:space="preserve"> </w:t>
       </w:r>
-      <w:r>
-        <w:rPr>
-          <w:lang w:val="en-US"/>
-        </w:rPr>
-        <w:t>NG</w:t>
-      </w:r>
-      <w:r>
+      <w:proofErr w:type="spellStart"/>
+      <w:r>
+        <w:rPr>
+          <w:rFonts w:cs="Times New Roman"/>
+          <w:lang w:val="en-US"/>
+        </w:rPr>
+        <w:t>dy</w:t>
+      </w:r>
+      <w:proofErr w:type="spellEnd"/>
+      <w:r>
+        <w:rPr>
+          <w:rFonts w:cs="Times New Roman"/>
+        </w:rPr>
         <w:t xml:space="preserve"> </w:t>
       </w:r>
       <w:r>
         <w:rPr>
-          <w:lang w:val="en-US"/>
-        </w:rPr>
-        <w:t>KDYR</w:t>
-      </w:r>
-      <w:r>
-        <w:t>”</w:t>
-      </w:r>
-    </w:p>
-    <w:p/>
-    <w:p/>
-    <w:p>
-      <w:pPr>
-        <w:rPr>
-          <w:noProof/>
-        </w:rPr>
-      </w:pPr>
-      <w:r>
-        <w:rPr>
-          <w:noProof/>
-          <w:lang w:val="en-US"/>
+          <w:rFonts w:cs="Times New Roman"/>
+          <w:lang w:val="en-US"/>
+        </w:rPr>
+        <w:t>le</w:t>
+      </w:r>
+      <w:r>
+        <w:rPr>
+          <w:rFonts w:cs="Times New Roman"/>
+        </w:rPr>
+        <w:t xml:space="preserve"> </w:t>
+      </w:r>
+      <w:proofErr w:type="spellStart"/>
+      <w:r>
+        <w:rPr>
+          <w:rFonts w:cs="Times New Roman"/>
+          <w:lang w:val="en-US"/>
+        </w:rPr>
+        <w:t>fl</w:t>
+      </w:r>
+      <w:proofErr w:type="spellEnd"/>
+      <w:r>
+        <w:rPr>
+          <w:rFonts w:cs="Times New Roman"/>
+        </w:rPr>
+        <w:t xml:space="preserve"> </w:t>
+      </w:r>
+      <w:proofErr w:type="spellStart"/>
+      <w:r>
+        <w:rPr>
+          <w:rFonts w:cs="Times New Roman"/>
+          <w:lang w:val="en-US"/>
+        </w:rPr>
+        <w:t>zl</w:t>
+      </w:r>
+      <w:proofErr w:type="spellEnd"/>
+      <w:r>
+        <w:rPr>
+          <w:rFonts w:cs="Times New Roman"/>
+        </w:rPr>
+        <w:t xml:space="preserve"> </w:t>
+      </w:r>
+      <w:r>
+        <w:rPr>
+          <w:rFonts w:cs="Times New Roman"/>
+          <w:lang w:val="en-US"/>
+        </w:rPr>
+        <w:t>vg</w:t>
+      </w:r>
+      <w:r>
+        <w:rPr>
+          <w:rFonts w:cs="Times New Roman"/>
+        </w:rPr>
+        <w:t xml:space="preserve"> </w:t>
+      </w:r>
+      <w:proofErr w:type="spellStart"/>
+      <w:r>
+        <w:rPr>
+          <w:rFonts w:cs="Times New Roman"/>
+          <w:lang w:val="en-US"/>
+        </w:rPr>
+        <w:t>ly</w:t>
+      </w:r>
+      <w:proofErr w:type="spellEnd"/>
+      <w:r>
+        <w:rPr>
+          <w:rFonts w:cs="Times New Roman"/>
+        </w:rPr>
+        <w:t xml:space="preserve"> </w:t>
+      </w:r>
+      <w:r>
+        <w:rPr>
+          <w:rFonts w:cs="Times New Roman"/>
+          <w:lang w:val="en-US"/>
+        </w:rPr>
+        <w:t>ng</w:t>
+      </w:r>
+      <w:r>
+        <w:rPr>
+          <w:rFonts w:cs="Times New Roman"/>
+        </w:rPr>
+        <w:t xml:space="preserve"> </w:t>
+      </w:r>
+      <w:proofErr w:type="spellStart"/>
+      <w:r>
+        <w:rPr>
+          <w:rFonts w:cs="Times New Roman"/>
+          <w:lang w:val="en-US"/>
+        </w:rPr>
+        <w:t>kd</w:t>
+      </w:r>
+      <w:proofErr w:type="spellEnd"/>
+      <w:r>
+        <w:rPr>
+          <w:rFonts w:cs="Times New Roman"/>
+        </w:rPr>
+        <w:t xml:space="preserve"> </w:t>
+      </w:r>
+      <w:r>
+        <w:rPr>
+          <w:rFonts w:cs="Times New Roman"/>
+          <w:lang w:val="en-US"/>
+        </w:rPr>
+        <w:t>yr</w:t>
+      </w:r>
+      <w:r>
+        <w:rPr>
+          <w:rFonts w:cs="Times New Roman"/>
+        </w:rPr>
+        <w:t>.</w:t>
+      </w:r>
+    </w:p>
+    <w:p>
+      <w:pPr>
+        <w:ind w:firstLine="0"/>
+        <w:rPr>
+          <w:rFonts w:cs="Times New Roman"/>
+        </w:rPr>
+      </w:pPr>
+    </w:p>
+    <w:p>
+      <w:pPr>
+        <w:ind w:firstLine="0"/>
+        <w:rPr>
+          <w:rFonts w:cs="Times New Roman"/>
+        </w:rPr>
+      </w:pPr>
+      <w:r>
+        <w:rPr>
+          <w:rFonts w:cs="Times New Roman"/>
+        </w:rPr>
+        <w:t>Расшифруем каждую пару символов:</w:t>
+      </w:r>
+    </w:p>
+    <w:p>
+      <w:pPr>
+        <w:ind w:firstLine="0"/>
+        <w:rPr>
+          <w:rFonts w:cs="Times New Roman"/>
+          <w:lang w:val="en-US"/>
+        </w:rPr>
+      </w:pPr>
+      <w:proofErr w:type="spellStart"/>
+      <w:r>
+        <w:rPr>
+          <w:rFonts w:cs="Times New Roman"/>
+        </w:rPr>
+        <w:t>gm</w:t>
+      </w:r>
+      <w:proofErr w:type="spellEnd"/>
+      <w:r>
+        <w:rPr>
+          <w:rFonts w:cs="Times New Roman"/>
+        </w:rPr>
+        <w:t xml:space="preserve"> → </w:t>
+      </w:r>
+      <w:proofErr w:type="spellStart"/>
+      <w:r>
+        <w:rPr>
+          <w:rFonts w:cs="Times New Roman"/>
+        </w:rPr>
+        <w:t>th</w:t>
+      </w:r>
+      <w:proofErr w:type="spellEnd"/>
+      <w:r>
+        <w:rPr>
+          <w:rFonts w:cs="Times New Roman"/>
+        </w:rPr>
+        <w:t xml:space="preserve">; </w:t>
+      </w:r>
+      <w:proofErr w:type="spellStart"/>
+      <w:r>
+        <w:rPr>
+          <w:rFonts w:cs="Times New Roman"/>
+        </w:rPr>
+        <w:t>dy</w:t>
+      </w:r>
+      <w:proofErr w:type="spellEnd"/>
+      <w:r>
+        <w:rPr>
+          <w:rFonts w:cs="Times New Roman"/>
+        </w:rPr>
+        <w:t xml:space="preserve"> → </w:t>
+      </w:r>
+      <w:proofErr w:type="spellStart"/>
+      <w:r>
+        <w:rPr>
+          <w:rFonts w:cs="Times New Roman"/>
+        </w:rPr>
+        <w:t>ex</w:t>
+      </w:r>
+      <w:proofErr w:type="spellEnd"/>
+      <w:r>
+        <w:rPr>
+          <w:rFonts w:cs="Times New Roman"/>
+        </w:rPr>
+        <w:t xml:space="preserve">; </w:t>
+      </w:r>
+      <w:proofErr w:type="spellStart"/>
+      <w:r>
+        <w:rPr>
+          <w:rFonts w:cs="Times New Roman"/>
+        </w:rPr>
+        <w:t>le</w:t>
+      </w:r>
+      <w:proofErr w:type="spellEnd"/>
+      <w:r>
+        <w:rPr>
+          <w:rFonts w:cs="Times New Roman"/>
+        </w:rPr>
+        <w:t xml:space="preserve"> → </w:t>
+      </w:r>
+      <w:proofErr w:type="spellStart"/>
+      <w:r>
+        <w:rPr>
+          <w:rFonts w:cs="Times New Roman"/>
+        </w:rPr>
+        <w:t>en</w:t>
+      </w:r>
+      <w:proofErr w:type="spellEnd"/>
+      <w:r>
+        <w:rPr>
+          <w:rFonts w:cs="Times New Roman"/>
+        </w:rPr>
+        <w:t xml:space="preserve">; </w:t>
+      </w:r>
+      <w:proofErr w:type="spellStart"/>
+      <w:r>
+        <w:rPr>
+          <w:rFonts w:cs="Times New Roman"/>
+        </w:rPr>
+        <w:t>fl</w:t>
+      </w:r>
+      <w:proofErr w:type="spellEnd"/>
+      <w:r>
+        <w:rPr>
+          <w:rFonts w:cs="Times New Roman"/>
+        </w:rPr>
+        <w:t xml:space="preserve"> → </w:t>
+      </w:r>
+      <w:proofErr w:type="spellStart"/>
+      <w:r>
+        <w:rPr>
+          <w:rFonts w:cs="Times New Roman"/>
+        </w:rPr>
+        <w:t>em</w:t>
+      </w:r>
+      <w:proofErr w:type="spellEnd"/>
+      <w:r>
+        <w:rPr>
+          <w:rFonts w:cs="Times New Roman"/>
+        </w:rPr>
+        <w:t xml:space="preserve">; </w:t>
+      </w:r>
+      <w:proofErr w:type="spellStart"/>
+      <w:r>
+        <w:rPr>
+          <w:rFonts w:cs="Times New Roman"/>
+        </w:rPr>
+        <w:t>zl</w:t>
+      </w:r>
+      <w:proofErr w:type="spellEnd"/>
+      <w:r>
+        <w:rPr>
+          <w:rFonts w:cs="Times New Roman"/>
+        </w:rPr>
+        <w:t xml:space="preserve"> → </w:t>
+      </w:r>
+      <w:proofErr w:type="spellStart"/>
+      <w:r>
+        <w:rPr>
+          <w:rFonts w:cs="Times New Roman"/>
+        </w:rPr>
+        <w:t>ym</w:t>
+      </w:r>
+      <w:proofErr w:type="spellEnd"/>
+      <w:r>
+        <w:rPr>
+          <w:rFonts w:cs="Times New Roman"/>
+        </w:rPr>
+        <w:t xml:space="preserve">; </w:t>
+      </w:r>
+      <w:proofErr w:type="spellStart"/>
+      <w:r>
+        <w:rPr>
+          <w:rFonts w:cs="Times New Roman"/>
+        </w:rPr>
+        <w:t>vg</w:t>
+      </w:r>
+      <w:proofErr w:type="spellEnd"/>
+      <w:r>
+        <w:rPr>
+          <w:rFonts w:cs="Times New Roman"/>
+        </w:rPr>
+        <w:t xml:space="preserve"> → </w:t>
+      </w:r>
+      <w:proofErr w:type="spellStart"/>
+      <w:r>
+        <w:rPr>
+          <w:rFonts w:cs="Times New Roman"/>
+        </w:rPr>
+        <w:t>ov</w:t>
+      </w:r>
+      <w:proofErr w:type="spellEnd"/>
+      <w:r>
+        <w:rPr>
+          <w:rFonts w:cs="Times New Roman"/>
+        </w:rPr>
+        <w:t xml:space="preserve">; </w:t>
+      </w:r>
+      <w:proofErr w:type="spellStart"/>
+      <w:r>
+        <w:rPr>
+          <w:rFonts w:cs="Times New Roman"/>
+        </w:rPr>
+        <w:t>ly</w:t>
+      </w:r>
+      <w:proofErr w:type="spellEnd"/>
+      <w:r>
+        <w:rPr>
+          <w:rFonts w:cs="Times New Roman"/>
+        </w:rPr>
+        <w:t xml:space="preserve"> → </w:t>
+      </w:r>
+      <w:proofErr w:type="spellStart"/>
+      <w:r>
+        <w:rPr>
+          <w:rFonts w:cs="Times New Roman"/>
+        </w:rPr>
+        <w:t>es</w:t>
+      </w:r>
+      <w:proofErr w:type="spellEnd"/>
+      <w:r>
+        <w:rPr>
+          <w:rFonts w:cs="Times New Roman"/>
+        </w:rPr>
+        <w:t xml:space="preserve">; </w:t>
+      </w:r>
+      <w:proofErr w:type="spellStart"/>
+      <w:r>
+        <w:rPr>
+          <w:rFonts w:cs="Times New Roman"/>
+        </w:rPr>
+        <w:t>ng</w:t>
+      </w:r>
+      <w:proofErr w:type="spellEnd"/>
+      <w:r>
+        <w:rPr>
+          <w:rFonts w:cs="Times New Roman"/>
+        </w:rPr>
+        <w:t xml:space="preserve"> → </w:t>
+      </w:r>
+      <w:proofErr w:type="spellStart"/>
+      <w:r>
+        <w:rPr>
+          <w:rFonts w:cs="Times New Roman"/>
+        </w:rPr>
+        <w:t>at</w:t>
+      </w:r>
+      <w:proofErr w:type="spellEnd"/>
+      <w:r>
+        <w:rPr>
+          <w:rFonts w:cs="Times New Roman"/>
+        </w:rPr>
+        <w:t xml:space="preserve">; </w:t>
+      </w:r>
+    </w:p>
+    <w:p>
+      <w:pPr>
+        <w:ind w:firstLine="0"/>
+        <w:rPr>
+          <w:rFonts w:cs="Times New Roman"/>
+        </w:rPr>
+      </w:pPr>
+      <w:proofErr w:type="spellStart"/>
+      <w:r>
+        <w:rPr>
+          <w:rFonts w:cs="Times New Roman"/>
         </w:rPr>
         <w:lastRenderedPageBreak/>
+        <w:t>kd</w:t>
+      </w:r>
+      <w:proofErr w:type="spellEnd"/>
+      <w:r>
+        <w:rPr>
+          <w:rFonts w:cs="Times New Roman"/>
+        </w:rPr>
+        <w:t xml:space="preserve"> → </w:t>
+      </w:r>
+      <w:proofErr w:type="spellStart"/>
+      <w:r>
+        <w:rPr>
+          <w:rFonts w:cs="Times New Roman"/>
+        </w:rPr>
+        <w:t>da</w:t>
+      </w:r>
+      <w:proofErr w:type="spellEnd"/>
+      <w:r>
+        <w:rPr>
+          <w:rFonts w:cs="Times New Roman"/>
+        </w:rPr>
+        <w:t xml:space="preserve">; </w:t>
+      </w:r>
+      <w:proofErr w:type="spellStart"/>
+      <w:r>
+        <w:rPr>
+          <w:rFonts w:cs="Times New Roman"/>
+        </w:rPr>
+        <w:t>yr</w:t>
+      </w:r>
+      <w:proofErr w:type="spellEnd"/>
+      <w:r>
+        <w:rPr>
+          <w:rFonts w:cs="Times New Roman"/>
+        </w:rPr>
+        <w:t xml:space="preserve"> → </w:t>
+      </w:r>
+      <w:proofErr w:type="spellStart"/>
+      <w:r>
+        <w:rPr>
+          <w:rFonts w:cs="Times New Roman"/>
+        </w:rPr>
+        <w:t>wn</w:t>
+      </w:r>
+      <w:proofErr w:type="spellEnd"/>
+      <w:r>
+        <w:rPr>
+          <w:rFonts w:cs="Times New Roman"/>
+        </w:rPr>
+        <w:t>.</w:t>
+      </w:r>
+    </w:p>
+    <w:p>
+      <w:pPr>
+        <w:ind w:firstLine="0"/>
+        <w:rPr>
+          <w:rFonts w:cs="Times New Roman"/>
+          <w:lang w:val="en-US"/>
+        </w:rPr>
+      </w:pPr>
+      <w:r>
+        <w:rPr>
+          <w:rFonts w:cs="Times New Roman"/>
+        </w:rPr>
+        <w:t>Исходный</w:t>
+      </w:r>
+      <w:r>
+        <w:rPr>
+          <w:rFonts w:cs="Times New Roman"/>
+          <w:lang w:val="en-US"/>
+        </w:rPr>
+        <w:t xml:space="preserve"> </w:t>
+      </w:r>
+      <w:r>
+        <w:rPr>
+          <w:rFonts w:cs="Times New Roman"/>
+        </w:rPr>
+        <w:t>текст</w:t>
+      </w:r>
+      <w:r>
+        <w:rPr>
+          <w:rFonts w:cs="Times New Roman"/>
+          <w:lang w:val="en-US"/>
+        </w:rPr>
+        <w:t xml:space="preserve"> – </w:t>
+      </w:r>
+      <w:proofErr w:type="spellStart"/>
+      <w:r>
+        <w:rPr>
+          <w:rFonts w:cs="Times New Roman"/>
+          <w:lang w:val="en-US"/>
+        </w:rPr>
+        <w:t>th</w:t>
+      </w:r>
+      <w:proofErr w:type="spellEnd"/>
+      <w:r>
+        <w:rPr>
+          <w:rFonts w:cs="Times New Roman"/>
+          <w:lang w:val="en-US"/>
+        </w:rPr>
+        <w:t xml:space="preserve"> </w:t>
+      </w:r>
+      <w:r>
+        <w:rPr>
+          <w:rFonts w:cs="Times New Roman"/>
+          <w:lang w:val="en-US"/>
+        </w:rPr>
+        <w:t>ex</w:t>
+      </w:r>
+      <w:r>
+        <w:rPr>
+          <w:rFonts w:cs="Times New Roman"/>
+          <w:lang w:val="en-US"/>
+        </w:rPr>
+        <w:t xml:space="preserve"> </w:t>
+      </w:r>
+      <w:proofErr w:type="spellStart"/>
+      <w:r>
+        <w:rPr>
+          <w:rFonts w:cs="Times New Roman"/>
+          <w:lang w:val="en-US"/>
+        </w:rPr>
+        <w:t>en</w:t>
+      </w:r>
+      <w:proofErr w:type="spellEnd"/>
+      <w:r>
+        <w:rPr>
+          <w:rFonts w:cs="Times New Roman"/>
+          <w:lang w:val="en-US"/>
+        </w:rPr>
+        <w:t xml:space="preserve"> </w:t>
+      </w:r>
+      <w:proofErr w:type="spellStart"/>
+      <w:r>
+        <w:rPr>
+          <w:rFonts w:cs="Times New Roman"/>
+          <w:lang w:val="en-US"/>
+        </w:rPr>
+        <w:t>em</w:t>
+      </w:r>
+      <w:proofErr w:type="spellEnd"/>
+      <w:r>
+        <w:rPr>
+          <w:rFonts w:cs="Times New Roman"/>
+          <w:lang w:val="en-US"/>
+        </w:rPr>
+        <w:t xml:space="preserve"> </w:t>
+      </w:r>
+      <w:proofErr w:type="spellStart"/>
+      <w:r>
+        <w:rPr>
+          <w:rFonts w:cs="Times New Roman"/>
+          <w:lang w:val="en-US"/>
+        </w:rPr>
+        <w:t>ym</w:t>
+      </w:r>
+      <w:proofErr w:type="spellEnd"/>
+      <w:r>
+        <w:rPr>
+          <w:rFonts w:cs="Times New Roman"/>
+          <w:lang w:val="en-US"/>
+        </w:rPr>
+        <w:t xml:space="preserve"> </w:t>
+      </w:r>
+      <w:proofErr w:type="spellStart"/>
+      <w:r>
+        <w:rPr>
+          <w:rFonts w:cs="Times New Roman"/>
+          <w:lang w:val="en-US"/>
+        </w:rPr>
+        <w:t>ov</w:t>
+      </w:r>
+      <w:proofErr w:type="spellEnd"/>
+      <w:r>
+        <w:rPr>
+          <w:rFonts w:cs="Times New Roman"/>
+          <w:lang w:val="en-US"/>
+        </w:rPr>
+        <w:t xml:space="preserve"> </w:t>
+      </w:r>
+      <w:r>
+        <w:rPr>
+          <w:rFonts w:cs="Times New Roman"/>
+          <w:lang w:val="en-US"/>
+        </w:rPr>
+        <w:t>es</w:t>
+      </w:r>
+      <w:r>
+        <w:rPr>
+          <w:rFonts w:cs="Times New Roman"/>
+          <w:lang w:val="en-US"/>
+        </w:rPr>
+        <w:t xml:space="preserve"> </w:t>
+      </w:r>
+      <w:r>
+        <w:rPr>
+          <w:rFonts w:cs="Times New Roman"/>
+          <w:lang w:val="en-US"/>
+        </w:rPr>
+        <w:t xml:space="preserve">at da </w:t>
+      </w:r>
+      <w:proofErr w:type="spellStart"/>
+      <w:r>
+        <w:rPr>
+          <w:rFonts w:cs="Times New Roman"/>
+          <w:lang w:val="en-US"/>
+        </w:rPr>
+        <w:t>wn</w:t>
+      </w:r>
+      <w:proofErr w:type="spellEnd"/>
+      <w:r>
+        <w:rPr>
+          <w:rFonts w:cs="Times New Roman"/>
+          <w:lang w:val="en-US"/>
+        </w:rPr>
+        <w:t>.</w:t>
+      </w:r>
+    </w:p>
+    <w:p>
+      <w:pPr>
+        <w:ind w:firstLine="0"/>
+        <w:rPr>
+          <w:rFonts w:cs="Times New Roman"/>
+          <w:lang w:val="en-US"/>
+        </w:rPr>
+      </w:pPr>
+    </w:p>
+    <w:p>
+      <w:pPr>
+        <w:ind w:firstLine="0"/>
+        <w:rPr>
+          <w:rFonts w:cs="Times New Roman"/>
+        </w:rPr>
+      </w:pPr>
+      <w:r>
+        <w:rPr>
+          <w:rFonts w:cs="Times New Roman"/>
+        </w:rPr>
+        <w:t>Приведем символы к исходному регистру</w:t>
+      </w:r>
+      <w:r>
+        <w:rPr>
+          <w:rFonts w:cs="Times New Roman"/>
+        </w:rPr>
+        <w:t>,</w:t>
+      </w:r>
+      <w:r>
+        <w:rPr>
+          <w:rFonts w:cs="Times New Roman"/>
+        </w:rPr>
+        <w:t xml:space="preserve"> объединим все пары </w:t>
+      </w:r>
+      <w:r>
+        <w:rPr>
+          <w:rFonts w:cs="Times New Roman"/>
+        </w:rPr>
+        <w:t>и вернем все недопустимые символы на их исходные места</w:t>
+      </w:r>
+      <w:r>
+        <w:rPr>
+          <w:rFonts w:cs="Times New Roman"/>
+        </w:rPr>
+        <w:t>.</w:t>
+      </w:r>
+    </w:p>
+    <w:p>
+      <w:pPr>
+        <w:ind w:firstLine="0"/>
+        <w:rPr>
+          <w:rFonts w:cs="Times New Roman"/>
+        </w:rPr>
+      </w:pPr>
+    </w:p>
+    <w:p>
+      <w:pPr>
+        <w:ind w:firstLine="0"/>
+        <w:rPr>
+          <w:rFonts w:cs="Times New Roman"/>
+          <w:lang w:val="en-US"/>
+        </w:rPr>
+      </w:pPr>
+      <w:r>
+        <w:rPr>
+          <w:rFonts w:cs="Times New Roman"/>
+        </w:rPr>
+        <w:t>Исходный</w:t>
+      </w:r>
+      <w:r>
+        <w:rPr>
+          <w:rFonts w:cs="Times New Roman"/>
+          <w:lang w:val="en-US"/>
+        </w:rPr>
+        <w:t xml:space="preserve"> </w:t>
+      </w:r>
+      <w:r>
+        <w:rPr>
+          <w:rFonts w:cs="Times New Roman"/>
+        </w:rPr>
+        <w:t>текст</w:t>
+      </w:r>
+      <w:r>
+        <w:rPr>
+          <w:rFonts w:cs="Times New Roman"/>
+          <w:lang w:val="en-US"/>
+        </w:rPr>
+        <w:t xml:space="preserve"> – </w:t>
+      </w:r>
+      <w:proofErr w:type="spellStart"/>
+      <w:r>
+        <w:rPr>
+          <w:rFonts w:cs="Times New Roman"/>
+          <w:lang w:val="en-US"/>
+        </w:rPr>
+        <w:t>THEx</w:t>
+      </w:r>
+      <w:proofErr w:type="spellEnd"/>
+      <w:r>
+        <w:rPr>
+          <w:rFonts w:cs="Times New Roman"/>
+          <w:lang w:val="en-US"/>
+        </w:rPr>
+        <w:t xml:space="preserve"> ENEMY 12 MOVES `` AT DAWN.</w:t>
+      </w:r>
+    </w:p>
+    <w:p>
+      <w:pPr>
+        <w:ind w:firstLine="0"/>
+        <w:rPr>
+          <w:rFonts w:cs="Times New Roman"/>
+          <w:lang w:val="en-US"/>
+        </w:rPr>
+      </w:pPr>
+    </w:p>
+    <w:p>
+      <w:pPr>
+        <w:ind w:firstLine="0"/>
+        <w:rPr>
+          <w:rFonts w:cs="Times New Roman"/>
+        </w:rPr>
+      </w:pPr>
+      <w:r>
+        <w:rPr>
+          <w:rFonts w:cs="Times New Roman"/>
+        </w:rPr>
+        <w:t>Полученный исходный текст совпадает с результатом работы программы.</w:t>
+      </w:r>
+    </w:p>
+    <w:p>
+      <w:pPr>
+        <w:ind w:firstLine="0"/>
+        <w:rPr>
+          <w:rFonts w:cs="Times New Roman"/>
+        </w:rPr>
+      </w:pPr>
+    </w:p>
+    <w:p>
+      <w:pPr>
+        <w:ind w:firstLine="0"/>
+        <w:rPr>
+          <w:rFonts w:cs="Times New Roman"/>
+        </w:rPr>
+      </w:pPr>
+      <w:r>
+        <w:rPr>
+          <w:rFonts w:cs="Times New Roman"/>
+        </w:rPr>
+        <w:t xml:space="preserve"> </w:t>
+      </w:r>
+    </w:p>
+    <w:p>
+      <w:pPr>
+        <w:ind w:firstLine="0"/>
+        <w:rPr>
+          <w:rFonts w:cs="Times New Roman"/>
+          <w:lang w:val="en-US"/>
+        </w:rPr>
+      </w:pPr>
+      <w:r>
+        <w:rPr>
+          <w:rFonts w:cs="Times New Roman"/>
+        </w:rPr>
+        <w:t>Тест 2</w:t>
+      </w:r>
+    </w:p>
+    <w:p>
+      <w:pPr>
+        <w:ind w:firstLine="0"/>
+        <w:rPr>
+          <w:rFonts w:cs="Times New Roman"/>
+        </w:rPr>
+      </w:pPr>
+      <w:r>
+        <w:t>Скриншоты с результатами работы программы:</w:t>
+      </w:r>
+      <w:r>
+        <w:rPr>
+          <w:rFonts w:cs="Times New Roman"/>
+        </w:rPr>
         <w:drawing>
-          <wp:anchor distT="0" distB="0" distL="114300" distR="114300" simplePos="0" relativeHeight="251683840" behindDoc="0" locked="0" layoutInCell="1" allowOverlap="1" wp14:anchorId="29845C29" wp14:editId="666E6ED0">
+          <wp:anchor distT="0" distB="0" distL="114300" distR="114300" simplePos="0" relativeHeight="251695104" behindDoc="0" locked="0" layoutInCell="1" allowOverlap="1" wp14:anchorId="46DC3A8E" wp14:editId="2AC19146">
             <wp:simplePos x="0" y="0"/>
-            <wp:positionH relativeFrom="column">
-              <wp:posOffset>2942590</wp:posOffset>
+            <wp:positionH relativeFrom="margin">
+              <wp:align>left</wp:align>
             </wp:positionH>
             <wp:positionV relativeFrom="paragraph">
-              <wp:posOffset>95250</wp:posOffset>
+              <wp:posOffset>220980</wp:posOffset>
             </wp:positionV>
-            <wp:extent cx="2721333" cy="2406015"/>
-            <wp:effectExtent l="0" t="0" r="3175" b="0"/>
+            <wp:extent cx="2621280" cy="2266873"/>
+            <wp:effectExtent l="0" t="0" r="7620" b="635"/>
             <wp:wrapNone/>
-            <wp:docPr id="1209807891" name="Рисунок 1" descr="Изображение выглядит как текст, снимок экрана, Шрифт&#10;&#10;Содержимое, созданное искусственным интеллектом, может быть неверным."/>
+            <wp:docPr id="996107831" name="Рисунок 1"/>
             <wp:cNvGraphicFramePr>
               <a:graphicFrameLocks xmlns:a="http://schemas.openxmlformats.org/drawingml/2006/main" noChangeAspect="1"/>
             </wp:cNvGraphicFramePr>
@@ -1071,7 +3001,7 @@
               <a:graphicData uri="http://schemas.openxmlformats.org/drawingml/2006/picture">
                 <pic:pic xmlns:pic="http://schemas.openxmlformats.org/drawingml/2006/picture">
                   <pic:nvPicPr>
-                    <pic:cNvPr id="1209807891" name="Рисунок 1" descr="Изображение выглядит как текст, снимок экрана, Шрифт&#10;&#10;Содержимое, созданное искусственным интеллектом, может быть неверным."/>
+                    <pic:cNvPr id="996107831" name=""/>
                     <pic:cNvPicPr/>
                   </pic:nvPicPr>
                   <pic:blipFill>
@@ -1089,7 +3019,7 @@
                   <pic:spPr>
                     <a:xfrm>
                       <a:off x="0" y="0"/>
-                      <a:ext cx="2721333" cy="2406015"/>
+                      <a:ext cx="2621280" cy="2266873"/>
                     </a:xfrm>
                     <a:prstGeom prst="rect">
                       <a:avLst/>
@@ -1107,23 +3037,31 @@
           </wp:anchor>
         </w:drawing>
       </w:r>
-      <w:r>
-        <w:rPr>
-          <w:noProof/>
+    </w:p>
+    <w:p>
+      <w:pPr>
+        <w:ind w:firstLine="0"/>
+        <w:rPr>
+          <w:rFonts w:cs="Times New Roman"/>
+        </w:rPr>
+      </w:pPr>
+      <w:r>
+        <w:rPr>
+          <w:lang w:val="en-US"/>
         </w:rPr>
         <w:drawing>
-          <wp:anchor distT="0" distB="0" distL="114300" distR="114300" simplePos="0" relativeHeight="251682816" behindDoc="0" locked="0" layoutInCell="1" allowOverlap="1" wp14:anchorId="392FAE70" wp14:editId="29BA754E">
+          <wp:anchor distT="0" distB="0" distL="114300" distR="114300" simplePos="0" relativeHeight="251696128" behindDoc="0" locked="0" layoutInCell="1" allowOverlap="1" wp14:anchorId="7E264A43" wp14:editId="010AE3C0">
             <wp:simplePos x="0" y="0"/>
-            <wp:positionH relativeFrom="column">
-              <wp:posOffset>-219075</wp:posOffset>
+            <wp:positionH relativeFrom="page">
+              <wp:posOffset>4183380</wp:posOffset>
             </wp:positionH>
             <wp:positionV relativeFrom="paragraph">
-              <wp:posOffset>95250</wp:posOffset>
+              <wp:posOffset>8255</wp:posOffset>
             </wp:positionV>
-            <wp:extent cx="2758440" cy="2401383"/>
-            <wp:effectExtent l="0" t="0" r="3810" b="0"/>
+            <wp:extent cx="2552700" cy="2240124"/>
+            <wp:effectExtent l="0" t="0" r="0" b="8255"/>
             <wp:wrapNone/>
-            <wp:docPr id="1364834184" name="Рисунок 1" descr="Изображение выглядит как текст, снимок экрана, Шрифт&#10;&#10;Содержимое, созданное искусственным интеллектом, может быть неверным."/>
+            <wp:docPr id="549907857" name="Рисунок 1"/>
             <wp:cNvGraphicFramePr>
               <a:graphicFrameLocks xmlns:a="http://schemas.openxmlformats.org/drawingml/2006/main" noChangeAspect="1"/>
             </wp:cNvGraphicFramePr>
@@ -1131,7 +3069,7 @@
               <a:graphicData uri="http://schemas.openxmlformats.org/drawingml/2006/picture">
                 <pic:pic xmlns:pic="http://schemas.openxmlformats.org/drawingml/2006/picture">
                   <pic:nvPicPr>
-                    <pic:cNvPr id="1364834184" name="Рисунок 1" descr="Изображение выглядит как текст, снимок экрана, Шрифт&#10;&#10;Содержимое, созданное искусственным интеллектом, может быть неверным."/>
+                    <pic:cNvPr id="549907857" name=""/>
                     <pic:cNvPicPr/>
                   </pic:nvPicPr>
                   <pic:blipFill>
@@ -1149,7 +3087,7 @@
                   <pic:spPr>
                     <a:xfrm>
                       <a:off x="0" y="0"/>
-                      <a:ext cx="2762360" cy="2404796"/>
+                      <a:ext cx="2552700" cy="2240124"/>
                     </a:xfrm>
                     <a:prstGeom prst="rect">
                       <a:avLst/>
@@ -1168,13 +3106,6 @@
         </w:drawing>
       </w:r>
     </w:p>
-    <w:p>
-      <w:pPr>
-        <w:rPr>
-          <w:noProof/>
-        </w:rPr>
-      </w:pPr>
-    </w:p>
     <w:p/>
     <w:p/>
     <w:p/>
@@ -1185,20 +3116,213 @@
     <w:p/>
     <w:p/>
     <w:p>
-      <w:r>
+      <w:pPr>
+        <w:ind w:firstLine="0"/>
+        <w:rPr>
+          <w:lang w:val="en-US"/>
+        </w:rPr>
+      </w:pPr>
+    </w:p>
+    <w:p>
+      <w:pPr>
+        <w:ind w:firstLine="0"/>
+      </w:pPr>
+      <w:r>
+        <w:t xml:space="preserve">      Результат шифрования</w:t>
+      </w:r>
+      <w:r>
+        <w:tab/>
+      </w:r>
+      <w:r>
+        <w:tab/>
+        <w:t xml:space="preserve"> </w:t>
+      </w:r>
+      <w:r>
+        <w:tab/>
+        <w:t xml:space="preserve">   Результат расшифрования</w:t>
+      </w:r>
+    </w:p>
+    <w:p>
+      <w:pPr>
+        <w:ind w:firstLine="0"/>
+      </w:pPr>
+    </w:p>
+    <w:p>
+      <w:pPr>
+        <w:ind w:firstLine="0"/>
+      </w:pPr>
+      <w:r>
+        <w:t>Проверим корректность выполнения программы:</w:t>
+      </w:r>
+    </w:p>
+    <w:p>
+      <w:pPr>
+        <w:ind w:firstLine="0"/>
+      </w:pPr>
+    </w:p>
+    <w:p>
+      <w:pPr>
+        <w:ind w:firstLine="0"/>
+      </w:pPr>
+      <w:r>
+        <w:t>Исходный</w:t>
+      </w:r>
+      <w:r>
+        <w:t xml:space="preserve"> </w:t>
+      </w:r>
+      <w:r>
+        <w:t>текст</w:t>
+      </w:r>
+      <w:r>
+        <w:t xml:space="preserve"> – </w:t>
+      </w:r>
+      <w:proofErr w:type="spellStart"/>
+      <w:r>
+        <w:rPr>
+          <w:lang w:val="en-US"/>
+        </w:rPr>
+        <w:t>oMeGA</w:t>
+      </w:r>
+      <w:proofErr w:type="spellEnd"/>
+    </w:p>
+    <w:p>
+      <w:pPr>
+        <w:ind w:firstLine="0"/>
+        <w:rPr>
+          <w:lang w:val="en-US"/>
+        </w:rPr>
+      </w:pPr>
+      <w:r>
+        <w:t xml:space="preserve">Ключ – </w:t>
+      </w:r>
+      <w:r>
+        <w:rPr>
+          <w:lang w:val="en-US"/>
+        </w:rPr>
+        <w:t>Gra12nt</w:t>
+      </w:r>
+    </w:p>
+    <w:p>
+      <w:pPr>
+        <w:ind w:firstLine="0"/>
+        <w:rPr>
+          <w:lang w:val="en-US"/>
+        </w:rPr>
+      </w:pPr>
+    </w:p>
+    <w:p>
+      <w:pPr>
+        <w:ind w:firstLine="0"/>
+      </w:pPr>
+      <w:r>
+        <w:t>Уберем из ключа недопустимые символы, приведем все символы к одному (нижнему) регистру</w:t>
+      </w:r>
+      <w:r>
+        <w:t>:</w:t>
+      </w:r>
+    </w:p>
+    <w:p>
+      <w:pPr>
+        <w:ind w:firstLine="0"/>
+        <w:rPr>
+          <w:lang w:val="en-US"/>
+        </w:rPr>
+      </w:pPr>
+      <w:r>
+        <w:t xml:space="preserve">Ключ – </w:t>
+      </w:r>
+      <w:r>
+        <w:rPr>
+          <w:lang w:val="en-US"/>
+        </w:rPr>
+        <w:t>grant</w:t>
+      </w:r>
+    </w:p>
+    <w:p>
+      <w:pPr>
+        <w:ind w:firstLine="0"/>
+        <w:rPr>
+          <w:lang w:val="en-US"/>
+        </w:rPr>
+      </w:pPr>
+    </w:p>
+    <w:p>
+      <w:pPr>
+        <w:ind w:firstLine="0"/>
+        <w:rPr>
+          <w:lang w:val="en-US"/>
+        </w:rPr>
+      </w:pPr>
+    </w:p>
+    <w:p>
+      <w:pPr>
+        <w:ind w:firstLine="0"/>
+        <w:rPr>
+          <w:lang w:val="en-US"/>
+        </w:rPr>
+      </w:pPr>
+    </w:p>
+    <w:p>
+      <w:pPr>
+        <w:ind w:firstLine="0"/>
+        <w:rPr>
+          <w:lang w:val="en-US"/>
+        </w:rPr>
+      </w:pPr>
+    </w:p>
+    <w:p>
+      <w:pPr>
+        <w:ind w:firstLine="0"/>
+      </w:pPr>
+    </w:p>
+    <w:p>
+      <w:pPr>
+        <w:ind w:firstLine="0"/>
+      </w:pPr>
+    </w:p>
+    <w:p>
+      <w:pPr>
+        <w:ind w:firstLine="0"/>
+        <w:rPr>
+          <w:lang w:val="en-US"/>
+        </w:rPr>
+      </w:pPr>
+    </w:p>
+    <w:p>
+      <w:pPr>
+        <w:ind w:firstLine="0"/>
+      </w:pPr>
+    </w:p>
+    <w:p>
+      <w:pPr>
+        <w:ind w:firstLine="0"/>
+      </w:pPr>
+      <w:r>
+        <w:lastRenderedPageBreak/>
+        <w:t>Составим таблицу подстановки:</w:t>
+      </w:r>
+    </w:p>
+    <w:p>
+      <w:pPr>
+        <w:ind w:firstLine="0"/>
+      </w:pPr>
+      <w:r>
+        <w:rPr>
+          <w:noProof/>
+        </w:rPr>
         <w:drawing>
-          <wp:anchor distT="0" distB="0" distL="114300" distR="114300" simplePos="0" relativeHeight="251684864" behindDoc="0" locked="0" layoutInCell="1" allowOverlap="1" wp14:anchorId="4D643F99" wp14:editId="16082E19">
+          <wp:anchor distT="0" distB="0" distL="114300" distR="114300" simplePos="0" relativeHeight="251698176" behindDoc="0" locked="0" layoutInCell="1" allowOverlap="1" wp14:anchorId="5F13ACAD" wp14:editId="10D43FB1">
             <wp:simplePos x="0" y="0"/>
-            <wp:positionH relativeFrom="column">
-              <wp:posOffset>-127635</wp:posOffset>
+            <wp:positionH relativeFrom="margin">
+              <wp:posOffset>0</wp:posOffset>
             </wp:positionH>
             <wp:positionV relativeFrom="paragraph">
-              <wp:posOffset>175260</wp:posOffset>
+              <wp:posOffset>0</wp:posOffset>
             </wp:positionV>
-            <wp:extent cx="2529840" cy="2114414"/>
-            <wp:effectExtent l="0" t="0" r="3810" b="635"/>
+            <wp:extent cx="2308860" cy="1859915"/>
+            <wp:effectExtent l="0" t="0" r="0" b="6985"/>
             <wp:wrapNone/>
-            <wp:docPr id="172199333" name="Рисунок 1" descr="Изображение выглядит как снимок экрана, Шрифт, число, текст&#10;&#10;Содержимое, созданное искусственным интеллектом, может быть неверным."/>
+            <wp:docPr id="2105649129" name="Рисунок 1" descr="Изображение выглядит как Шрифт, снимок экрана, число, типография&#10;&#10;Содержимое, созданное искусственным интеллектом, может быть неверным."/>
             <wp:cNvGraphicFramePr>
               <a:graphicFrameLocks xmlns:a="http://schemas.openxmlformats.org/drawingml/2006/main" noChangeAspect="1"/>
             </wp:cNvGraphicFramePr>
@@ -1206,7 +3330,858 @@
               <a:graphicData uri="http://schemas.openxmlformats.org/drawingml/2006/picture">
                 <pic:pic xmlns:pic="http://schemas.openxmlformats.org/drawingml/2006/picture">
                   <pic:nvPicPr>
-                    <pic:cNvPr id="172199333" name="Рисунок 1" descr="Изображение выглядит как снимок экрана, Шрифт, число, текст&#10;&#10;Содержимое, созданное искусственным интеллектом, может быть неверным."/>
+                    <pic:cNvPr id="199106076" name="Рисунок 1" descr="Изображение выглядит как Шрифт, снимок экрана, число, типография&#10;&#10;Содержимое, созданное искусственным интеллектом, может быть неверным."/>
+                    <pic:cNvPicPr/>
+                  </pic:nvPicPr>
+                  <pic:blipFill>
+                    <a:blip r:embed="rId10" cstate="print">
+                      <a:extLst>
+                        <a:ext uri="{28A0092B-C50C-407E-A947-70E740481C1C}">
+                          <a14:useLocalDpi xmlns:a14="http://schemas.microsoft.com/office/drawing/2010/main" val="0"/>
+                        </a:ext>
+                      </a:extLst>
+                    </a:blip>
+                    <a:stretch>
+                      <a:fillRect/>
+                    </a:stretch>
+                  </pic:blipFill>
+                  <pic:spPr>
+                    <a:xfrm>
+                      <a:off x="0" y="0"/>
+                      <a:ext cx="2308860" cy="1859915"/>
+                    </a:xfrm>
+                    <a:prstGeom prst="rect">
+                      <a:avLst/>
+                    </a:prstGeom>
+                  </pic:spPr>
+                </pic:pic>
+              </a:graphicData>
+            </a:graphic>
+            <wp14:sizeRelH relativeFrom="margin">
+              <wp14:pctWidth>0</wp14:pctWidth>
+            </wp14:sizeRelH>
+            <wp14:sizeRelV relativeFrom="margin">
+              <wp14:pctHeight>0</wp14:pctHeight>
+            </wp14:sizeRelV>
+          </wp:anchor>
+        </w:drawing>
+      </w:r>
+    </w:p>
+    <w:p>
+      <w:pPr>
+        <w:ind w:firstLine="0"/>
+      </w:pPr>
+    </w:p>
+    <w:p>
+      <w:pPr>
+        <w:ind w:firstLine="0"/>
+      </w:pPr>
+    </w:p>
+    <w:p>
+      <w:pPr>
+        <w:ind w:firstLine="0"/>
+        <w:rPr>
+          <w:lang w:val="en-US"/>
+        </w:rPr>
+      </w:pPr>
+      <w:r>
+        <w:t xml:space="preserve">Составим таблицу </w:t>
+      </w:r>
+      <w:proofErr w:type="spellStart"/>
+      <w:r>
+        <w:t>подстановк</w:t>
+      </w:r>
+      <w:proofErr w:type="spellEnd"/>
+    </w:p>
+    <w:p>
+      <w:pPr>
+        <w:ind w:firstLine="0"/>
+        <w:rPr>
+          <w:lang w:val="en-US"/>
+        </w:rPr>
+      </w:pPr>
+    </w:p>
+    <w:p>
+      <w:pPr>
+        <w:ind w:firstLine="0"/>
+        <w:rPr>
+          <w:lang w:val="en-US"/>
+        </w:rPr>
+      </w:pPr>
+    </w:p>
+    <w:p>
+      <w:pPr>
+        <w:ind w:firstLine="0"/>
+        <w:rPr>
+          <w:lang w:val="en-US"/>
+        </w:rPr>
+      </w:pPr>
+    </w:p>
+    <w:p>
+      <w:pPr>
+        <w:ind w:firstLine="0"/>
+        <w:rPr>
+          <w:lang w:val="en-US"/>
+        </w:rPr>
+      </w:pPr>
+    </w:p>
+    <w:p>
+      <w:pPr>
+        <w:ind w:firstLine="0"/>
+        <w:rPr>
+          <w:lang w:val="en-US"/>
+        </w:rPr>
+      </w:pPr>
+    </w:p>
+    <w:p>
+      <w:pPr>
+        <w:ind w:firstLine="0"/>
+        <w:rPr>
+          <w:lang w:val="en-US"/>
+        </w:rPr>
+      </w:pPr>
+    </w:p>
+    <w:p>
+      <w:pPr>
+        <w:ind w:firstLine="0"/>
+      </w:pPr>
+      <w:r>
+        <w:t>Преобразованный исходный текст</w:t>
+      </w:r>
+      <w:r>
+        <w:t xml:space="preserve"> – </w:t>
+      </w:r>
+      <w:r>
+        <w:rPr>
+          <w:lang w:val="en-US"/>
+        </w:rPr>
+        <w:t>om</w:t>
+      </w:r>
+      <w:r>
+        <w:t xml:space="preserve"> </w:t>
+      </w:r>
+      <w:proofErr w:type="spellStart"/>
+      <w:r>
+        <w:rPr>
+          <w:lang w:val="en-US"/>
+        </w:rPr>
+        <w:t>eg</w:t>
+      </w:r>
+      <w:proofErr w:type="spellEnd"/>
+      <w:r>
+        <w:t xml:space="preserve"> </w:t>
+      </w:r>
+      <w:r>
+        <w:rPr>
+          <w:lang w:val="en-US"/>
+        </w:rPr>
+        <w:t>ax</w:t>
+      </w:r>
+      <w:r>
+        <w:t>.</w:t>
+      </w:r>
+    </w:p>
+    <w:p>
+      <w:pPr>
+        <w:ind w:firstLine="0"/>
+      </w:pPr>
+    </w:p>
+    <w:p>
+      <w:pPr>
+        <w:ind w:firstLine="0"/>
+        <w:rPr>
+          <w:lang w:val="en-US"/>
+        </w:rPr>
+      </w:pPr>
+      <w:r>
+        <w:t>Зашифруем каждую пару символов</w:t>
+      </w:r>
+      <w:r>
+        <w:t xml:space="preserve"> </w:t>
+      </w:r>
+      <w:r>
+        <w:t xml:space="preserve">пользуясь </w:t>
+      </w:r>
+      <w:r>
+        <w:t>таблицей</w:t>
+      </w:r>
+      <w:r>
+        <w:t>:</w:t>
+      </w:r>
+    </w:p>
+    <w:p>
+      <w:pPr>
+        <w:ind w:firstLine="0"/>
+        <w:rPr>
+          <w:rFonts w:cs="Times New Roman"/>
+        </w:rPr>
+      </w:pPr>
+      <w:r>
+        <w:rPr>
+          <w:lang w:val="en-US"/>
+        </w:rPr>
+        <w:t xml:space="preserve">om </w:t>
+      </w:r>
+      <w:r>
+        <w:rPr>
+          <w:rFonts w:cs="Times New Roman"/>
+          <w:lang w:val="en-US"/>
+        </w:rPr>
+        <w:t>→</w:t>
+      </w:r>
+      <w:r>
+        <w:rPr>
+          <w:rFonts w:cs="Times New Roman"/>
+          <w:lang w:val="en-US"/>
+        </w:rPr>
+        <w:t xml:space="preserve"> uh; </w:t>
+      </w:r>
+      <w:proofErr w:type="spellStart"/>
+      <w:r>
+        <w:rPr>
+          <w:rFonts w:cs="Times New Roman"/>
+          <w:lang w:val="en-US"/>
+        </w:rPr>
+        <w:t>eg</w:t>
+      </w:r>
+      <w:proofErr w:type="spellEnd"/>
+      <w:r>
+        <w:rPr>
+          <w:rFonts w:cs="Times New Roman"/>
+          <w:lang w:val="en-US"/>
+        </w:rPr>
+        <w:t xml:space="preserve"> </w:t>
+      </w:r>
+      <w:r>
+        <w:rPr>
+          <w:rFonts w:cs="Times New Roman"/>
+          <w:lang w:val="en-US"/>
+        </w:rPr>
+        <w:t>→</w:t>
+      </w:r>
+      <w:r>
+        <w:rPr>
+          <w:rFonts w:cs="Times New Roman"/>
+          <w:lang w:val="en-US"/>
+        </w:rPr>
+        <w:t xml:space="preserve"> bn; ax </w:t>
+      </w:r>
+      <w:r>
+        <w:rPr>
+          <w:rFonts w:cs="Times New Roman"/>
+          <w:lang w:val="en-US"/>
+        </w:rPr>
+        <w:t>→</w:t>
+      </w:r>
+      <w:r>
+        <w:rPr>
+          <w:rFonts w:cs="Times New Roman"/>
+          <w:lang w:val="en-US"/>
+        </w:rPr>
+        <w:t xml:space="preserve"> da.</w:t>
+      </w:r>
+    </w:p>
+    <w:p>
+      <w:pPr>
+        <w:ind w:firstLine="0"/>
+        <w:rPr>
+          <w:rFonts w:cs="Times New Roman"/>
+        </w:rPr>
+      </w:pPr>
+    </w:p>
+    <w:p>
+      <w:pPr>
+        <w:ind w:firstLine="0"/>
+        <w:rPr>
+          <w:rFonts w:cs="Times New Roman"/>
+        </w:rPr>
+      </w:pPr>
+      <w:r>
+        <w:rPr>
+          <w:rFonts w:cs="Times New Roman"/>
+        </w:rPr>
+        <w:t xml:space="preserve">Получаем шифротекст – </w:t>
+      </w:r>
+      <w:r>
+        <w:rPr>
+          <w:rFonts w:cs="Times New Roman"/>
+          <w:lang w:val="en-US"/>
+        </w:rPr>
+        <w:t>uh</w:t>
+      </w:r>
+      <w:r>
+        <w:rPr>
+          <w:rFonts w:cs="Times New Roman"/>
+        </w:rPr>
+        <w:t xml:space="preserve"> </w:t>
+      </w:r>
+      <w:r>
+        <w:rPr>
+          <w:rFonts w:cs="Times New Roman"/>
+          <w:lang w:val="en-US"/>
+        </w:rPr>
+        <w:t>bn</w:t>
+      </w:r>
+      <w:r>
+        <w:rPr>
+          <w:rFonts w:cs="Times New Roman"/>
+        </w:rPr>
+        <w:t xml:space="preserve"> </w:t>
+      </w:r>
+      <w:r>
+        <w:rPr>
+          <w:rFonts w:cs="Times New Roman"/>
+          <w:lang w:val="en-US"/>
+        </w:rPr>
+        <w:t>da</w:t>
+      </w:r>
+      <w:r>
+        <w:rPr>
+          <w:rFonts w:cs="Times New Roman"/>
+        </w:rPr>
+        <w:t>.</w:t>
+      </w:r>
+    </w:p>
+    <w:p>
+      <w:pPr>
+        <w:ind w:firstLine="0"/>
+        <w:rPr>
+          <w:rFonts w:ascii="Batang" w:eastAsia="Batang" w:hAnsi="Batang" w:cs="Batang"/>
+        </w:rPr>
+      </w:pPr>
+    </w:p>
+    <w:p>
+      <w:pPr>
+        <w:ind w:firstLine="0"/>
+        <w:rPr>
+          <w:rFonts w:cs="Times New Roman"/>
+        </w:rPr>
+      </w:pPr>
+      <w:r>
+        <w:rPr>
+          <w:rFonts w:cs="Times New Roman"/>
+        </w:rPr>
+        <w:t>Приведем символы к исходному регистру и объединим все пары в шифротекст.</w:t>
+      </w:r>
+    </w:p>
+    <w:p>
+      <w:pPr>
+        <w:ind w:firstLine="0"/>
+        <w:rPr>
+          <w:rFonts w:cs="Times New Roman"/>
+        </w:rPr>
+      </w:pPr>
+      <w:r>
+        <w:rPr>
+          <w:rFonts w:cs="Times New Roman"/>
+        </w:rPr>
+        <w:t xml:space="preserve">Получаем шифротекст – </w:t>
+      </w:r>
+      <w:proofErr w:type="spellStart"/>
+      <w:r>
+        <w:rPr>
+          <w:rFonts w:cs="Times New Roman"/>
+          <w:lang w:val="en-US"/>
+        </w:rPr>
+        <w:t>uHbNDa</w:t>
+      </w:r>
+      <w:proofErr w:type="spellEnd"/>
+      <w:r>
+        <w:rPr>
+          <w:rFonts w:cs="Times New Roman"/>
+        </w:rPr>
+        <w:t>.</w:t>
+      </w:r>
+    </w:p>
+    <w:p>
+      <w:pPr>
+        <w:ind w:firstLine="0"/>
+        <w:rPr>
+          <w:rFonts w:cs="Times New Roman"/>
+        </w:rPr>
+      </w:pPr>
+    </w:p>
+    <w:p>
+      <w:pPr>
+        <w:ind w:firstLine="0"/>
+        <w:rPr>
+          <w:rFonts w:cs="Times New Roman"/>
+        </w:rPr>
+      </w:pPr>
+      <w:r>
+        <w:rPr>
+          <w:rFonts w:cs="Times New Roman"/>
+        </w:rPr>
+        <w:t>Полученный шифротекст совпадает с результатом работы программы.</w:t>
+      </w:r>
+    </w:p>
+    <w:p>
+      <w:pPr>
+        <w:ind w:firstLine="0"/>
+        <w:rPr>
+          <w:rFonts w:cs="Times New Roman"/>
+        </w:rPr>
+      </w:pPr>
+    </w:p>
+    <w:p>
+      <w:pPr>
+        <w:ind w:firstLine="0"/>
+        <w:rPr>
+          <w:rFonts w:cs="Times New Roman"/>
+        </w:rPr>
+      </w:pPr>
+      <w:r>
+        <w:rPr>
+          <w:rFonts w:cs="Times New Roman"/>
+        </w:rPr>
+        <w:t>Расшифруем полученный шифротекст.</w:t>
+      </w:r>
+    </w:p>
+    <w:p>
+      <w:pPr>
+        <w:ind w:firstLine="0"/>
+        <w:rPr>
+          <w:rFonts w:cs="Times New Roman"/>
+        </w:rPr>
+      </w:pPr>
+    </w:p>
+    <w:p>
+      <w:pPr>
+        <w:ind w:firstLine="0"/>
+        <w:rPr>
+          <w:rFonts w:cs="Times New Roman"/>
+        </w:rPr>
+      </w:pPr>
+      <w:r>
+        <w:rPr>
+          <w:rFonts w:cs="Times New Roman"/>
+        </w:rPr>
+        <w:t xml:space="preserve">Преобразованный шифротекст – </w:t>
+      </w:r>
+      <w:r>
+        <w:rPr>
+          <w:rFonts w:cs="Times New Roman"/>
+          <w:lang w:val="en-US"/>
+        </w:rPr>
+        <w:t>uh</w:t>
+      </w:r>
+      <w:r>
+        <w:rPr>
+          <w:rFonts w:cs="Times New Roman"/>
+        </w:rPr>
+        <w:t xml:space="preserve"> </w:t>
+      </w:r>
+      <w:r>
+        <w:rPr>
+          <w:rFonts w:cs="Times New Roman"/>
+          <w:lang w:val="en-US"/>
+        </w:rPr>
+        <w:t>bn</w:t>
+      </w:r>
+      <w:r>
+        <w:rPr>
+          <w:rFonts w:cs="Times New Roman"/>
+        </w:rPr>
+        <w:t xml:space="preserve"> </w:t>
+      </w:r>
+      <w:r>
+        <w:rPr>
+          <w:rFonts w:cs="Times New Roman"/>
+          <w:lang w:val="en-US"/>
+        </w:rPr>
+        <w:t>da</w:t>
+      </w:r>
+      <w:r>
+        <w:rPr>
+          <w:rFonts w:cs="Times New Roman"/>
+        </w:rPr>
+        <w:t>.</w:t>
+      </w:r>
+    </w:p>
+    <w:p>
+      <w:pPr>
+        <w:ind w:firstLine="0"/>
+        <w:rPr>
+          <w:rFonts w:cs="Times New Roman"/>
+        </w:rPr>
+      </w:pPr>
+    </w:p>
+    <w:p>
+      <w:pPr>
+        <w:ind w:firstLine="0"/>
+        <w:rPr>
+          <w:rFonts w:cs="Times New Roman"/>
+        </w:rPr>
+      </w:pPr>
+      <w:r>
+        <w:rPr>
+          <w:rFonts w:cs="Times New Roman"/>
+        </w:rPr>
+        <w:t>Расшифруем каждую пару символов:</w:t>
+      </w:r>
+    </w:p>
+    <w:p>
+      <w:pPr>
+        <w:ind w:firstLine="0"/>
+        <w:rPr>
+          <w:rFonts w:cs="Times New Roman"/>
+        </w:rPr>
+      </w:pPr>
+      <w:r>
+        <w:rPr>
+          <w:rFonts w:cs="Times New Roman"/>
+          <w:lang w:val="en-US"/>
+        </w:rPr>
+        <w:t>uh</w:t>
+      </w:r>
+      <w:r>
+        <w:rPr>
+          <w:rFonts w:cs="Times New Roman"/>
+        </w:rPr>
+        <w:t xml:space="preserve"> → </w:t>
+      </w:r>
+      <w:r>
+        <w:rPr>
+          <w:rFonts w:cs="Times New Roman"/>
+          <w:lang w:val="en-US"/>
+        </w:rPr>
+        <w:t>om</w:t>
+      </w:r>
+      <w:r>
+        <w:rPr>
+          <w:rFonts w:cs="Times New Roman"/>
+        </w:rPr>
+        <w:t xml:space="preserve">; </w:t>
+      </w:r>
+      <w:r>
+        <w:rPr>
+          <w:rFonts w:cs="Times New Roman"/>
+          <w:lang w:val="en-US"/>
+        </w:rPr>
+        <w:t>bn</w:t>
+      </w:r>
+      <w:r>
+        <w:rPr>
+          <w:rFonts w:cs="Times New Roman"/>
+        </w:rPr>
+        <w:t xml:space="preserve"> → </w:t>
+      </w:r>
+      <w:proofErr w:type="spellStart"/>
+      <w:r>
+        <w:rPr>
+          <w:rFonts w:cs="Times New Roman"/>
+          <w:lang w:val="en-US"/>
+        </w:rPr>
+        <w:t>eg</w:t>
+      </w:r>
+      <w:proofErr w:type="spellEnd"/>
+      <w:r>
+        <w:rPr>
+          <w:rFonts w:cs="Times New Roman"/>
+        </w:rPr>
+        <w:t xml:space="preserve">; </w:t>
+      </w:r>
+      <w:r>
+        <w:rPr>
+          <w:rFonts w:cs="Times New Roman"/>
+          <w:lang w:val="en-US"/>
+        </w:rPr>
+        <w:t>da</w:t>
+      </w:r>
+      <w:r>
+        <w:rPr>
+          <w:rFonts w:cs="Times New Roman"/>
+        </w:rPr>
+        <w:t xml:space="preserve"> → </w:t>
+      </w:r>
+      <w:r>
+        <w:rPr>
+          <w:rFonts w:cs="Times New Roman"/>
+          <w:lang w:val="en-US"/>
+        </w:rPr>
+        <w:t>ax</w:t>
+      </w:r>
+      <w:r>
+        <w:rPr>
+          <w:rFonts w:cs="Times New Roman"/>
+        </w:rPr>
+        <w:t>.</w:t>
+      </w:r>
+    </w:p>
+    <w:p>
+      <w:pPr>
+        <w:ind w:firstLine="0"/>
+        <w:rPr>
+          <w:rFonts w:cs="Times New Roman"/>
+        </w:rPr>
+      </w:pPr>
+    </w:p>
+    <w:p>
+      <w:pPr>
+        <w:ind w:firstLine="0"/>
+        <w:rPr>
+          <w:rFonts w:cs="Times New Roman"/>
+        </w:rPr>
+      </w:pPr>
+      <w:r>
+        <w:rPr>
+          <w:rFonts w:cs="Times New Roman"/>
+        </w:rPr>
+        <w:t>Исходный</w:t>
+      </w:r>
+      <w:r>
+        <w:rPr>
+          <w:rFonts w:cs="Times New Roman"/>
+        </w:rPr>
+        <w:t xml:space="preserve"> </w:t>
+      </w:r>
+      <w:r>
+        <w:rPr>
+          <w:rFonts w:cs="Times New Roman"/>
+        </w:rPr>
+        <w:t>текст</w:t>
+      </w:r>
+      <w:r>
+        <w:rPr>
+          <w:rFonts w:cs="Times New Roman"/>
+        </w:rPr>
+        <w:t xml:space="preserve"> – </w:t>
+      </w:r>
+      <w:r>
+        <w:rPr>
+          <w:rFonts w:cs="Times New Roman"/>
+          <w:lang w:val="en-US"/>
+        </w:rPr>
+        <w:t>om</w:t>
+      </w:r>
+      <w:r>
+        <w:rPr>
+          <w:rFonts w:cs="Times New Roman"/>
+        </w:rPr>
+        <w:t xml:space="preserve"> </w:t>
+      </w:r>
+      <w:proofErr w:type="spellStart"/>
+      <w:r>
+        <w:rPr>
+          <w:rFonts w:cs="Times New Roman"/>
+          <w:lang w:val="en-US"/>
+        </w:rPr>
+        <w:t>eg</w:t>
+      </w:r>
+      <w:proofErr w:type="spellEnd"/>
+      <w:r>
+        <w:rPr>
+          <w:rFonts w:cs="Times New Roman"/>
+        </w:rPr>
+        <w:t xml:space="preserve"> </w:t>
+      </w:r>
+      <w:r>
+        <w:rPr>
+          <w:rFonts w:cs="Times New Roman"/>
+          <w:lang w:val="en-US"/>
+        </w:rPr>
+        <w:t>ax</w:t>
+      </w:r>
+      <w:r>
+        <w:rPr>
+          <w:rFonts w:cs="Times New Roman"/>
+        </w:rPr>
+        <w:t>.</w:t>
+      </w:r>
+    </w:p>
+    <w:p>
+      <w:pPr>
+        <w:ind w:firstLine="0"/>
+        <w:rPr>
+          <w:rFonts w:cs="Times New Roman"/>
+        </w:rPr>
+      </w:pPr>
+    </w:p>
+    <w:p>
+      <w:pPr>
+        <w:ind w:firstLine="0"/>
+        <w:rPr>
+          <w:rFonts w:cs="Times New Roman"/>
+        </w:rPr>
+      </w:pPr>
+      <w:r>
+        <w:rPr>
+          <w:rFonts w:cs="Times New Roman"/>
+        </w:rPr>
+        <w:t>Приведем символы к исходному регистру</w:t>
+      </w:r>
+      <w:r>
+        <w:rPr>
+          <w:rFonts w:cs="Times New Roman"/>
+        </w:rPr>
+        <w:t>,</w:t>
+      </w:r>
+      <w:r>
+        <w:rPr>
+          <w:rFonts w:cs="Times New Roman"/>
+        </w:rPr>
+        <w:t xml:space="preserve"> объединим все пары</w:t>
+      </w:r>
+      <w:r>
+        <w:rPr>
+          <w:rFonts w:cs="Times New Roman"/>
+        </w:rPr>
+        <w:t>.</w:t>
+      </w:r>
+    </w:p>
+    <w:p>
+      <w:pPr>
+        <w:ind w:firstLine="0"/>
+        <w:rPr>
+          <w:rFonts w:cs="Times New Roman"/>
+          <w:lang w:val="en-US"/>
+        </w:rPr>
+      </w:pPr>
+      <w:r>
+        <w:rPr>
+          <w:rFonts w:cs="Times New Roman"/>
+        </w:rPr>
+        <w:t>Исходный</w:t>
+      </w:r>
+      <w:r>
+        <w:rPr>
+          <w:rFonts w:cs="Times New Roman"/>
+          <w:lang w:val="en-US"/>
+        </w:rPr>
+        <w:t xml:space="preserve"> </w:t>
+      </w:r>
+      <w:r>
+        <w:rPr>
+          <w:rFonts w:cs="Times New Roman"/>
+        </w:rPr>
+        <w:t>текст</w:t>
+      </w:r>
+      <w:r>
+        <w:rPr>
+          <w:rFonts w:cs="Times New Roman"/>
+          <w:lang w:val="en-US"/>
+        </w:rPr>
+        <w:t xml:space="preserve"> –</w:t>
+      </w:r>
+      <w:r>
+        <w:rPr>
+          <w:rFonts w:cs="Times New Roman"/>
+          <w:lang w:val="en-US"/>
+        </w:rPr>
+        <w:t xml:space="preserve"> </w:t>
+      </w:r>
+      <w:proofErr w:type="spellStart"/>
+      <w:r>
+        <w:rPr>
+          <w:rFonts w:cs="Times New Roman"/>
+          <w:lang w:val="en-US"/>
+        </w:rPr>
+        <w:t>oMeGAx</w:t>
+      </w:r>
+      <w:proofErr w:type="spellEnd"/>
+      <w:r>
+        <w:rPr>
+          <w:rFonts w:cs="Times New Roman"/>
+          <w:lang w:val="en-US"/>
+        </w:rPr>
+        <w:t>.</w:t>
+      </w:r>
+    </w:p>
+    <w:p>
+      <w:pPr>
+        <w:ind w:firstLine="0"/>
+        <w:rPr>
+          <w:rFonts w:cs="Times New Roman"/>
+          <w:lang w:val="en-US"/>
+        </w:rPr>
+      </w:pPr>
+    </w:p>
+    <w:p>
+      <w:pPr>
+        <w:ind w:firstLine="0"/>
+      </w:pPr>
+      <w:r>
+        <w:rPr>
+          <w:rFonts w:cs="Times New Roman"/>
+        </w:rPr>
+        <w:t>Полученный исходный текст совпадает с результатом работы программы.</w:t>
+      </w:r>
+    </w:p>
+    <w:p>
+      <w:pPr>
+        <w:ind w:firstLine="0"/>
+        <w:rPr>
+          <w:lang w:val="en-US"/>
+        </w:rPr>
+      </w:pPr>
+    </w:p>
+    <w:p>
+      <w:pPr>
+        <w:ind w:firstLine="0"/>
+        <w:rPr>
+          <w:lang w:val="en-US"/>
+        </w:rPr>
+      </w:pPr>
+    </w:p>
+    <w:p>
+      <w:pPr>
+        <w:ind w:firstLine="0"/>
+        <w:rPr>
+          <w:lang w:val="en-US"/>
+        </w:rPr>
+      </w:pPr>
+    </w:p>
+    <w:p>
+      <w:pPr>
+        <w:ind w:firstLine="0"/>
+      </w:pPr>
+    </w:p>
+    <w:p>
+      <w:pPr>
+        <w:ind w:firstLine="0"/>
+      </w:pPr>
+      <w:r>
+        <w:lastRenderedPageBreak/>
+        <w:t>Тест 3</w:t>
+      </w:r>
+    </w:p>
+    <w:p>
+      <w:pPr>
+        <w:ind w:firstLine="0"/>
+      </w:pPr>
+      <w:r>
+        <w:t>Скриншоты с результатами работы программы:</w:t>
+      </w:r>
+    </w:p>
+    <w:p>
+      <w:pPr>
+        <w:ind w:firstLine="0"/>
+      </w:pPr>
+      <w:r>
+        <w:rPr>
+          <w:lang w:val="en-US"/>
+        </w:rPr>
+        <w:drawing>
+          <wp:anchor distT="0" distB="0" distL="114300" distR="114300" simplePos="0" relativeHeight="251700224" behindDoc="0" locked="0" layoutInCell="1" allowOverlap="1" wp14:anchorId="4C039CEB" wp14:editId="0201344E">
+            <wp:simplePos x="0" y="0"/>
+            <wp:positionH relativeFrom="column">
+              <wp:posOffset>3324224</wp:posOffset>
+            </wp:positionH>
+            <wp:positionV relativeFrom="paragraph">
+              <wp:posOffset>4445</wp:posOffset>
+            </wp:positionV>
+            <wp:extent cx="2697743" cy="2400300"/>
+            <wp:effectExtent l="0" t="0" r="7620" b="0"/>
+            <wp:wrapNone/>
+            <wp:docPr id="1146686143" name="Рисунок 1"/>
+            <wp:cNvGraphicFramePr>
+              <a:graphicFrameLocks xmlns:a="http://schemas.openxmlformats.org/drawingml/2006/main" noChangeAspect="1"/>
+            </wp:cNvGraphicFramePr>
+            <a:graphic xmlns:a="http://schemas.openxmlformats.org/drawingml/2006/main">
+              <a:graphicData uri="http://schemas.openxmlformats.org/drawingml/2006/picture">
+                <pic:pic xmlns:pic="http://schemas.openxmlformats.org/drawingml/2006/picture">
+                  <pic:nvPicPr>
+                    <pic:cNvPr id="1146686143" name=""/>
                     <pic:cNvPicPr/>
                   </pic:nvPicPr>
                   <pic:blipFill>
@@ -1224,7 +4199,7 @@
                   <pic:spPr>
                     <a:xfrm>
                       <a:off x="0" y="0"/>
-                      <a:ext cx="2529840" cy="2114414"/>
+                      <a:ext cx="2704580" cy="2406383"/>
                     </a:xfrm>
                     <a:prstGeom prst="rect">
                       <a:avLst/>
@@ -1242,182 +4217,23 @@
           </wp:anchor>
         </w:drawing>
       </w:r>
-    </w:p>
-    <w:p/>
-    <w:p>
-      <w:pPr>
-        <w:rPr>
-          <w:lang w:val="en-US"/>
-        </w:rPr>
-      </w:pPr>
-    </w:p>
-    <w:p>
-      <w:pPr>
-        <w:rPr>
-          <w:lang w:val="en-US"/>
-        </w:rPr>
-      </w:pPr>
-    </w:p>
-    <w:p>
-      <w:pPr>
-        <w:rPr>
-          <w:lang w:val="en-US"/>
-        </w:rPr>
-      </w:pPr>
-    </w:p>
-    <w:p>
-      <w:pPr>
-        <w:rPr>
-          <w:lang w:val="en-US"/>
-        </w:rPr>
-      </w:pPr>
-    </w:p>
-    <w:p>
-      <w:pPr>
-        <w:rPr>
-          <w:lang w:val="en-US"/>
-        </w:rPr>
-      </w:pPr>
-    </w:p>
-    <w:p>
-      <w:pPr>
-        <w:rPr>
-          <w:lang w:val="en-US"/>
-        </w:rPr>
-      </w:pPr>
-    </w:p>
-    <w:p>
-      <w:pPr>
-        <w:rPr>
-          <w:lang w:val="en-US"/>
-        </w:rPr>
-      </w:pPr>
-    </w:p>
-    <w:p>
-      <w:pPr>
-        <w:rPr>
-          <w:lang w:val="en-US"/>
-        </w:rPr>
-      </w:pPr>
-    </w:p>
-    <w:p/>
-    <w:p>
-      <w:pPr>
-        <w:ind w:firstLine="0"/>
-      </w:pPr>
-      <w:r>
-        <w:t xml:space="preserve">Получаем следующий </w:t>
-      </w:r>
-      <w:proofErr w:type="spellStart"/>
-      <w:r>
-        <w:t>шифротекст</w:t>
-      </w:r>
-      <w:proofErr w:type="spellEnd"/>
-      <w:r>
-        <w:t xml:space="preserve"> </w:t>
-      </w:r>
-      <w:r>
-        <w:rPr>
-          <w:lang w:val="en-US"/>
-        </w:rPr>
-        <w:t>C</w:t>
-      </w:r>
-      <w:r>
-        <w:t xml:space="preserve"> = “</w:t>
-      </w:r>
-      <w:proofErr w:type="spellStart"/>
-      <w:r>
-        <w:t>cbnvmppo</w:t>
-      </w:r>
-      <w:proofErr w:type="spellEnd"/>
-      <w:r>
-        <w:t xml:space="preserve"> `=13 </w:t>
-      </w:r>
-      <w:proofErr w:type="spellStart"/>
-      <w:r>
-        <w:t>vsvs</w:t>
-      </w:r>
-      <w:proofErr w:type="spellEnd"/>
-      <w:r>
-        <w:t>”</w:t>
-      </w:r>
-    </w:p>
-    <w:p/>
-    <w:p>
-      <w:pPr>
-        <w:rPr>
-          <w:noProof/>
-          <w:lang w:val="en-US"/>
-        </w:rPr>
-      </w:pPr>
-    </w:p>
-    <w:p>
-      <w:pPr>
-        <w:rPr>
-          <w:noProof/>
-          <w:lang w:val="en-US"/>
-        </w:rPr>
-      </w:pPr>
-    </w:p>
-    <w:p>
-      <w:pPr>
-        <w:rPr>
-          <w:noProof/>
-          <w:lang w:val="en-US"/>
-        </w:rPr>
-      </w:pPr>
-    </w:p>
-    <w:p>
-      <w:pPr>
-        <w:rPr>
-          <w:noProof/>
-          <w:lang w:val="en-US"/>
-        </w:rPr>
-      </w:pPr>
-    </w:p>
-    <w:p>
-      <w:pPr>
-        <w:rPr>
-          <w:noProof/>
-          <w:lang w:val="en-US"/>
-        </w:rPr>
-      </w:pPr>
-    </w:p>
-    <w:p>
-      <w:pPr>
-        <w:rPr>
-          <w:lang w:val="en-US"/>
-        </w:rPr>
-      </w:pPr>
-    </w:p>
-    <w:p/>
-    <w:p/>
-    <w:p/>
-    <w:p/>
-    <w:p/>
-    <w:p/>
-    <w:p/>
-    <w:p/>
-    <w:p/>
-    <w:p/>
-    <w:p/>
-    <w:p/>
-    <w:p/>
-    <w:p>
-      <w:r>
+      <w:r>
+        <w:rPr>
+          <w:lang w:val="en-US"/>
+        </w:rPr>
         <w:drawing>
-          <wp:anchor distT="0" distB="0" distL="114300" distR="114300" simplePos="0" relativeHeight="251685888" behindDoc="0" locked="0" layoutInCell="1" allowOverlap="1" wp14:anchorId="1EBE6A9C" wp14:editId="157241D4">
+          <wp:anchor distT="0" distB="0" distL="114300" distR="114300" simplePos="0" relativeHeight="251699200" behindDoc="0" locked="0" layoutInCell="1" allowOverlap="1" wp14:anchorId="444630DD" wp14:editId="724F6406">
             <wp:simplePos x="0" y="0"/>
-            <wp:positionH relativeFrom="column">
-              <wp:posOffset>37465</wp:posOffset>
+            <wp:positionH relativeFrom="margin">
+              <wp:align>left</wp:align>
             </wp:positionH>
             <wp:positionV relativeFrom="paragraph">
-              <wp:posOffset>292599</wp:posOffset>
+              <wp:posOffset>4445</wp:posOffset>
             </wp:positionV>
-            <wp:extent cx="2762250" cy="2453776"/>
-            <wp:effectExtent l="0" t="0" r="0" b="3810"/>
+            <wp:extent cx="2701879" cy="2392680"/>
+            <wp:effectExtent l="0" t="0" r="3810" b="7620"/>
             <wp:wrapNone/>
-            <wp:docPr id="907514592" name="Рисунок 1" descr="Изображение выглядит как текст, снимок экрана, Шрифт&#10;&#10;Содержимое, созданное искусственным интеллектом, может быть неверным."/>
+            <wp:docPr id="662674068" name="Рисунок 1"/>
             <wp:cNvGraphicFramePr>
               <a:graphicFrameLocks xmlns:a="http://schemas.openxmlformats.org/drawingml/2006/main" noChangeAspect="1"/>
             </wp:cNvGraphicFramePr>
@@ -1425,7 +4241,7 @@
               <a:graphicData uri="http://schemas.openxmlformats.org/drawingml/2006/picture">
                 <pic:pic xmlns:pic="http://schemas.openxmlformats.org/drawingml/2006/picture">
                   <pic:nvPicPr>
-                    <pic:cNvPr id="907514592" name="Рисунок 1" descr="Изображение выглядит как текст, снимок экрана, Шрифт&#10;&#10;Содержимое, созданное искусственным интеллектом, может быть неверным."/>
+                    <pic:cNvPr id="662674068" name=""/>
                     <pic:cNvPicPr/>
                   </pic:nvPicPr>
                   <pic:blipFill>
@@ -1443,7 +4259,7 @@
                   <pic:spPr>
                     <a:xfrm>
                       <a:off x="0" y="0"/>
-                      <a:ext cx="2764925" cy="2456152"/>
+                      <a:ext cx="2709083" cy="2399059"/>
                     </a:xfrm>
                     <a:prstGeom prst="rect">
                       <a:avLst/>
@@ -1462,22 +4278,164 @@
         </w:drawing>
       </w:r>
       <w:r>
+        <w:t xml:space="preserve"> </w:t>
+      </w:r>
+    </w:p>
+    <w:p/>
+    <w:p>
+      <w:pPr>
+        <w:ind w:firstLine="0"/>
+      </w:pPr>
+    </w:p>
+    <w:p>
+      <w:pPr>
+        <w:ind w:firstLine="0"/>
+      </w:pPr>
+    </w:p>
+    <w:p>
+      <w:pPr>
+        <w:ind w:firstLine="0"/>
+      </w:pPr>
+    </w:p>
+    <w:p>
+      <w:pPr>
+        <w:ind w:firstLine="0"/>
+      </w:pPr>
+    </w:p>
+    <w:p>
+      <w:pPr>
+        <w:ind w:firstLine="0"/>
+      </w:pPr>
+    </w:p>
+    <w:p>
+      <w:pPr>
+        <w:ind w:firstLine="0"/>
+      </w:pPr>
+    </w:p>
+    <w:p>
+      <w:pPr>
+        <w:ind w:firstLine="0"/>
+      </w:pPr>
+    </w:p>
+    <w:p>
+      <w:pPr>
+        <w:ind w:firstLine="0"/>
+      </w:pPr>
+    </w:p>
+    <w:p>
+      <w:pPr>
+        <w:ind w:firstLine="0"/>
+      </w:pPr>
+    </w:p>
+    <w:p>
+      <w:pPr>
+        <w:ind w:firstLine="0"/>
+      </w:pPr>
+      <w:r>
+        <w:t xml:space="preserve">   </w:t>
+      </w:r>
+      <w:r>
+        <w:t xml:space="preserve">    Результат шифрования</w:t>
+      </w:r>
+      <w:r>
+        <w:tab/>
+      </w:r>
+      <w:r>
+        <w:tab/>
+      </w:r>
+      <w:r>
+        <w:tab/>
+      </w:r>
+      <w:r>
+        <w:tab/>
+        <w:t xml:space="preserve">  Результат расшифрования</w:t>
+      </w:r>
+    </w:p>
+    <w:p>
+      <w:pPr>
+        <w:ind w:firstLine="0"/>
+      </w:pPr>
+    </w:p>
+    <w:p>
+      <w:pPr>
+        <w:ind w:firstLine="0"/>
+      </w:pPr>
+      <w:r>
+        <w:t>Проверим корректность выполнения программы:</w:t>
+      </w:r>
+    </w:p>
+    <w:p>
+      <w:pPr>
+        <w:ind w:firstLine="0"/>
+      </w:pPr>
+    </w:p>
+    <w:p>
+      <w:pPr>
+        <w:ind w:firstLine="0"/>
+      </w:pPr>
+      <w:r>
+        <w:t>Исходный</w:t>
+      </w:r>
+      <w:r>
+        <w:t xml:space="preserve"> </w:t>
+      </w:r>
+      <w:r>
+        <w:t>текст</w:t>
+      </w:r>
+      <w:r>
+        <w:t xml:space="preserve"> – </w:t>
+      </w:r>
+      <w:proofErr w:type="spellStart"/>
+      <w:r>
+        <w:rPr>
+          <w:lang w:val="en-US"/>
+        </w:rPr>
+        <w:t>bxx</w:t>
+      </w:r>
+      <w:proofErr w:type="spellEnd"/>
+    </w:p>
+    <w:p>
+      <w:pPr>
+        <w:ind w:firstLine="0"/>
+      </w:pPr>
+      <w:r>
+        <w:t>Пустой ключ</w:t>
+      </w:r>
+    </w:p>
+    <w:p>
+      <w:pPr>
+        <w:ind w:firstLine="0"/>
+      </w:pPr>
+    </w:p>
+    <w:p>
+      <w:pPr>
+        <w:ind w:firstLine="0"/>
+      </w:pPr>
+      <w:r>
+        <w:t>Составим таблицу подстановки:</w:t>
+      </w:r>
+    </w:p>
+    <w:p>
+      <w:pPr>
+        <w:ind w:firstLine="0"/>
+      </w:pPr>
+      <w:r>
         <w:rPr>
           <w:noProof/>
         </w:rPr>
         <w:drawing>
-          <wp:anchor distT="0" distB="0" distL="114300" distR="114300" simplePos="0" relativeHeight="251672576" behindDoc="0" locked="0" layoutInCell="1" allowOverlap="1" wp14:anchorId="765F089A" wp14:editId="6E652E64">
+          <wp:anchor distT="0" distB="0" distL="114300" distR="114300" simplePos="0" relativeHeight="251684864" behindDoc="0" locked="0" layoutInCell="1" allowOverlap="1" wp14:anchorId="4D643F99" wp14:editId="4224D7E4">
             <wp:simplePos x="0" y="0"/>
-            <wp:positionH relativeFrom="column">
-              <wp:posOffset>2939415</wp:posOffset>
+            <wp:positionH relativeFrom="margin">
+              <wp:align>left</wp:align>
             </wp:positionH>
             <wp:positionV relativeFrom="paragraph">
-              <wp:posOffset>-6858000</wp:posOffset>
+              <wp:posOffset>10795</wp:posOffset>
             </wp:positionV>
-            <wp:extent cx="3003550" cy="2178050"/>
-            <wp:effectExtent l="0" t="0" r="6350" b="0"/>
+            <wp:extent cx="2438400" cy="2060544"/>
+            <wp:effectExtent l="0" t="0" r="0" b="0"/>
             <wp:wrapNone/>
-            <wp:docPr id="915620713" name="Рисунок 1" descr="Изображение выглядит как текст, снимок экрана, Шрифт&#10;&#10;Содержимое, созданное искусственным интеллектом, может быть неверным."/>
+            <wp:docPr id="172199333" name="Рисунок 1" descr="Изображение выглядит как снимок экрана, Шрифт, число, текст&#10;&#10;Содержимое, созданное искусственным интеллектом, может быть неверным."/>
             <wp:cNvGraphicFramePr>
               <a:graphicFrameLocks xmlns:a="http://schemas.openxmlformats.org/drawingml/2006/main" noChangeAspect="1"/>
             </wp:cNvGraphicFramePr>
@@ -1485,7 +4443,7 @@
               <a:graphicData uri="http://schemas.openxmlformats.org/drawingml/2006/picture">
                 <pic:pic xmlns:pic="http://schemas.openxmlformats.org/drawingml/2006/picture">
                   <pic:nvPicPr>
-                    <pic:cNvPr id="915620713" name="Рисунок 1" descr="Изображение выглядит как текст, снимок экрана, Шрифт&#10;&#10;Содержимое, созданное искусственным интеллектом, может быть неверным."/>
+                    <pic:cNvPr id="172199333" name="Рисунок 1" descr="Изображение выглядит как снимок экрана, Шрифт, число, текст&#10;&#10;Содержимое, созданное искусственным интеллектом, может быть неверным."/>
                     <pic:cNvPicPr/>
                   </pic:nvPicPr>
                   <pic:blipFill rotWithShape="1">
@@ -1496,7 +4454,7 @@
                         </a:ext>
                       </a:extLst>
                     </a:blip>
-                    <a:srcRect l="716" r="1048"/>
+                    <a:srcRect t="2523" r="3590"/>
                     <a:stretch>
                       <a:fillRect/>
                     </a:stretch>
@@ -1504,7 +4462,7 @@
                   <pic:spPr bwMode="auto">
                     <a:xfrm>
                       <a:off x="0" y="0"/>
-                      <a:ext cx="3003550" cy="2178050"/>
+                      <a:ext cx="2438400" cy="2060544"/>
                     </a:xfrm>
                     <a:prstGeom prst="rect">
                       <a:avLst/>
@@ -1521,54 +4479,722 @@
                 </pic:pic>
               </a:graphicData>
             </a:graphic>
-            <wp14:sizeRelH relativeFrom="page">
+            <wp14:sizeRelH relativeFrom="margin">
               <wp14:pctWidth>0</wp14:pctWidth>
             </wp14:sizeRelH>
-            <wp14:sizeRelV relativeFrom="page">
+            <wp14:sizeRelV relativeFrom="margin">
               <wp14:pctHeight>0</wp14:pctHeight>
             </wp14:sizeRelV>
           </wp:anchor>
         </w:drawing>
       </w:r>
-      <w:r>
-        <w:t>2.</w:t>
-      </w:r>
-      <w:r>
-        <w:t>2</w:t>
-      </w:r>
-      <w:r>
-        <w:t xml:space="preserve"> Алгоритм </w:t>
-      </w:r>
-      <w:proofErr w:type="spellStart"/>
-      <w:r>
-        <w:t>Виженера</w:t>
-      </w:r>
-      <w:proofErr w:type="spellEnd"/>
-      <w:r>
-        <w:t xml:space="preserve"> (</w:t>
-      </w:r>
-      <w:r>
-        <w:t>прогрессивный</w:t>
-      </w:r>
-      <w:r>
-        <w:t xml:space="preserve"> ключ)</w:t>
-      </w:r>
-    </w:p>
-    <w:p>
+    </w:p>
+    <w:p>
+      <w:pPr>
+        <w:ind w:firstLine="0"/>
+      </w:pPr>
+    </w:p>
+    <w:p>
+      <w:pPr>
+        <w:ind w:firstLine="0"/>
+      </w:pPr>
+    </w:p>
+    <w:p>
+      <w:pPr>
+        <w:ind w:firstLine="0"/>
+      </w:pPr>
+    </w:p>
+    <w:p>
+      <w:pPr>
+        <w:ind w:firstLine="0"/>
+      </w:pPr>
+    </w:p>
+    <w:p>
+      <w:pPr>
+        <w:ind w:firstLine="0"/>
+      </w:pPr>
+    </w:p>
+    <w:p>
+      <w:pPr>
+        <w:ind w:firstLine="0"/>
+      </w:pPr>
+    </w:p>
+    <w:p>
+      <w:pPr>
+        <w:ind w:firstLine="0"/>
+      </w:pPr>
+    </w:p>
+    <w:p>
+      <w:pPr>
+        <w:ind w:firstLine="0"/>
+      </w:pPr>
+    </w:p>
+    <w:p>
+      <w:pPr>
+        <w:ind w:firstLine="0"/>
+      </w:pPr>
+    </w:p>
+    <w:p>
+      <w:pPr>
+        <w:ind w:firstLine="0"/>
+        <w:rPr>
+          <w:lang w:val="en-US"/>
+        </w:rPr>
+      </w:pPr>
+      <w:r>
+        <w:t>Преобразованный исходный текст</w:t>
+      </w:r>
+      <w:r>
+        <w:t xml:space="preserve"> – </w:t>
+      </w:r>
+      <w:r>
+        <w:rPr>
+          <w:lang w:val="en-US"/>
+        </w:rPr>
+        <w:t>bx</w:t>
+      </w:r>
+      <w:r>
+        <w:t xml:space="preserve"> </w:t>
+      </w:r>
+      <w:proofErr w:type="spellStart"/>
+      <w:r>
+        <w:rPr>
+          <w:lang w:val="en-US"/>
+        </w:rPr>
+        <w:t>xq</w:t>
+      </w:r>
+      <w:proofErr w:type="spellEnd"/>
+      <w:r>
+        <w:t>.</w:t>
+      </w:r>
+      <w:r>
+        <w:t xml:space="preserve"> </w:t>
+      </w:r>
+      <w:r>
+        <w:t xml:space="preserve">Поскольку подстановка в конец пустого символа </w:t>
+      </w:r>
+      <w:r>
+        <w:t>‘</w:t>
+      </w:r>
+      <w:r>
+        <w:rPr>
+          <w:lang w:val="en-US"/>
+        </w:rPr>
+        <w:t>x</w:t>
+      </w:r>
+      <w:r>
+        <w:t xml:space="preserve">’ </w:t>
+      </w:r>
+      <w:r>
+        <w:t xml:space="preserve">вызвала бы коллизию, то был выбран другой пустой символ </w:t>
+      </w:r>
+      <w:r>
+        <w:t>‘</w:t>
+      </w:r>
+      <w:r>
+        <w:rPr>
+          <w:lang w:val="en-US"/>
+        </w:rPr>
+        <w:t>q</w:t>
+      </w:r>
+      <w:r>
+        <w:t>’</w:t>
+      </w:r>
+      <w:r>
+        <w:t>.</w:t>
+      </w:r>
+    </w:p>
+    <w:p>
+      <w:pPr>
+        <w:ind w:firstLine="0"/>
+      </w:pPr>
+    </w:p>
+    <w:p>
+      <w:pPr>
+        <w:ind w:firstLine="0"/>
+      </w:pPr>
+      <w:r>
+        <w:t>Зашифруем каждую пару символов</w:t>
+      </w:r>
+      <w:r>
+        <w:t xml:space="preserve"> </w:t>
+      </w:r>
+      <w:r>
+        <w:t>пользуясь таблицей:</w:t>
+      </w:r>
+    </w:p>
+    <w:p>
+      <w:pPr>
+        <w:ind w:firstLine="0"/>
+        <w:rPr>
+          <w:rFonts w:cs="Times New Roman"/>
+        </w:rPr>
+      </w:pPr>
+      <w:r>
+        <w:rPr>
+          <w:lang w:val="en-US"/>
+        </w:rPr>
+        <w:t>bx</w:t>
+      </w:r>
+      <w:r>
+        <w:t xml:space="preserve"> </w:t>
+      </w:r>
+      <w:r>
+        <w:rPr>
+          <w:rFonts w:cs="Times New Roman"/>
+        </w:rPr>
+        <w:t>→</w:t>
+      </w:r>
+      <w:r>
+        <w:rPr>
+          <w:rFonts w:cs="Times New Roman"/>
+        </w:rPr>
+        <w:t xml:space="preserve"> </w:t>
+      </w:r>
+      <w:proofErr w:type="spellStart"/>
+      <w:r>
+        <w:rPr>
+          <w:rFonts w:cs="Times New Roman"/>
+          <w:lang w:val="en-US"/>
+        </w:rPr>
+        <w:t>cw</w:t>
+      </w:r>
+      <w:proofErr w:type="spellEnd"/>
+      <w:r>
+        <w:rPr>
+          <w:rFonts w:cs="Times New Roman"/>
+        </w:rPr>
+        <w:t xml:space="preserve">; </w:t>
+      </w:r>
+      <w:proofErr w:type="spellStart"/>
+      <w:r>
+        <w:rPr>
+          <w:rFonts w:cs="Times New Roman"/>
+          <w:lang w:val="en-US"/>
+        </w:rPr>
+        <w:t>xq</w:t>
+      </w:r>
+      <w:proofErr w:type="spellEnd"/>
+      <w:r>
+        <w:rPr>
+          <w:rFonts w:cs="Times New Roman"/>
+        </w:rPr>
+        <w:t xml:space="preserve"> </w:t>
+      </w:r>
+      <w:r>
+        <w:rPr>
+          <w:rFonts w:cs="Times New Roman"/>
+        </w:rPr>
+        <w:t>→</w:t>
+      </w:r>
+      <w:r>
+        <w:rPr>
+          <w:rFonts w:cs="Times New Roman"/>
+        </w:rPr>
+        <w:t xml:space="preserve"> </w:t>
+      </w:r>
+      <w:r>
+        <w:rPr>
+          <w:rFonts w:cs="Times New Roman"/>
+          <w:lang w:val="en-US"/>
+        </w:rPr>
+        <w:t>vs</w:t>
+      </w:r>
+      <w:r>
+        <w:rPr>
+          <w:rFonts w:cs="Times New Roman"/>
+        </w:rPr>
+        <w:t>.</w:t>
+      </w:r>
+    </w:p>
+    <w:p>
+      <w:pPr>
+        <w:ind w:firstLine="0"/>
+        <w:rPr>
+          <w:rFonts w:cs="Times New Roman"/>
+        </w:rPr>
+      </w:pPr>
+    </w:p>
+    <w:p>
+      <w:pPr>
+        <w:ind w:firstLine="0"/>
+        <w:rPr>
+          <w:rFonts w:cs="Times New Roman"/>
+          <w:lang w:val="en-US"/>
+        </w:rPr>
+      </w:pPr>
+      <w:r>
+        <w:rPr>
+          <w:rFonts w:cs="Times New Roman"/>
+        </w:rPr>
+        <w:t xml:space="preserve">Получаем шифротекст – </w:t>
+      </w:r>
+      <w:proofErr w:type="spellStart"/>
+      <w:r>
+        <w:rPr>
+          <w:rFonts w:cs="Times New Roman"/>
+          <w:lang w:val="en-US"/>
+        </w:rPr>
+        <w:t>cw</w:t>
+      </w:r>
+      <w:proofErr w:type="spellEnd"/>
+      <w:r>
+        <w:rPr>
+          <w:rFonts w:cs="Times New Roman"/>
+          <w:lang w:val="en-US"/>
+        </w:rPr>
+        <w:t xml:space="preserve"> vs.</w:t>
+      </w:r>
+    </w:p>
+    <w:p>
+      <w:pPr>
+        <w:ind w:firstLine="0"/>
+        <w:rPr>
+          <w:rFonts w:cs="Times New Roman"/>
+        </w:rPr>
+      </w:pPr>
+    </w:p>
+    <w:p>
+      <w:pPr>
+        <w:ind w:firstLine="0"/>
+        <w:rPr>
+          <w:rFonts w:cs="Times New Roman"/>
+        </w:rPr>
+      </w:pPr>
+      <w:r>
+        <w:rPr>
+          <w:rFonts w:cs="Times New Roman"/>
+        </w:rPr>
+        <w:t xml:space="preserve">Объединим </w:t>
+      </w:r>
+      <w:r>
+        <w:rPr>
+          <w:rFonts w:cs="Times New Roman"/>
+        </w:rPr>
+        <w:t xml:space="preserve"> все пары в шифротекст.</w:t>
+      </w:r>
+    </w:p>
+    <w:p>
+      <w:pPr>
+        <w:ind w:firstLine="0"/>
+        <w:rPr>
+          <w:rFonts w:cs="Times New Roman"/>
+        </w:rPr>
+      </w:pPr>
+      <w:r>
+        <w:rPr>
+          <w:rFonts w:cs="Times New Roman"/>
+        </w:rPr>
+        <w:t xml:space="preserve">Получаем шифротекст – </w:t>
+      </w:r>
+      <w:proofErr w:type="spellStart"/>
+      <w:r>
+        <w:rPr>
+          <w:rFonts w:cs="Times New Roman"/>
+          <w:lang w:val="en-US"/>
+        </w:rPr>
+        <w:t>cwvs</w:t>
+      </w:r>
+      <w:proofErr w:type="spellEnd"/>
+      <w:r>
+        <w:rPr>
+          <w:rFonts w:cs="Times New Roman"/>
+        </w:rPr>
+        <w:t>.</w:t>
+      </w:r>
+    </w:p>
+    <w:p>
+      <w:pPr>
+        <w:ind w:firstLine="0"/>
+        <w:rPr>
+          <w:rFonts w:cs="Times New Roman"/>
+        </w:rPr>
+      </w:pPr>
+      <w:r>
+        <w:rPr>
+          <w:rFonts w:cs="Times New Roman"/>
+        </w:rPr>
+        <w:lastRenderedPageBreak/>
+        <w:t>Полученный шифротекст совпадает с результатом работы программы.</w:t>
+      </w:r>
+    </w:p>
+    <w:p>
+      <w:pPr>
+        <w:ind w:firstLine="0"/>
+        <w:rPr>
+          <w:rFonts w:cs="Times New Roman"/>
+        </w:rPr>
+      </w:pPr>
+    </w:p>
+    <w:p>
+      <w:pPr>
+        <w:ind w:firstLine="0"/>
+        <w:rPr>
+          <w:rFonts w:cs="Times New Roman"/>
+        </w:rPr>
+      </w:pPr>
+      <w:r>
+        <w:rPr>
+          <w:rFonts w:cs="Times New Roman"/>
+        </w:rPr>
+        <w:t>Расшифруем полученный шифротекст.</w:t>
+      </w:r>
+    </w:p>
+    <w:p>
+      <w:pPr>
+        <w:ind w:firstLine="0"/>
+        <w:rPr>
+          <w:rFonts w:cs="Times New Roman"/>
+        </w:rPr>
+      </w:pPr>
+    </w:p>
+    <w:p>
+      <w:pPr>
+        <w:ind w:firstLine="0"/>
+        <w:rPr>
+          <w:rFonts w:cs="Times New Roman"/>
+        </w:rPr>
+      </w:pPr>
+      <w:r>
+        <w:rPr>
+          <w:rFonts w:cs="Times New Roman"/>
+        </w:rPr>
+        <w:t xml:space="preserve">Преобразованный шифротекст – </w:t>
+      </w:r>
+      <w:proofErr w:type="spellStart"/>
+      <w:r>
+        <w:rPr>
+          <w:rFonts w:cs="Times New Roman"/>
+          <w:lang w:val="en-US"/>
+        </w:rPr>
+        <w:t>cw</w:t>
+      </w:r>
+      <w:proofErr w:type="spellEnd"/>
+      <w:r>
+        <w:rPr>
+          <w:rFonts w:cs="Times New Roman"/>
+          <w:lang w:val="en-US"/>
+        </w:rPr>
+        <w:t xml:space="preserve"> vs</w:t>
+      </w:r>
+      <w:r>
+        <w:rPr>
+          <w:rFonts w:cs="Times New Roman"/>
+        </w:rPr>
+        <w:t>.</w:t>
+      </w:r>
+    </w:p>
+    <w:p>
+      <w:pPr>
+        <w:ind w:firstLine="0"/>
+        <w:rPr>
+          <w:rFonts w:cs="Times New Roman"/>
+        </w:rPr>
+      </w:pPr>
+    </w:p>
+    <w:p>
+      <w:pPr>
+        <w:ind w:firstLine="0"/>
+        <w:rPr>
+          <w:rFonts w:cs="Times New Roman"/>
+        </w:rPr>
+      </w:pPr>
+      <w:r>
+        <w:rPr>
+          <w:rFonts w:cs="Times New Roman"/>
+        </w:rPr>
+        <w:t>Расшифруем каждую пару символов:</w:t>
+      </w:r>
+    </w:p>
+    <w:p>
+      <w:pPr>
+        <w:ind w:firstLine="0"/>
+        <w:rPr>
+          <w:rFonts w:cs="Times New Roman"/>
+        </w:rPr>
+      </w:pPr>
+      <w:proofErr w:type="spellStart"/>
+      <w:r>
+        <w:rPr>
+          <w:rFonts w:cs="Times New Roman"/>
+        </w:rPr>
+        <w:t>cw</w:t>
+      </w:r>
+      <w:proofErr w:type="spellEnd"/>
+      <w:r>
+        <w:rPr>
+          <w:rFonts w:cs="Times New Roman"/>
+        </w:rPr>
+        <w:t xml:space="preserve"> → </w:t>
+      </w:r>
+      <w:proofErr w:type="spellStart"/>
+      <w:r>
+        <w:rPr>
+          <w:rFonts w:cs="Times New Roman"/>
+        </w:rPr>
+        <w:t>bx</w:t>
+      </w:r>
+      <w:proofErr w:type="spellEnd"/>
+      <w:r>
+        <w:rPr>
+          <w:rFonts w:cs="Times New Roman"/>
+        </w:rPr>
+        <w:t xml:space="preserve">; </w:t>
+      </w:r>
+      <w:proofErr w:type="spellStart"/>
+      <w:r>
+        <w:rPr>
+          <w:rFonts w:cs="Times New Roman"/>
+        </w:rPr>
+        <w:t>vs</w:t>
+      </w:r>
+      <w:proofErr w:type="spellEnd"/>
+      <w:r>
+        <w:rPr>
+          <w:rFonts w:cs="Times New Roman"/>
+        </w:rPr>
+        <w:t xml:space="preserve"> → </w:t>
+      </w:r>
+      <w:proofErr w:type="spellStart"/>
+      <w:r>
+        <w:rPr>
+          <w:rFonts w:cs="Times New Roman"/>
+        </w:rPr>
+        <w:t>xq</w:t>
+      </w:r>
+      <w:proofErr w:type="spellEnd"/>
+      <w:r>
+        <w:rPr>
+          <w:rFonts w:cs="Times New Roman"/>
+        </w:rPr>
+        <w:t>.</w:t>
+      </w:r>
+    </w:p>
+    <w:p>
+      <w:pPr>
+        <w:ind w:firstLine="0"/>
+        <w:rPr>
+          <w:rFonts w:cs="Times New Roman"/>
+        </w:rPr>
+      </w:pPr>
+    </w:p>
+    <w:p>
+      <w:pPr>
+        <w:ind w:firstLine="0"/>
+        <w:rPr>
+          <w:rFonts w:cs="Times New Roman"/>
+        </w:rPr>
+      </w:pPr>
+      <w:r>
+        <w:rPr>
+          <w:rFonts w:cs="Times New Roman"/>
+        </w:rPr>
+        <w:t>Исходный</w:t>
+      </w:r>
+      <w:r>
+        <w:rPr>
+          <w:rFonts w:cs="Times New Roman"/>
+        </w:rPr>
+        <w:t xml:space="preserve"> </w:t>
+      </w:r>
+      <w:r>
+        <w:rPr>
+          <w:rFonts w:cs="Times New Roman"/>
+        </w:rPr>
+        <w:t>текст</w:t>
+      </w:r>
+      <w:r>
+        <w:rPr>
+          <w:rFonts w:cs="Times New Roman"/>
+        </w:rPr>
+        <w:t xml:space="preserve"> – </w:t>
+      </w:r>
+      <w:r>
+        <w:rPr>
+          <w:rFonts w:cs="Times New Roman"/>
+          <w:lang w:val="en-US"/>
+        </w:rPr>
+        <w:t xml:space="preserve">bx </w:t>
+      </w:r>
+      <w:proofErr w:type="spellStart"/>
+      <w:r>
+        <w:rPr>
+          <w:rFonts w:cs="Times New Roman"/>
+          <w:lang w:val="en-US"/>
+        </w:rPr>
+        <w:t>xq</w:t>
+      </w:r>
+      <w:proofErr w:type="spellEnd"/>
+      <w:r>
+        <w:rPr>
+          <w:rFonts w:cs="Times New Roman"/>
+        </w:rPr>
+        <w:t>.</w:t>
+      </w:r>
+    </w:p>
+    <w:p>
+      <w:pPr>
+        <w:ind w:firstLine="0"/>
+        <w:rPr>
+          <w:rFonts w:cs="Times New Roman"/>
+        </w:rPr>
+      </w:pPr>
+    </w:p>
+    <w:p>
+      <w:pPr>
+        <w:ind w:firstLine="0"/>
+        <w:rPr>
+          <w:rFonts w:cs="Times New Roman"/>
+        </w:rPr>
+      </w:pPr>
+      <w:r>
+        <w:rPr>
+          <w:rFonts w:cs="Times New Roman"/>
+        </w:rPr>
+        <w:t>О</w:t>
+      </w:r>
+      <w:r>
+        <w:rPr>
+          <w:rFonts w:cs="Times New Roman"/>
+        </w:rPr>
+        <w:t>бъединим все пары</w:t>
+      </w:r>
+      <w:r>
+        <w:rPr>
+          <w:rFonts w:cs="Times New Roman"/>
+        </w:rPr>
+        <w:t>.</w:t>
+      </w:r>
+    </w:p>
+    <w:p>
+      <w:pPr>
+        <w:ind w:firstLine="0"/>
+        <w:rPr>
+          <w:rFonts w:cs="Times New Roman"/>
+        </w:rPr>
+      </w:pPr>
+      <w:r>
+        <w:rPr>
+          <w:rFonts w:cs="Times New Roman"/>
+        </w:rPr>
+        <w:t>Исходный</w:t>
+      </w:r>
+      <w:r>
+        <w:rPr>
+          <w:rFonts w:cs="Times New Roman"/>
+        </w:rPr>
+        <w:t xml:space="preserve"> </w:t>
+      </w:r>
+      <w:r>
+        <w:rPr>
+          <w:rFonts w:cs="Times New Roman"/>
+        </w:rPr>
+        <w:t>текст</w:t>
+      </w:r>
+      <w:r>
+        <w:rPr>
+          <w:rFonts w:cs="Times New Roman"/>
+        </w:rPr>
+        <w:t xml:space="preserve"> – </w:t>
+      </w:r>
+      <w:proofErr w:type="spellStart"/>
+      <w:r>
+        <w:rPr>
+          <w:rFonts w:cs="Times New Roman"/>
+          <w:lang w:val="en-US"/>
+        </w:rPr>
+        <w:t>bxxq</w:t>
+      </w:r>
+      <w:proofErr w:type="spellEnd"/>
+      <w:r>
+        <w:rPr>
+          <w:rFonts w:cs="Times New Roman"/>
+        </w:rPr>
+        <w:t>.</w:t>
+      </w:r>
+    </w:p>
+    <w:p>
+      <w:pPr>
+        <w:ind w:firstLine="0"/>
+        <w:rPr>
+          <w:rFonts w:cs="Times New Roman"/>
+        </w:rPr>
+      </w:pPr>
+    </w:p>
+    <w:p>
+      <w:pPr>
+        <w:ind w:firstLine="0"/>
+        <w:rPr>
+          <w:rFonts w:cs="Times New Roman"/>
+          <w:lang w:val="en-US"/>
+        </w:rPr>
+      </w:pPr>
+      <w:r>
+        <w:rPr>
+          <w:rFonts w:cs="Times New Roman"/>
+        </w:rPr>
+        <w:t>Полученный исходный текст совпадает с результатом работы программы.</w:t>
+      </w:r>
+    </w:p>
+    <w:p>
+      <w:pPr>
+        <w:ind w:firstLine="0"/>
+        <w:rPr>
+          <w:rFonts w:cs="Times New Roman"/>
+          <w:lang w:val="en-US"/>
+        </w:rPr>
+      </w:pPr>
+    </w:p>
+    <w:p>
+      <w:pPr>
+        <w:ind w:firstLine="0"/>
+        <w:rPr>
+          <w:rFonts w:cs="Times New Roman"/>
+          <w:lang w:val="en-US"/>
+        </w:rPr>
+      </w:pPr>
+    </w:p>
+    <w:p>
+      <w:pPr>
+        <w:ind w:firstLine="0"/>
+        <w:rPr>
+          <w:rFonts w:cs="Times New Roman"/>
+          <w:lang w:val="en-US"/>
+        </w:rPr>
+      </w:pPr>
+      <w:r>
+        <w:rPr>
+          <w:rFonts w:cs="Times New Roman"/>
+        </w:rPr>
+        <w:t>Тест 4</w:t>
+      </w:r>
+    </w:p>
+    <w:p>
+      <w:pPr>
+        <w:ind w:firstLine="0"/>
+      </w:pPr>
+      <w:r>
+        <w:t>Скриншоты с результатами работы программы:</w:t>
+      </w:r>
+    </w:p>
+    <w:p>
+      <w:pPr>
+        <w:ind w:firstLine="0"/>
+      </w:pPr>
       <w:r>
         <w:drawing>
-          <wp:anchor distT="0" distB="0" distL="114300" distR="114300" simplePos="0" relativeHeight="251686912" behindDoc="0" locked="0" layoutInCell="1" allowOverlap="1" wp14:anchorId="796104F6" wp14:editId="3DA1ABB6">
+          <wp:anchor distT="0" distB="0" distL="114300" distR="114300" simplePos="0" relativeHeight="251707392" behindDoc="0" locked="0" layoutInCell="1" allowOverlap="1" wp14:anchorId="3B532694" wp14:editId="700D5079">
             <wp:simplePos x="0" y="0"/>
-            <wp:positionH relativeFrom="column">
-              <wp:posOffset>3072765</wp:posOffset>
+            <wp:positionH relativeFrom="margin">
+              <wp:align>right</wp:align>
             </wp:positionH>
             <wp:positionV relativeFrom="paragraph">
-              <wp:posOffset>76835</wp:posOffset>
+              <wp:posOffset>4445</wp:posOffset>
             </wp:positionV>
-            <wp:extent cx="2734338" cy="2432050"/>
-            <wp:effectExtent l="0" t="0" r="8890" b="6350"/>
+            <wp:extent cx="2689860" cy="2399030"/>
+            <wp:effectExtent l="0" t="0" r="0" b="1270"/>
             <wp:wrapNone/>
-            <wp:docPr id="592668802" name="Рисунок 1" descr="Изображение выглядит как текст, снимок экрана, Шрифт&#10;&#10;Содержимое, созданное искусственным интеллектом, может быть неверным."/>
+            <wp:docPr id="349646196" name="Рисунок 1"/>
             <wp:cNvGraphicFramePr>
               <a:graphicFrameLocks xmlns:a="http://schemas.openxmlformats.org/drawingml/2006/main" noChangeAspect="1"/>
             </wp:cNvGraphicFramePr>
@@ -1576,7 +5202,7 @@
               <a:graphicData uri="http://schemas.openxmlformats.org/drawingml/2006/picture">
                 <pic:pic xmlns:pic="http://schemas.openxmlformats.org/drawingml/2006/picture">
                   <pic:nvPicPr>
-                    <pic:cNvPr id="592668802" name="Рисунок 1" descr="Изображение выглядит как текст, снимок экрана, Шрифт&#10;&#10;Содержимое, созданное искусственным интеллектом, может быть неверным."/>
+                    <pic:cNvPr id="349646196" name=""/>
                     <pic:cNvPicPr/>
                   </pic:nvPicPr>
                   <pic:blipFill>
@@ -1594,7 +5220,7 @@
                   <pic:spPr>
                     <a:xfrm>
                       <a:off x="0" y="0"/>
-                      <a:ext cx="2734338" cy="2432050"/>
+                      <a:ext cx="2689860" cy="2399030"/>
                     </a:xfrm>
                     <a:prstGeom prst="rect">
                       <a:avLst/>
@@ -1612,6 +5238,1253 @@
           </wp:anchor>
         </w:drawing>
       </w:r>
+      <w:r>
+        <w:rPr>
+          <w:lang w:val="en-US"/>
+        </w:rPr>
+        <w:drawing>
+          <wp:anchor distT="0" distB="0" distL="114300" distR="114300" simplePos="0" relativeHeight="251706368" behindDoc="0" locked="0" layoutInCell="1" allowOverlap="1" wp14:anchorId="1E32E524" wp14:editId="12DAFCF4">
+            <wp:simplePos x="0" y="0"/>
+            <wp:positionH relativeFrom="margin">
+              <wp:align>left</wp:align>
+            </wp:positionH>
+            <wp:positionV relativeFrom="paragraph">
+              <wp:posOffset>4445</wp:posOffset>
+            </wp:positionV>
+            <wp:extent cx="2701290" cy="2367040"/>
+            <wp:effectExtent l="0" t="0" r="3810" b="0"/>
+            <wp:wrapNone/>
+            <wp:docPr id="608699430" name="Рисунок 1"/>
+            <wp:cNvGraphicFramePr>
+              <a:graphicFrameLocks xmlns:a="http://schemas.openxmlformats.org/drawingml/2006/main" noChangeAspect="1"/>
+            </wp:cNvGraphicFramePr>
+            <a:graphic xmlns:a="http://schemas.openxmlformats.org/drawingml/2006/main">
+              <a:graphicData uri="http://schemas.openxmlformats.org/drawingml/2006/picture">
+                <pic:pic xmlns:pic="http://schemas.openxmlformats.org/drawingml/2006/picture">
+                  <pic:nvPicPr>
+                    <pic:cNvPr id="608699430" name=""/>
+                    <pic:cNvPicPr/>
+                  </pic:nvPicPr>
+                  <pic:blipFill>
+                    <a:blip r:embed="rId17">
+                      <a:extLst>
+                        <a:ext uri="{28A0092B-C50C-407E-A947-70E740481C1C}">
+                          <a14:useLocalDpi xmlns:a14="http://schemas.microsoft.com/office/drawing/2010/main" val="0"/>
+                        </a:ext>
+                      </a:extLst>
+                    </a:blip>
+                    <a:stretch>
+                      <a:fillRect/>
+                    </a:stretch>
+                  </pic:blipFill>
+                  <pic:spPr>
+                    <a:xfrm>
+                      <a:off x="0" y="0"/>
+                      <a:ext cx="2701290" cy="2367040"/>
+                    </a:xfrm>
+                    <a:prstGeom prst="rect">
+                      <a:avLst/>
+                    </a:prstGeom>
+                  </pic:spPr>
+                </pic:pic>
+              </a:graphicData>
+            </a:graphic>
+            <wp14:sizeRelH relativeFrom="margin">
+              <wp14:pctWidth>0</wp14:pctWidth>
+            </wp14:sizeRelH>
+            <wp14:sizeRelV relativeFrom="margin">
+              <wp14:pctHeight>0</wp14:pctHeight>
+            </wp14:sizeRelV>
+          </wp:anchor>
+        </w:drawing>
+      </w:r>
+      <w:r>
+        <w:t xml:space="preserve"> </w:t>
+      </w:r>
+    </w:p>
+    <w:p/>
+    <w:p>
+      <w:pPr>
+        <w:ind w:firstLine="0"/>
+      </w:pPr>
+    </w:p>
+    <w:p>
+      <w:pPr>
+        <w:ind w:firstLine="0"/>
+      </w:pPr>
+    </w:p>
+    <w:p>
+      <w:pPr>
+        <w:ind w:firstLine="0"/>
+      </w:pPr>
+    </w:p>
+    <w:p>
+      <w:pPr>
+        <w:ind w:firstLine="0"/>
+      </w:pPr>
+    </w:p>
+    <w:p>
+      <w:pPr>
+        <w:ind w:firstLine="0"/>
+      </w:pPr>
+    </w:p>
+    <w:p>
+      <w:pPr>
+        <w:ind w:firstLine="0"/>
+      </w:pPr>
+    </w:p>
+    <w:p>
+      <w:pPr>
+        <w:ind w:firstLine="0"/>
+      </w:pPr>
+    </w:p>
+    <w:p>
+      <w:pPr>
+        <w:ind w:firstLine="0"/>
+      </w:pPr>
+    </w:p>
+    <w:p>
+      <w:pPr>
+        <w:ind w:firstLine="0"/>
+      </w:pPr>
+    </w:p>
+    <w:p>
+      <w:pPr>
+        <w:ind w:firstLine="0"/>
+      </w:pPr>
+      <w:r>
+        <w:t xml:space="preserve">   </w:t>
+      </w:r>
+      <w:r>
+        <w:t xml:space="preserve">    Результат шифрования</w:t>
+      </w:r>
+      <w:r>
+        <w:tab/>
+      </w:r>
+      <w:r>
+        <w:tab/>
+      </w:r>
+      <w:r>
+        <w:tab/>
+      </w:r>
+      <w:r>
+        <w:tab/>
+        <w:t xml:space="preserve">  Результат расшифрования</w:t>
+      </w:r>
+    </w:p>
+    <w:p>
+      <w:pPr>
+        <w:ind w:firstLine="0"/>
+      </w:pPr>
+    </w:p>
+    <w:p>
+      <w:pPr>
+        <w:ind w:firstLine="0"/>
+        <w:rPr>
+          <w:lang w:val="en-US"/>
+        </w:rPr>
+      </w:pPr>
+    </w:p>
+    <w:p>
+      <w:pPr>
+        <w:ind w:firstLine="0"/>
+      </w:pPr>
+      <w:r>
+        <w:t>Проверим корректность выполнения программы:</w:t>
+      </w:r>
+    </w:p>
+    <w:p>
+      <w:pPr>
+        <w:ind w:firstLine="0"/>
+      </w:pPr>
+    </w:p>
+    <w:p>
+      <w:pPr>
+        <w:ind w:firstLine="0"/>
+      </w:pPr>
+      <w:r>
+        <w:t>Исходный</w:t>
+      </w:r>
+      <w:r>
+        <w:t xml:space="preserve"> </w:t>
+      </w:r>
+      <w:r>
+        <w:t>текст</w:t>
+      </w:r>
+      <w:r>
+        <w:t xml:space="preserve"> – </w:t>
+      </w:r>
+      <w:r>
+        <w:rPr>
+          <w:lang w:val="en-US"/>
+        </w:rPr>
+        <w:t>xx</w:t>
+      </w:r>
+    </w:p>
+    <w:p>
+      <w:pPr>
+        <w:ind w:firstLine="0"/>
+      </w:pPr>
+      <w:r>
+        <w:t xml:space="preserve">Ключ – </w:t>
+      </w:r>
+      <w:proofErr w:type="spellStart"/>
+      <w:r>
+        <w:rPr>
+          <w:lang w:val="en-US"/>
+        </w:rPr>
+        <w:t>xxxxxx</w:t>
+      </w:r>
+      <w:proofErr w:type="spellEnd"/>
+    </w:p>
+    <w:p>
+      <w:pPr>
+        <w:ind w:firstLine="0"/>
+        <w:rPr>
+          <w:lang w:val="en-US"/>
+        </w:rPr>
+      </w:pPr>
+    </w:p>
+    <w:p>
+      <w:pPr>
+        <w:ind w:firstLine="0"/>
+      </w:pPr>
+    </w:p>
+    <w:p>
+      <w:pPr>
+        <w:ind w:firstLine="0"/>
+      </w:pPr>
+    </w:p>
+    <w:p>
+      <w:pPr>
+        <w:ind w:firstLine="0"/>
+      </w:pPr>
+    </w:p>
+    <w:p>
+      <w:pPr>
+        <w:ind w:firstLine="0"/>
+      </w:pPr>
+    </w:p>
+    <w:p>
+      <w:pPr>
+        <w:ind w:firstLine="0"/>
+      </w:pPr>
+      <w:r>
+        <w:rPr>
+          <w:noProof/>
+        </w:rPr>
+        <w:lastRenderedPageBreak/>
+        <w:drawing>
+          <wp:anchor distT="0" distB="0" distL="114300" distR="114300" simplePos="0" relativeHeight="251705344" behindDoc="0" locked="0" layoutInCell="1" allowOverlap="1" wp14:anchorId="5D8C2F71" wp14:editId="02116F2A">
+            <wp:simplePos x="0" y="0"/>
+            <wp:positionH relativeFrom="margin">
+              <wp:align>left</wp:align>
+            </wp:positionH>
+            <wp:positionV relativeFrom="paragraph">
+              <wp:posOffset>217170</wp:posOffset>
+            </wp:positionV>
+            <wp:extent cx="2369820" cy="2001744"/>
+            <wp:effectExtent l="0" t="0" r="0" b="0"/>
+            <wp:wrapNone/>
+            <wp:docPr id="842060722" name="Рисунок 1"/>
+            <wp:cNvGraphicFramePr>
+              <a:graphicFrameLocks xmlns:a="http://schemas.openxmlformats.org/drawingml/2006/main" noChangeAspect="1"/>
+            </wp:cNvGraphicFramePr>
+            <a:graphic xmlns:a="http://schemas.openxmlformats.org/drawingml/2006/main">
+              <a:graphicData uri="http://schemas.openxmlformats.org/drawingml/2006/picture">
+                <pic:pic xmlns:pic="http://schemas.openxmlformats.org/drawingml/2006/picture">
+                  <pic:nvPicPr>
+                    <pic:cNvPr id="842060722" name=""/>
+                    <pic:cNvPicPr/>
+                  </pic:nvPicPr>
+                  <pic:blipFill>
+                    <a:blip r:embed="rId18" cstate="print">
+                      <a:extLst>
+                        <a:ext uri="{28A0092B-C50C-407E-A947-70E740481C1C}">
+                          <a14:useLocalDpi xmlns:a14="http://schemas.microsoft.com/office/drawing/2010/main" val="0"/>
+                        </a:ext>
+                      </a:extLst>
+                    </a:blip>
+                    <a:stretch>
+                      <a:fillRect/>
+                    </a:stretch>
+                  </pic:blipFill>
+                  <pic:spPr>
+                    <a:xfrm>
+                      <a:off x="0" y="0"/>
+                      <a:ext cx="2373422" cy="2004786"/>
+                    </a:xfrm>
+                    <a:prstGeom prst="rect">
+                      <a:avLst/>
+                    </a:prstGeom>
+                  </pic:spPr>
+                </pic:pic>
+              </a:graphicData>
+            </a:graphic>
+            <wp14:sizeRelH relativeFrom="margin">
+              <wp14:pctWidth>0</wp14:pctWidth>
+            </wp14:sizeRelH>
+            <wp14:sizeRelV relativeFrom="margin">
+              <wp14:pctHeight>0</wp14:pctHeight>
+            </wp14:sizeRelV>
+          </wp:anchor>
+        </w:drawing>
+      </w:r>
+      <w:r>
+        <w:t>Составим таблицу подстановки:</w:t>
+      </w:r>
+    </w:p>
+    <w:p>
+      <w:pPr>
+        <w:ind w:firstLine="0"/>
+      </w:pPr>
+    </w:p>
+    <w:p>
+      <w:pPr>
+        <w:ind w:firstLine="0"/>
+      </w:pPr>
+    </w:p>
+    <w:p>
+      <w:pPr>
+        <w:ind w:firstLine="0"/>
+      </w:pPr>
+    </w:p>
+    <w:p>
+      <w:pPr>
+        <w:ind w:firstLine="0"/>
+      </w:pPr>
+    </w:p>
+    <w:p>
+      <w:pPr>
+        <w:ind w:firstLine="0"/>
+      </w:pPr>
+    </w:p>
+    <w:p>
+      <w:pPr>
+        <w:ind w:firstLine="0"/>
+      </w:pPr>
+    </w:p>
+    <w:p>
+      <w:pPr>
+        <w:ind w:firstLine="0"/>
+      </w:pPr>
+    </w:p>
+    <w:p>
+      <w:pPr>
+        <w:ind w:firstLine="0"/>
+      </w:pPr>
+    </w:p>
+    <w:p>
+      <w:pPr>
+        <w:ind w:firstLine="0"/>
+      </w:pPr>
+    </w:p>
+    <w:p>
+      <w:pPr>
+        <w:ind w:firstLine="0"/>
+      </w:pPr>
+    </w:p>
+    <w:p>
+      <w:pPr>
+        <w:ind w:firstLine="0"/>
+      </w:pPr>
+    </w:p>
+    <w:p>
+      <w:pPr>
+        <w:ind w:firstLine="0"/>
+      </w:pPr>
+      <w:r>
+        <w:t>Преобразованный исходный текст</w:t>
+      </w:r>
+      <w:r>
+        <w:t xml:space="preserve"> – </w:t>
+      </w:r>
+      <w:proofErr w:type="spellStart"/>
+      <w:r>
+        <w:rPr>
+          <w:lang w:val="en-US"/>
+        </w:rPr>
+        <w:t>xq</w:t>
+      </w:r>
+      <w:proofErr w:type="spellEnd"/>
+      <w:r>
+        <w:t xml:space="preserve"> </w:t>
+      </w:r>
+      <w:proofErr w:type="spellStart"/>
+      <w:r>
+        <w:rPr>
+          <w:lang w:val="en-US"/>
+        </w:rPr>
+        <w:t>xq</w:t>
+      </w:r>
+      <w:proofErr w:type="spellEnd"/>
+      <w:r>
+        <w:t>.</w:t>
+      </w:r>
+      <w:r>
+        <w:t xml:space="preserve"> </w:t>
+      </w:r>
+      <w:r>
+        <w:t xml:space="preserve">Поскольку подстановка пустого символа </w:t>
+      </w:r>
+      <w:r>
+        <w:t>‘</w:t>
+      </w:r>
+      <w:r>
+        <w:rPr>
+          <w:lang w:val="en-US"/>
+        </w:rPr>
+        <w:t>x</w:t>
+      </w:r>
+      <w:r>
+        <w:t xml:space="preserve">’ </w:t>
+      </w:r>
+      <w:r>
+        <w:t xml:space="preserve">вызвала бы коллизию, то был выбран другой пустой символ </w:t>
+      </w:r>
+      <w:r>
+        <w:t>‘</w:t>
+      </w:r>
+      <w:r>
+        <w:rPr>
+          <w:lang w:val="en-US"/>
+        </w:rPr>
+        <w:t>q</w:t>
+      </w:r>
+      <w:r>
+        <w:t>’</w:t>
+      </w:r>
+      <w:r>
+        <w:t>.</w:t>
+      </w:r>
+    </w:p>
+    <w:p>
+      <w:pPr>
+        <w:ind w:firstLine="0"/>
+      </w:pPr>
+    </w:p>
+    <w:p>
+      <w:pPr>
+        <w:ind w:firstLine="0"/>
+      </w:pPr>
+      <w:r>
+        <w:t>Зашифруем каждую пару символов</w:t>
+      </w:r>
+      <w:r>
+        <w:t xml:space="preserve"> </w:t>
+      </w:r>
+      <w:r>
+        <w:t>пользуясь таблицей:</w:t>
+      </w:r>
+    </w:p>
+    <w:p>
+      <w:pPr>
+        <w:ind w:firstLine="0"/>
+        <w:rPr>
+          <w:rFonts w:cs="Times New Roman"/>
+        </w:rPr>
+      </w:pPr>
+      <w:proofErr w:type="spellStart"/>
+      <w:r>
+        <w:rPr>
+          <w:lang w:val="en-US"/>
+        </w:rPr>
+        <w:t>xq</w:t>
+      </w:r>
+      <w:proofErr w:type="spellEnd"/>
+      <w:r>
+        <w:t xml:space="preserve"> </w:t>
+      </w:r>
+      <w:r>
+        <w:rPr>
+          <w:rFonts w:cs="Times New Roman"/>
+        </w:rPr>
+        <w:t>→</w:t>
+      </w:r>
+      <w:r>
+        <w:rPr>
+          <w:rFonts w:cs="Times New Roman"/>
+        </w:rPr>
+        <w:t xml:space="preserve"> </w:t>
+      </w:r>
+      <w:r>
+        <w:rPr>
+          <w:rFonts w:cs="Times New Roman"/>
+          <w:lang w:val="en-US"/>
+        </w:rPr>
+        <w:t>ap</w:t>
+      </w:r>
+      <w:r>
+        <w:rPr>
+          <w:rFonts w:cs="Times New Roman"/>
+        </w:rPr>
+        <w:t xml:space="preserve">; </w:t>
+      </w:r>
+      <w:proofErr w:type="spellStart"/>
+      <w:r>
+        <w:rPr>
+          <w:rFonts w:cs="Times New Roman"/>
+          <w:lang w:val="en-US"/>
+        </w:rPr>
+        <w:t>xq</w:t>
+      </w:r>
+      <w:proofErr w:type="spellEnd"/>
+      <w:r>
+        <w:rPr>
+          <w:rFonts w:cs="Times New Roman"/>
+        </w:rPr>
+        <w:t xml:space="preserve"> </w:t>
+      </w:r>
+      <w:r>
+        <w:rPr>
+          <w:rFonts w:cs="Times New Roman"/>
+        </w:rPr>
+        <w:t>→</w:t>
+      </w:r>
+      <w:r>
+        <w:rPr>
+          <w:rFonts w:cs="Times New Roman"/>
+        </w:rPr>
+        <w:t xml:space="preserve"> </w:t>
+      </w:r>
+      <w:r>
+        <w:rPr>
+          <w:rFonts w:cs="Times New Roman"/>
+          <w:lang w:val="en-US"/>
+        </w:rPr>
+        <w:t>ap</w:t>
+      </w:r>
+      <w:r>
+        <w:rPr>
+          <w:rFonts w:cs="Times New Roman"/>
+        </w:rPr>
+        <w:t>.</w:t>
+      </w:r>
+    </w:p>
+    <w:p>
+      <w:pPr>
+        <w:ind w:firstLine="0"/>
+        <w:rPr>
+          <w:rFonts w:cs="Times New Roman"/>
+        </w:rPr>
+      </w:pPr>
+    </w:p>
+    <w:p>
+      <w:pPr>
+        <w:ind w:firstLine="0"/>
+        <w:rPr>
+          <w:rFonts w:cs="Times New Roman"/>
+        </w:rPr>
+      </w:pPr>
+      <w:r>
+        <w:rPr>
+          <w:rFonts w:cs="Times New Roman"/>
+        </w:rPr>
+        <w:t xml:space="preserve">Получаем шифротекст – </w:t>
+      </w:r>
+      <w:r>
+        <w:rPr>
+          <w:rFonts w:cs="Times New Roman"/>
+          <w:lang w:val="en-US"/>
+        </w:rPr>
+        <w:t>ap</w:t>
+      </w:r>
+      <w:r>
+        <w:rPr>
+          <w:rFonts w:cs="Times New Roman"/>
+        </w:rPr>
+        <w:t xml:space="preserve"> </w:t>
+      </w:r>
+      <w:proofErr w:type="spellStart"/>
+      <w:r>
+        <w:rPr>
+          <w:rFonts w:cs="Times New Roman"/>
+          <w:lang w:val="en-US"/>
+        </w:rPr>
+        <w:t>ap</w:t>
+      </w:r>
+      <w:proofErr w:type="spellEnd"/>
+      <w:r>
+        <w:rPr>
+          <w:rFonts w:cs="Times New Roman"/>
+        </w:rPr>
+        <w:t>.</w:t>
+      </w:r>
+    </w:p>
+    <w:p>
+      <w:pPr>
+        <w:ind w:firstLine="0"/>
+        <w:rPr>
+          <w:rFonts w:cs="Times New Roman"/>
+          <w:lang w:val="en-US"/>
+        </w:rPr>
+      </w:pPr>
+    </w:p>
+    <w:p>
+      <w:pPr>
+        <w:ind w:firstLine="0"/>
+        <w:rPr>
+          <w:rFonts w:cs="Times New Roman"/>
+        </w:rPr>
+      </w:pPr>
+      <w:r>
+        <w:rPr>
+          <w:rFonts w:cs="Times New Roman"/>
+        </w:rPr>
+        <w:t>Объединим  все пары в шифротекст.</w:t>
+      </w:r>
+    </w:p>
+    <w:p>
+      <w:pPr>
+        <w:ind w:firstLine="0"/>
+        <w:rPr>
+          <w:rFonts w:cs="Times New Roman"/>
+        </w:rPr>
+      </w:pPr>
+      <w:r>
+        <w:rPr>
+          <w:rFonts w:cs="Times New Roman"/>
+        </w:rPr>
+        <w:t xml:space="preserve">Получаем шифротекст – </w:t>
+      </w:r>
+      <w:proofErr w:type="spellStart"/>
+      <w:r>
+        <w:rPr>
+          <w:rFonts w:cs="Times New Roman"/>
+          <w:lang w:val="en-US"/>
+        </w:rPr>
+        <w:t>apap</w:t>
+      </w:r>
+      <w:proofErr w:type="spellEnd"/>
+      <w:r>
+        <w:rPr>
+          <w:rFonts w:cs="Times New Roman"/>
+        </w:rPr>
+        <w:t>.</w:t>
+      </w:r>
+    </w:p>
+    <w:p>
+      <w:pPr>
+        <w:ind w:firstLine="0"/>
+        <w:rPr>
+          <w:rFonts w:cs="Times New Roman"/>
+        </w:rPr>
+      </w:pPr>
+    </w:p>
+    <w:p>
+      <w:pPr>
+        <w:ind w:firstLine="0"/>
+        <w:rPr>
+          <w:rFonts w:cs="Times New Roman"/>
+        </w:rPr>
+      </w:pPr>
+      <w:r>
+        <w:rPr>
+          <w:rFonts w:cs="Times New Roman"/>
+        </w:rPr>
+        <w:t>Полученный шифротекст совпадает с результатом работы программы.</w:t>
+      </w:r>
+    </w:p>
+    <w:p>
+      <w:pPr>
+        <w:ind w:firstLine="0"/>
+        <w:rPr>
+          <w:rFonts w:cs="Times New Roman"/>
+        </w:rPr>
+      </w:pPr>
+    </w:p>
+    <w:p>
+      <w:pPr>
+        <w:ind w:firstLine="0"/>
+        <w:rPr>
+          <w:rFonts w:cs="Times New Roman"/>
+        </w:rPr>
+      </w:pPr>
+      <w:r>
+        <w:rPr>
+          <w:rFonts w:cs="Times New Roman"/>
+        </w:rPr>
+        <w:t>Расшифруем полученный шифротекст.</w:t>
+      </w:r>
+    </w:p>
+    <w:p>
+      <w:pPr>
+        <w:ind w:firstLine="0"/>
+        <w:rPr>
+          <w:rFonts w:cs="Times New Roman"/>
+        </w:rPr>
+      </w:pPr>
+    </w:p>
+    <w:p>
+      <w:pPr>
+        <w:ind w:firstLine="0"/>
+        <w:rPr>
+          <w:rFonts w:cs="Times New Roman"/>
+          <w:lang w:val="en-US"/>
+        </w:rPr>
+      </w:pPr>
+      <w:r>
+        <w:rPr>
+          <w:rFonts w:cs="Times New Roman"/>
+        </w:rPr>
+        <w:t xml:space="preserve">Преобразованный шифротекст – </w:t>
+      </w:r>
+      <w:r>
+        <w:rPr>
+          <w:rFonts w:cs="Times New Roman"/>
+          <w:lang w:val="en-US"/>
+        </w:rPr>
+        <w:t xml:space="preserve">ap </w:t>
+      </w:r>
+      <w:proofErr w:type="spellStart"/>
+      <w:r>
+        <w:rPr>
+          <w:rFonts w:cs="Times New Roman"/>
+          <w:lang w:val="en-US"/>
+        </w:rPr>
+        <w:t>ap</w:t>
+      </w:r>
+      <w:proofErr w:type="spellEnd"/>
+    </w:p>
+    <w:p>
+      <w:pPr>
+        <w:ind w:firstLine="0"/>
+        <w:rPr>
+          <w:rFonts w:cs="Times New Roman"/>
+        </w:rPr>
+      </w:pPr>
+    </w:p>
+    <w:p>
+      <w:pPr>
+        <w:ind w:firstLine="0"/>
+        <w:rPr>
+          <w:rFonts w:cs="Times New Roman"/>
+        </w:rPr>
+      </w:pPr>
+      <w:r>
+        <w:rPr>
+          <w:rFonts w:cs="Times New Roman"/>
+        </w:rPr>
+        <w:t>Расшифруем каждую пару символов:</w:t>
+      </w:r>
+    </w:p>
+    <w:p>
+      <w:pPr>
+        <w:ind w:firstLine="0"/>
+        <w:rPr>
+          <w:rFonts w:cs="Times New Roman"/>
+        </w:rPr>
+      </w:pPr>
+      <w:r>
+        <w:rPr>
+          <w:rFonts w:cs="Times New Roman"/>
+          <w:lang w:val="en-US"/>
+        </w:rPr>
+        <w:t>ap</w:t>
+      </w:r>
+      <w:r>
+        <w:rPr>
+          <w:rFonts w:cs="Times New Roman"/>
+        </w:rPr>
+        <w:t xml:space="preserve"> → </w:t>
+      </w:r>
+      <w:proofErr w:type="spellStart"/>
+      <w:r>
+        <w:rPr>
+          <w:rFonts w:cs="Times New Roman"/>
+          <w:lang w:val="en-US"/>
+        </w:rPr>
+        <w:t>xq</w:t>
+      </w:r>
+      <w:proofErr w:type="spellEnd"/>
+      <w:r>
+        <w:rPr>
+          <w:rFonts w:cs="Times New Roman"/>
+        </w:rPr>
+        <w:t xml:space="preserve">; </w:t>
+      </w:r>
+      <w:r>
+        <w:rPr>
+          <w:rFonts w:cs="Times New Roman"/>
+          <w:lang w:val="en-US"/>
+        </w:rPr>
+        <w:t>ap</w:t>
+      </w:r>
+      <w:r>
+        <w:rPr>
+          <w:rFonts w:cs="Times New Roman"/>
+        </w:rPr>
+        <w:t xml:space="preserve"> → </w:t>
+      </w:r>
+      <w:proofErr w:type="spellStart"/>
+      <w:r>
+        <w:rPr>
+          <w:rFonts w:cs="Times New Roman"/>
+        </w:rPr>
+        <w:t>xq</w:t>
+      </w:r>
+      <w:proofErr w:type="spellEnd"/>
+      <w:r>
+        <w:rPr>
+          <w:rFonts w:cs="Times New Roman"/>
+        </w:rPr>
+        <w:t>.</w:t>
+      </w:r>
+    </w:p>
+    <w:p>
+      <w:pPr>
+        <w:ind w:firstLine="0"/>
+        <w:rPr>
+          <w:rFonts w:cs="Times New Roman"/>
+        </w:rPr>
+      </w:pPr>
+    </w:p>
+    <w:p>
+      <w:pPr>
+        <w:ind w:firstLine="0"/>
+        <w:rPr>
+          <w:rFonts w:cs="Times New Roman"/>
+        </w:rPr>
+      </w:pPr>
+      <w:r>
+        <w:rPr>
+          <w:rFonts w:cs="Times New Roman"/>
+        </w:rPr>
+        <w:t>Исходный</w:t>
+      </w:r>
+      <w:r>
+        <w:rPr>
+          <w:rFonts w:cs="Times New Roman"/>
+        </w:rPr>
+        <w:t xml:space="preserve"> </w:t>
+      </w:r>
+      <w:r>
+        <w:rPr>
+          <w:rFonts w:cs="Times New Roman"/>
+        </w:rPr>
+        <w:t>текст</w:t>
+      </w:r>
+      <w:r>
+        <w:rPr>
+          <w:rFonts w:cs="Times New Roman"/>
+        </w:rPr>
+        <w:t xml:space="preserve"> – </w:t>
+      </w:r>
+      <w:proofErr w:type="spellStart"/>
+      <w:r>
+        <w:rPr>
+          <w:rFonts w:cs="Times New Roman"/>
+          <w:lang w:val="en-US"/>
+        </w:rPr>
+        <w:t>xq</w:t>
+      </w:r>
+      <w:proofErr w:type="spellEnd"/>
+      <w:r>
+        <w:rPr>
+          <w:rFonts w:cs="Times New Roman"/>
+        </w:rPr>
+        <w:t xml:space="preserve"> </w:t>
+      </w:r>
+      <w:proofErr w:type="spellStart"/>
+      <w:r>
+        <w:rPr>
+          <w:rFonts w:cs="Times New Roman"/>
+          <w:lang w:val="en-US"/>
+        </w:rPr>
+        <w:t>xq</w:t>
+      </w:r>
+      <w:proofErr w:type="spellEnd"/>
+      <w:r>
+        <w:rPr>
+          <w:rFonts w:cs="Times New Roman"/>
+        </w:rPr>
+        <w:t>.</w:t>
+      </w:r>
+    </w:p>
+    <w:p>
+      <w:pPr>
+        <w:ind w:firstLine="0"/>
+        <w:rPr>
+          <w:rFonts w:cs="Times New Roman"/>
+        </w:rPr>
+      </w:pPr>
+    </w:p>
+    <w:p>
+      <w:pPr>
+        <w:ind w:firstLine="0"/>
+        <w:rPr>
+          <w:rFonts w:cs="Times New Roman"/>
+        </w:rPr>
+      </w:pPr>
+      <w:r>
+        <w:rPr>
+          <w:rFonts w:cs="Times New Roman"/>
+        </w:rPr>
+        <w:t>Объединим все пары</w:t>
+      </w:r>
+      <w:r>
+        <w:rPr>
+          <w:rFonts w:cs="Times New Roman"/>
+        </w:rPr>
+        <w:t>.</w:t>
+      </w:r>
+    </w:p>
+    <w:p>
+      <w:pPr>
+        <w:ind w:firstLine="0"/>
+        <w:rPr>
+          <w:rFonts w:cs="Times New Roman"/>
+        </w:rPr>
+      </w:pPr>
+      <w:r>
+        <w:rPr>
+          <w:rFonts w:cs="Times New Roman"/>
+        </w:rPr>
+        <w:t>Исходный</w:t>
+      </w:r>
+      <w:r>
+        <w:rPr>
+          <w:rFonts w:cs="Times New Roman"/>
+        </w:rPr>
+        <w:t xml:space="preserve"> </w:t>
+      </w:r>
+      <w:r>
+        <w:rPr>
+          <w:rFonts w:cs="Times New Roman"/>
+        </w:rPr>
+        <w:t>текст</w:t>
+      </w:r>
+      <w:r>
+        <w:rPr>
+          <w:rFonts w:cs="Times New Roman"/>
+        </w:rPr>
+        <w:t xml:space="preserve"> – </w:t>
+      </w:r>
+      <w:proofErr w:type="spellStart"/>
+      <w:r>
+        <w:rPr>
+          <w:rFonts w:cs="Times New Roman"/>
+          <w:lang w:val="en-US"/>
+        </w:rPr>
+        <w:t>x</w:t>
+      </w:r>
+      <w:r>
+        <w:rPr>
+          <w:rFonts w:cs="Times New Roman"/>
+          <w:lang w:val="en-US"/>
+        </w:rPr>
+        <w:t>q</w:t>
+      </w:r>
+      <w:r>
+        <w:rPr>
+          <w:rFonts w:cs="Times New Roman"/>
+          <w:lang w:val="en-US"/>
+        </w:rPr>
+        <w:t>xq</w:t>
+      </w:r>
+      <w:proofErr w:type="spellEnd"/>
+      <w:r>
+        <w:rPr>
+          <w:rFonts w:cs="Times New Roman"/>
+        </w:rPr>
+        <w:t>.</w:t>
+      </w:r>
+    </w:p>
+    <w:p>
+      <w:pPr>
+        <w:ind w:firstLine="0"/>
+        <w:rPr>
+          <w:rFonts w:cs="Times New Roman"/>
+        </w:rPr>
+      </w:pPr>
+    </w:p>
+    <w:p>
+      <w:pPr>
+        <w:ind w:firstLine="0"/>
+      </w:pPr>
+      <w:r>
+        <w:rPr>
+          <w:rFonts w:cs="Times New Roman"/>
+        </w:rPr>
+        <w:t>Полученный исходный текст совпадает с результатом работы программы.</w:t>
+      </w:r>
+    </w:p>
+    <w:p>
+      <w:pPr>
+        <w:ind w:firstLine="0"/>
+      </w:pPr>
+    </w:p>
+    <w:p>
+      <w:pPr>
+        <w:ind w:firstLine="0"/>
+      </w:pPr>
+      <w:r>
+        <w:t>Данные тестовые случаи проверяют все правила подстановки алгоритма</w:t>
+      </w:r>
+      <w:r>
+        <w:t>, обработку недопустимых символов</w:t>
+      </w:r>
+      <w:r>
+        <w:t xml:space="preserve">, </w:t>
+      </w:r>
+      <w:r>
+        <w:t>символов в разном регистре и обработку ситуаций, вызывающих коллизии.</w:t>
+      </w:r>
+    </w:p>
+    <w:p>
+      <w:r>
+        <w:lastRenderedPageBreak/>
+        <w:t>2.</w:t>
+      </w:r>
+      <w:r>
+        <w:t>2</w:t>
+      </w:r>
+      <w:r>
+        <w:t xml:space="preserve"> Алгоритм </w:t>
+      </w:r>
+      <w:proofErr w:type="spellStart"/>
+      <w:r>
+        <w:t>Виженера</w:t>
+      </w:r>
+      <w:proofErr w:type="spellEnd"/>
+      <w:r>
+        <w:t xml:space="preserve"> (</w:t>
+      </w:r>
+      <w:r>
+        <w:t>прогрессивный</w:t>
+      </w:r>
+      <w:r>
+        <w:t xml:space="preserve"> ключ)</w:t>
+      </w:r>
+    </w:p>
+    <w:p>
+      <w:pPr>
+        <w:ind w:firstLine="0"/>
+      </w:pPr>
+    </w:p>
+    <w:p>
+      <w:pPr>
+        <w:ind w:firstLine="0"/>
+      </w:pPr>
+      <w:r>
+        <w:t xml:space="preserve">Таблица подстановки Шифра </w:t>
+      </w:r>
+      <w:proofErr w:type="spellStart"/>
+      <w:r>
+        <w:t>Виженера</w:t>
+      </w:r>
+      <w:proofErr w:type="spellEnd"/>
+      <w:r>
+        <w:t xml:space="preserve"> для русского алфавита:</w:t>
+      </w:r>
+    </w:p>
+    <w:p>
+      <w:pPr>
+        <w:ind w:firstLine="0"/>
+      </w:pPr>
+      <w:r>
+        <w:rPr>
+          <w:noProof/>
+        </w:rPr>
+        <w:drawing>
+          <wp:inline distT="0" distB="0" distL="0" distR="0" wp14:anchorId="220DDCC2" wp14:editId="7E2ECD73">
+            <wp:extent cx="5259705" cy="4419600"/>
+            <wp:effectExtent l="0" t="0" r="0" b="0"/>
+            <wp:docPr id="784866850" name="Рисунок 1" descr="Квадрат (таблица) Виженера русского алфавита"/>
+            <wp:cNvGraphicFramePr>
+              <a:graphicFrameLocks xmlns:a="http://schemas.openxmlformats.org/drawingml/2006/main" noChangeAspect="1"/>
+            </wp:cNvGraphicFramePr>
+            <a:graphic xmlns:a="http://schemas.openxmlformats.org/drawingml/2006/main">
+              <a:graphicData uri="http://schemas.openxmlformats.org/drawingml/2006/picture">
+                <pic:pic xmlns:pic="http://schemas.openxmlformats.org/drawingml/2006/picture">
+                  <pic:nvPicPr>
+                    <pic:cNvPr id="784866850" name="Рисунок 1" descr="Квадрат (таблица) Виженера русского алфавита"/>
+                    <pic:cNvPicPr>
+                      <a:picLocks noChangeAspect="1"/>
+                    </pic:cNvPicPr>
+                  </pic:nvPicPr>
+                  <pic:blipFill>
+                    <a:blip r:embed="rId19">
+                      <a:extLst>
+                        <a:ext uri="{28A0092B-C50C-407E-A947-70E740481C1C}">
+                          <a14:useLocalDpi xmlns:a14="http://schemas.microsoft.com/office/drawing/2010/main" val="0"/>
+                        </a:ext>
+                      </a:extLst>
+                    </a:blip>
+                    <a:srcRect/>
+                    <a:stretch>
+                      <a:fillRect/>
+                    </a:stretch>
+                  </pic:blipFill>
+                  <pic:spPr bwMode="auto">
+                    <a:xfrm>
+                      <a:off x="0" y="0"/>
+                      <a:ext cx="5259705" cy="4419600"/>
+                    </a:xfrm>
+                    <a:prstGeom prst="rect">
+                      <a:avLst/>
+                    </a:prstGeom>
+                    <a:noFill/>
+                    <a:ln>
+                      <a:noFill/>
+                    </a:ln>
+                  </pic:spPr>
+                </pic:pic>
+              </a:graphicData>
+            </a:graphic>
+          </wp:inline>
+        </w:drawing>
+      </w:r>
+    </w:p>
+    <w:p>
+      <w:pPr>
+        <w:ind w:firstLine="0"/>
+      </w:pPr>
+    </w:p>
+    <w:p>
+      <w:pPr>
+        <w:ind w:firstLine="0"/>
+      </w:pPr>
+    </w:p>
+    <w:p>
+      <w:pPr>
+        <w:ind w:firstLine="0"/>
+      </w:pPr>
+      <w:r>
+        <w:t>Тест 1</w:t>
+      </w:r>
+    </w:p>
+    <w:p>
+      <w:pPr>
+        <w:ind w:firstLine="0"/>
+      </w:pPr>
+      <w:r>
+        <w:t>Скриншоты с результатами работы программы:</w:t>
+      </w:r>
+    </w:p>
+    <w:p>
+      <w:pPr>
+        <w:ind w:firstLine="0"/>
+      </w:pPr>
+      <w:r>
+        <w:drawing>
+          <wp:anchor distT="0" distB="0" distL="114300" distR="114300" simplePos="0" relativeHeight="251709440" behindDoc="0" locked="0" layoutInCell="1" allowOverlap="1" wp14:anchorId="1904D5C4" wp14:editId="53E8786B">
+            <wp:simplePos x="0" y="0"/>
+            <wp:positionH relativeFrom="page">
+              <wp:posOffset>4229101</wp:posOffset>
+            </wp:positionH>
+            <wp:positionV relativeFrom="paragraph">
+              <wp:posOffset>5715</wp:posOffset>
+            </wp:positionV>
+            <wp:extent cx="2850424" cy="2514600"/>
+            <wp:effectExtent l="0" t="0" r="7620" b="0"/>
+            <wp:wrapNone/>
+            <wp:docPr id="874456877" name="Рисунок 1"/>
+            <wp:cNvGraphicFramePr>
+              <a:graphicFrameLocks xmlns:a="http://schemas.openxmlformats.org/drawingml/2006/main" noChangeAspect="1"/>
+            </wp:cNvGraphicFramePr>
+            <a:graphic xmlns:a="http://schemas.openxmlformats.org/drawingml/2006/main">
+              <a:graphicData uri="http://schemas.openxmlformats.org/drawingml/2006/picture">
+                <pic:pic xmlns:pic="http://schemas.openxmlformats.org/drawingml/2006/picture">
+                  <pic:nvPicPr>
+                    <pic:cNvPr id="874456877" name=""/>
+                    <pic:cNvPicPr/>
+                  </pic:nvPicPr>
+                  <pic:blipFill>
+                    <a:blip r:embed="rId20">
+                      <a:extLst>
+                        <a:ext uri="{28A0092B-C50C-407E-A947-70E740481C1C}">
+                          <a14:useLocalDpi xmlns:a14="http://schemas.microsoft.com/office/drawing/2010/main" val="0"/>
+                        </a:ext>
+                      </a:extLst>
+                    </a:blip>
+                    <a:stretch>
+                      <a:fillRect/>
+                    </a:stretch>
+                  </pic:blipFill>
+                  <pic:spPr>
+                    <a:xfrm>
+                      <a:off x="0" y="0"/>
+                      <a:ext cx="2861716" cy="2524562"/>
+                    </a:xfrm>
+                    <a:prstGeom prst="rect">
+                      <a:avLst/>
+                    </a:prstGeom>
+                  </pic:spPr>
+                </pic:pic>
+              </a:graphicData>
+            </a:graphic>
+            <wp14:sizeRelH relativeFrom="margin">
+              <wp14:pctWidth>0</wp14:pctWidth>
+            </wp14:sizeRelH>
+            <wp14:sizeRelV relativeFrom="margin">
+              <wp14:pctHeight>0</wp14:pctHeight>
+            </wp14:sizeRelV>
+          </wp:anchor>
+        </w:drawing>
+      </w:r>
+      <w:r>
+        <w:drawing>
+          <wp:anchor distT="0" distB="0" distL="114300" distR="114300" simplePos="0" relativeHeight="251708416" behindDoc="0" locked="0" layoutInCell="1" allowOverlap="1" wp14:anchorId="643783EC" wp14:editId="6C186034">
+            <wp:simplePos x="0" y="0"/>
+            <wp:positionH relativeFrom="margin">
+              <wp:align>left</wp:align>
+            </wp:positionH>
+            <wp:positionV relativeFrom="paragraph">
+              <wp:posOffset>5715</wp:posOffset>
+            </wp:positionV>
+            <wp:extent cx="2889276" cy="2506980"/>
+            <wp:effectExtent l="0" t="0" r="6350" b="7620"/>
+            <wp:wrapNone/>
+            <wp:docPr id="1270235886" name="Рисунок 1"/>
+            <wp:cNvGraphicFramePr>
+              <a:graphicFrameLocks xmlns:a="http://schemas.openxmlformats.org/drawingml/2006/main" noChangeAspect="1"/>
+            </wp:cNvGraphicFramePr>
+            <a:graphic xmlns:a="http://schemas.openxmlformats.org/drawingml/2006/main">
+              <a:graphicData uri="http://schemas.openxmlformats.org/drawingml/2006/picture">
+                <pic:pic xmlns:pic="http://schemas.openxmlformats.org/drawingml/2006/picture">
+                  <pic:nvPicPr>
+                    <pic:cNvPr id="1270235886" name=""/>
+                    <pic:cNvPicPr/>
+                  </pic:nvPicPr>
+                  <pic:blipFill>
+                    <a:blip r:embed="rId21">
+                      <a:extLst>
+                        <a:ext uri="{28A0092B-C50C-407E-A947-70E740481C1C}">
+                          <a14:useLocalDpi xmlns:a14="http://schemas.microsoft.com/office/drawing/2010/main" val="0"/>
+                        </a:ext>
+                      </a:extLst>
+                    </a:blip>
+                    <a:stretch>
+                      <a:fillRect/>
+                    </a:stretch>
+                  </pic:blipFill>
+                  <pic:spPr>
+                    <a:xfrm>
+                      <a:off x="0" y="0"/>
+                      <a:ext cx="2895719" cy="2512571"/>
+                    </a:xfrm>
+                    <a:prstGeom prst="rect">
+                      <a:avLst/>
+                    </a:prstGeom>
+                  </pic:spPr>
+                </pic:pic>
+              </a:graphicData>
+            </a:graphic>
+            <wp14:sizeRelH relativeFrom="margin">
+              <wp14:pctWidth>0</wp14:pctWidth>
+            </wp14:sizeRelH>
+            <wp14:sizeRelV relativeFrom="margin">
+              <wp14:pctHeight>0</wp14:pctHeight>
+            </wp14:sizeRelV>
+          </wp:anchor>
+        </w:drawing>
+      </w:r>
+    </w:p>
+    <w:p>
+      <w:pPr>
+        <w:ind w:firstLine="0"/>
+      </w:pPr>
     </w:p>
     <w:p/>
     <w:p/>
@@ -1627,8 +6500,118 @@
       <w:pPr>
         <w:ind w:firstLine="0"/>
       </w:pPr>
-    </w:p>
-    <w:p/>
+      <w:r>
+        <w:t xml:space="preserve">   </w:t>
+      </w:r>
+      <w:r>
+        <w:t xml:space="preserve">    Результат шифрования</w:t>
+      </w:r>
+      <w:r>
+        <w:tab/>
+      </w:r>
+      <w:r>
+        <w:tab/>
+      </w:r>
+      <w:r>
+        <w:tab/>
+      </w:r>
+      <w:r>
+        <w:t xml:space="preserve">    </w:t>
+      </w:r>
+      <w:r>
+        <w:t xml:space="preserve">  Результат расшифрования</w:t>
+      </w:r>
+    </w:p>
+    <w:p>
+      <w:pPr>
+        <w:ind w:firstLine="0"/>
+      </w:pPr>
+    </w:p>
+    <w:p>
+      <w:pPr>
+        <w:ind w:firstLine="0"/>
+      </w:pPr>
+      <w:r>
+        <w:lastRenderedPageBreak/>
+        <w:t>Проверим корректность выполнения программы:</w:t>
+      </w:r>
+    </w:p>
+    <w:p>
+      <w:pPr>
+        <w:ind w:firstLine="0"/>
+      </w:pPr>
+    </w:p>
+    <w:p>
+      <w:pPr>
+        <w:ind w:firstLine="0"/>
+      </w:pPr>
+      <w:r>
+        <w:t xml:space="preserve">Исходный текст – У </w:t>
+      </w:r>
+      <w:proofErr w:type="spellStart"/>
+      <w:r>
+        <w:t>ёЖиКа</w:t>
+      </w:r>
+      <w:proofErr w:type="spellEnd"/>
+      <w:r>
+        <w:t xml:space="preserve"> 55 яблок!!</w:t>
+      </w:r>
+    </w:p>
+    <w:p>
+      <w:pPr>
+        <w:ind w:firstLine="0"/>
+      </w:pPr>
+      <w:r>
+        <w:t>Ключ – мышь</w:t>
+      </w:r>
+    </w:p>
+    <w:p>
+      <w:pPr>
+        <w:ind w:firstLine="0"/>
+      </w:pPr>
+    </w:p>
+    <w:p>
+      <w:pPr>
+        <w:ind w:firstLine="0"/>
+      </w:pPr>
+      <w:r>
+        <w:t>Число корректных символов равно 11, поэтому прогрессивный ключ должен быть равен 11 символам.</w:t>
+      </w:r>
+    </w:p>
+    <w:p>
+      <w:pPr>
+        <w:ind w:firstLine="0"/>
+      </w:pPr>
+    </w:p>
+    <w:p>
+      <w:pPr>
+        <w:ind w:firstLine="0"/>
+      </w:pPr>
+      <w:r>
+        <w:t xml:space="preserve">Прогрессивный ключ – </w:t>
+      </w:r>
+      <w:proofErr w:type="spellStart"/>
+      <w:r>
+        <w:t>мышьньавмпл</w:t>
+      </w:r>
+      <w:proofErr w:type="spellEnd"/>
+      <w:r>
+        <w:t xml:space="preserve">. </w:t>
+      </w:r>
+    </w:p>
+    <w:p>
+      <w:pPr>
+        <w:ind w:firstLine="0"/>
+      </w:pPr>
+    </w:p>
+    <w:p>
+      <w:pPr>
+        <w:ind w:firstLine="0"/>
+      </w:pPr>
+      <w:r>
+        <w:t>Для удобства составим таблицу, в которой под корректными буквами расположим соответствующие буквы ключа:</w:t>
+      </w:r>
+    </w:p>
     <w:tbl>
       <w:tblPr>
         <w:tblStyle w:val="a9"/>
@@ -1652,7 +6635,6 @@
         <w:gridCol w:w="533"/>
         <w:gridCol w:w="530"/>
         <w:gridCol w:w="508"/>
-        <w:gridCol w:w="488"/>
         <w:gridCol w:w="488"/>
       </w:tblGrid>
       <w:tr>
@@ -1691,7 +6673,7 @@
               <w:jc w:val="center"/>
             </w:pPr>
             <w:r>
-              <w:t>Ё</w:t>
+              <w:t>ё</w:t>
             </w:r>
           </w:p>
         </w:tc>
@@ -1719,7 +6701,7 @@
               <w:jc w:val="center"/>
             </w:pPr>
             <w:r>
-              <w:t>И</w:t>
+              <w:t>и</w:t>
             </w:r>
           </w:p>
         </w:tc>
@@ -1747,7 +6729,7 @@
               <w:jc w:val="center"/>
             </w:pPr>
             <w:r>
-              <w:t>А</w:t>
+              <w:t>а</w:t>
             </w:r>
           </w:p>
         </w:tc>
@@ -1797,7 +6779,7 @@
               <w:jc w:val="center"/>
             </w:pPr>
             <w:r>
-              <w:t>Я</w:t>
+              <w:t>я</w:t>
             </w:r>
           </w:p>
         </w:tc>
@@ -1811,7 +6793,7 @@
               <w:jc w:val="center"/>
             </w:pPr>
             <w:r>
-              <w:t>Б</w:t>
+              <w:t>б</w:t>
             </w:r>
           </w:p>
         </w:tc>
@@ -1825,7 +6807,7 @@
               <w:jc w:val="center"/>
             </w:pPr>
             <w:r>
-              <w:t>Л</w:t>
+              <w:t>л</w:t>
             </w:r>
           </w:p>
         </w:tc>
@@ -1839,7 +6821,7 @@
               <w:jc w:val="center"/>
             </w:pPr>
             <w:r>
-              <w:t>О</w:t>
+              <w:t>о</w:t>
             </w:r>
           </w:p>
         </w:tc>
@@ -1853,27 +6835,13 @@
               <w:jc w:val="center"/>
             </w:pPr>
             <w:r>
-              <w:t>К</w:t>
+              <w:t>к</w:t>
             </w:r>
           </w:p>
         </w:tc>
         <w:tc>
           <w:tcPr>
             <w:tcW w:w="508" w:type="dxa"/>
-          </w:tcPr>
-          <w:p>
-            <w:pPr>
-              <w:ind w:firstLine="0"/>
-              <w:jc w:val="center"/>
-            </w:pPr>
-            <w:r>
-              <w:t>!</w:t>
-            </w:r>
-          </w:p>
-        </w:tc>
-        <w:tc>
-          <w:tcPr>
-            <w:tcW w:w="488" w:type="dxa"/>
           </w:tcPr>
           <w:p>
             <w:pPr>
@@ -2124,6 +7092,596 @@
             </w:pPr>
           </w:p>
         </w:tc>
+      </w:tr>
+    </w:tbl>
+    <w:p>
+      <w:pPr>
+        <w:ind w:firstLine="0"/>
+      </w:pPr>
+    </w:p>
+    <w:p>
+      <w:pPr>
+        <w:ind w:firstLine="0"/>
+      </w:pPr>
+      <w:r>
+        <w:t>С помощью таблицы получаем</w:t>
+      </w:r>
+      <w:r>
+        <w:t xml:space="preserve"> следующий шифротекст </w:t>
+      </w:r>
+      <w:r>
+        <w:t>– А</w:t>
+      </w:r>
+      <w:r>
+        <w:t xml:space="preserve"> </w:t>
+      </w:r>
+      <w:proofErr w:type="spellStart"/>
+      <w:r>
+        <w:t>б</w:t>
+      </w:r>
+      <w:r>
+        <w:t>Я</w:t>
+      </w:r>
+      <w:r>
+        <w:t>е</w:t>
+      </w:r>
+      <w:r>
+        <w:t>Ш</w:t>
+      </w:r>
+      <w:r>
+        <w:t>ь</w:t>
+      </w:r>
+      <w:proofErr w:type="spellEnd"/>
+      <w:r>
+        <w:t xml:space="preserve"> 5 </w:t>
+      </w:r>
+      <w:proofErr w:type="spellStart"/>
+      <w:r>
+        <w:t>ш</w:t>
+      </w:r>
+      <w:r>
+        <w:t>ю</w:t>
+      </w:r>
+      <w:r>
+        <w:t>ъ</w:t>
+      </w:r>
+      <w:r>
+        <w:t>л</w:t>
+      </w:r>
+      <w:r>
+        <w:t>е</w:t>
+      </w:r>
+      <w:proofErr w:type="spellEnd"/>
+      <w:r>
+        <w:t>!!</w:t>
+      </w:r>
+    </w:p>
+    <w:p>
+      <w:pPr>
+        <w:ind w:firstLine="0"/>
+      </w:pPr>
+    </w:p>
+    <w:p>
+      <w:pPr>
+        <w:ind w:firstLine="0"/>
+        <w:rPr>
+          <w:rFonts w:cs="Times New Roman"/>
+        </w:rPr>
+      </w:pPr>
+      <w:r>
+        <w:rPr>
+          <w:rFonts w:cs="Times New Roman"/>
+        </w:rPr>
+        <w:t>Полученный шифротекст совпадает с результатом работы программы.</w:t>
+      </w:r>
+    </w:p>
+    <w:p>
+      <w:pPr>
+        <w:ind w:firstLine="0"/>
+        <w:rPr>
+          <w:rFonts w:cs="Times New Roman"/>
+        </w:rPr>
+      </w:pPr>
+    </w:p>
+    <w:p>
+      <w:pPr>
+        <w:ind w:firstLine="0"/>
+        <w:rPr>
+          <w:rFonts w:cs="Times New Roman"/>
+        </w:rPr>
+      </w:pPr>
+      <w:r>
+        <w:rPr>
+          <w:rFonts w:cs="Times New Roman"/>
+        </w:rPr>
+        <w:t>Расшифруем полученный шифротекст.</w:t>
+      </w:r>
+    </w:p>
+    <w:p>
+      <w:pPr>
+        <w:ind w:firstLine="0"/>
+        <w:rPr>
+          <w:rFonts w:cs="Times New Roman"/>
+        </w:rPr>
+      </w:pPr>
+    </w:p>
+    <w:p>
+      <w:pPr>
+        <w:ind w:firstLine="0"/>
+      </w:pPr>
+      <w:r>
+        <w:t>Для удобства составим таблицу, в которой под корректными буквами расположим соответствующие буквы ключа:</w:t>
+      </w:r>
+    </w:p>
+    <w:tbl>
+      <w:tblPr>
+        <w:tblStyle w:val="a9"/>
+        <w:tblW w:w="0" w:type="auto"/>
+        <w:tblLook w:val="04A0" w:firstRow="1" w:lastRow="0" w:firstColumn="1" w:lastColumn="0" w:noHBand="0" w:noVBand="1"/>
+      </w:tblPr>
+      <w:tblGrid>
+        <w:gridCol w:w="543"/>
+        <w:gridCol w:w="487"/>
+        <w:gridCol w:w="542"/>
+        <w:gridCol w:w="551"/>
+        <w:gridCol w:w="533"/>
+        <w:gridCol w:w="530"/>
+        <w:gridCol w:w="533"/>
+        <w:gridCol w:w="488"/>
+        <w:gridCol w:w="519"/>
+        <w:gridCol w:w="488"/>
+        <w:gridCol w:w="530"/>
+        <w:gridCol w:w="524"/>
+        <w:gridCol w:w="530"/>
+        <w:gridCol w:w="533"/>
+        <w:gridCol w:w="530"/>
+        <w:gridCol w:w="508"/>
+        <w:gridCol w:w="488"/>
+      </w:tblGrid>
+      <w:tr>
+        <w:tc>
+          <w:tcPr>
+            <w:tcW w:w="543" w:type="dxa"/>
+          </w:tcPr>
+          <w:p>
+            <w:pPr>
+              <w:ind w:firstLine="0"/>
+              <w:jc w:val="center"/>
+            </w:pPr>
+            <w:r>
+              <w:t>А</w:t>
+            </w:r>
+          </w:p>
+        </w:tc>
+        <w:tc>
+          <w:tcPr>
+            <w:tcW w:w="487" w:type="dxa"/>
+          </w:tcPr>
+          <w:p>
+            <w:pPr>
+              <w:ind w:firstLine="0"/>
+              <w:jc w:val="center"/>
+            </w:pPr>
+          </w:p>
+        </w:tc>
+        <w:tc>
+          <w:tcPr>
+            <w:tcW w:w="542" w:type="dxa"/>
+          </w:tcPr>
+          <w:p>
+            <w:pPr>
+              <w:ind w:firstLine="0"/>
+              <w:jc w:val="center"/>
+            </w:pPr>
+            <w:r>
+              <w:t>б</w:t>
+            </w:r>
+          </w:p>
+        </w:tc>
+        <w:tc>
+          <w:tcPr>
+            <w:tcW w:w="551" w:type="dxa"/>
+          </w:tcPr>
+          <w:p>
+            <w:pPr>
+              <w:ind w:firstLine="0"/>
+              <w:jc w:val="center"/>
+            </w:pPr>
+            <w:r>
+              <w:t>Я</w:t>
+            </w:r>
+          </w:p>
+        </w:tc>
+        <w:tc>
+          <w:tcPr>
+            <w:tcW w:w="533" w:type="dxa"/>
+          </w:tcPr>
+          <w:p>
+            <w:pPr>
+              <w:ind w:firstLine="0"/>
+              <w:jc w:val="center"/>
+            </w:pPr>
+            <w:r>
+              <w:t>е</w:t>
+            </w:r>
+          </w:p>
+        </w:tc>
+        <w:tc>
+          <w:tcPr>
+            <w:tcW w:w="530" w:type="dxa"/>
+          </w:tcPr>
+          <w:p>
+            <w:pPr>
+              <w:ind w:firstLine="0"/>
+              <w:jc w:val="center"/>
+            </w:pPr>
+            <w:r>
+              <w:t>Ш</w:t>
+            </w:r>
+          </w:p>
+        </w:tc>
+        <w:tc>
+          <w:tcPr>
+            <w:tcW w:w="533" w:type="dxa"/>
+          </w:tcPr>
+          <w:p>
+            <w:pPr>
+              <w:ind w:firstLine="0"/>
+              <w:jc w:val="center"/>
+            </w:pPr>
+            <w:r>
+              <w:t>ь</w:t>
+            </w:r>
+          </w:p>
+        </w:tc>
+        <w:tc>
+          <w:tcPr>
+            <w:tcW w:w="488" w:type="dxa"/>
+          </w:tcPr>
+          <w:p>
+            <w:pPr>
+              <w:ind w:firstLine="0"/>
+              <w:jc w:val="center"/>
+            </w:pPr>
+          </w:p>
+        </w:tc>
+        <w:tc>
+          <w:tcPr>
+            <w:tcW w:w="519" w:type="dxa"/>
+          </w:tcPr>
+          <w:p>
+            <w:pPr>
+              <w:ind w:firstLine="0"/>
+              <w:jc w:val="center"/>
+            </w:pPr>
+            <w:r>
+              <w:t>5</w:t>
+            </w:r>
+          </w:p>
+        </w:tc>
+        <w:tc>
+          <w:tcPr>
+            <w:tcW w:w="488" w:type="dxa"/>
+          </w:tcPr>
+          <w:p>
+            <w:pPr>
+              <w:ind w:firstLine="0"/>
+              <w:jc w:val="center"/>
+            </w:pPr>
+          </w:p>
+        </w:tc>
+        <w:tc>
+          <w:tcPr>
+            <w:tcW w:w="530" w:type="dxa"/>
+          </w:tcPr>
+          <w:p>
+            <w:pPr>
+              <w:ind w:firstLine="0"/>
+              <w:jc w:val="center"/>
+            </w:pPr>
+            <w:r>
+              <w:t>ш</w:t>
+            </w:r>
+          </w:p>
+        </w:tc>
+        <w:tc>
+          <w:tcPr>
+            <w:tcW w:w="524" w:type="dxa"/>
+          </w:tcPr>
+          <w:p>
+            <w:pPr>
+              <w:ind w:firstLine="0"/>
+              <w:jc w:val="center"/>
+            </w:pPr>
+            <w:r>
+              <w:t>ю</w:t>
+            </w:r>
+          </w:p>
+        </w:tc>
+        <w:tc>
+          <w:tcPr>
+            <w:tcW w:w="530" w:type="dxa"/>
+          </w:tcPr>
+          <w:p>
+            <w:pPr>
+              <w:ind w:firstLine="0"/>
+              <w:jc w:val="center"/>
+            </w:pPr>
+            <w:r>
+              <w:t>ъ</w:t>
+            </w:r>
+          </w:p>
+        </w:tc>
+        <w:tc>
+          <w:tcPr>
+            <w:tcW w:w="533" w:type="dxa"/>
+          </w:tcPr>
+          <w:p>
+            <w:pPr>
+              <w:ind w:firstLine="0"/>
+              <w:jc w:val="center"/>
+            </w:pPr>
+            <w:r>
+              <w:t>л</w:t>
+            </w:r>
+          </w:p>
+        </w:tc>
+        <w:tc>
+          <w:tcPr>
+            <w:tcW w:w="530" w:type="dxa"/>
+          </w:tcPr>
+          <w:p>
+            <w:pPr>
+              <w:ind w:firstLine="0"/>
+              <w:jc w:val="center"/>
+            </w:pPr>
+            <w:r>
+              <w:t>е</w:t>
+            </w:r>
+          </w:p>
+        </w:tc>
+        <w:tc>
+          <w:tcPr>
+            <w:tcW w:w="508" w:type="dxa"/>
+          </w:tcPr>
+          <w:p>
+            <w:pPr>
+              <w:ind w:firstLine="0"/>
+              <w:jc w:val="center"/>
+            </w:pPr>
+            <w:r>
+              <w:t>!</w:t>
+            </w:r>
+          </w:p>
+        </w:tc>
+        <w:tc>
+          <w:tcPr>
+            <w:tcW w:w="488" w:type="dxa"/>
+          </w:tcPr>
+          <w:p>
+            <w:pPr>
+              <w:ind w:firstLine="0"/>
+              <w:jc w:val="center"/>
+            </w:pPr>
+            <w:r>
+              <w:t>!</w:t>
+            </w:r>
+          </w:p>
+        </w:tc>
+      </w:tr>
+      <w:tr>
+        <w:tc>
+          <w:tcPr>
+            <w:tcW w:w="543" w:type="dxa"/>
+          </w:tcPr>
+          <w:p>
+            <w:pPr>
+              <w:ind w:firstLine="0"/>
+              <w:jc w:val="center"/>
+            </w:pPr>
+            <w:r>
+              <w:t>М</w:t>
+            </w:r>
+          </w:p>
+        </w:tc>
+        <w:tc>
+          <w:tcPr>
+            <w:tcW w:w="487" w:type="dxa"/>
+          </w:tcPr>
+          <w:p>
+            <w:pPr>
+              <w:ind w:firstLine="0"/>
+              <w:jc w:val="center"/>
+            </w:pPr>
+          </w:p>
+        </w:tc>
+        <w:tc>
+          <w:tcPr>
+            <w:tcW w:w="542" w:type="dxa"/>
+          </w:tcPr>
+          <w:p>
+            <w:pPr>
+              <w:ind w:firstLine="0"/>
+              <w:jc w:val="center"/>
+            </w:pPr>
+            <w:r>
+              <w:t>Ы</w:t>
+            </w:r>
+          </w:p>
+        </w:tc>
+        <w:tc>
+          <w:tcPr>
+            <w:tcW w:w="551" w:type="dxa"/>
+          </w:tcPr>
+          <w:p>
+            <w:pPr>
+              <w:ind w:firstLine="0"/>
+              <w:jc w:val="center"/>
+            </w:pPr>
+            <w:r>
+              <w:t>Ш</w:t>
+            </w:r>
+          </w:p>
+        </w:tc>
+        <w:tc>
+          <w:tcPr>
+            <w:tcW w:w="533" w:type="dxa"/>
+          </w:tcPr>
+          <w:p>
+            <w:pPr>
+              <w:ind w:firstLine="0"/>
+              <w:jc w:val="center"/>
+            </w:pPr>
+            <w:r>
+              <w:t>Ь</w:t>
+            </w:r>
+          </w:p>
+        </w:tc>
+        <w:tc>
+          <w:tcPr>
+            <w:tcW w:w="530" w:type="dxa"/>
+          </w:tcPr>
+          <w:p>
+            <w:pPr>
+              <w:ind w:firstLine="0"/>
+              <w:jc w:val="center"/>
+            </w:pPr>
+            <w:r>
+              <w:t>Н</w:t>
+            </w:r>
+          </w:p>
+        </w:tc>
+        <w:tc>
+          <w:tcPr>
+            <w:tcW w:w="533" w:type="dxa"/>
+          </w:tcPr>
+          <w:p>
+            <w:pPr>
+              <w:ind w:firstLine="0"/>
+              <w:jc w:val="center"/>
+            </w:pPr>
+            <w:r>
+              <w:t>Ь</w:t>
+            </w:r>
+          </w:p>
+        </w:tc>
+        <w:tc>
+          <w:tcPr>
+            <w:tcW w:w="488" w:type="dxa"/>
+          </w:tcPr>
+          <w:p>
+            <w:pPr>
+              <w:ind w:firstLine="0"/>
+              <w:jc w:val="center"/>
+            </w:pPr>
+          </w:p>
+        </w:tc>
+        <w:tc>
+          <w:tcPr>
+            <w:tcW w:w="519" w:type="dxa"/>
+          </w:tcPr>
+          <w:p>
+            <w:pPr>
+              <w:ind w:firstLine="0"/>
+              <w:jc w:val="center"/>
+            </w:pPr>
+          </w:p>
+        </w:tc>
+        <w:tc>
+          <w:tcPr>
+            <w:tcW w:w="488" w:type="dxa"/>
+          </w:tcPr>
+          <w:p>
+            <w:pPr>
+              <w:ind w:firstLine="0"/>
+              <w:jc w:val="center"/>
+            </w:pPr>
+          </w:p>
+        </w:tc>
+        <w:tc>
+          <w:tcPr>
+            <w:tcW w:w="530" w:type="dxa"/>
+          </w:tcPr>
+          <w:p>
+            <w:pPr>
+              <w:ind w:firstLine="0"/>
+              <w:jc w:val="center"/>
+            </w:pPr>
+            <w:r>
+              <w:t>А</w:t>
+            </w:r>
+          </w:p>
+        </w:tc>
+        <w:tc>
+          <w:tcPr>
+            <w:tcW w:w="524" w:type="dxa"/>
+          </w:tcPr>
+          <w:p>
+            <w:pPr>
+              <w:ind w:firstLine="0"/>
+              <w:jc w:val="center"/>
+            </w:pPr>
+            <w:r>
+              <w:t>В</w:t>
+            </w:r>
+          </w:p>
+        </w:tc>
+        <w:tc>
+          <w:tcPr>
+            <w:tcW w:w="530" w:type="dxa"/>
+          </w:tcPr>
+          <w:p>
+            <w:pPr>
+              <w:ind w:firstLine="0"/>
+              <w:jc w:val="center"/>
+            </w:pPr>
+            <w:r>
+              <w:t>М</w:t>
+            </w:r>
+          </w:p>
+        </w:tc>
+        <w:tc>
+          <w:tcPr>
+            <w:tcW w:w="533" w:type="dxa"/>
+          </w:tcPr>
+          <w:p>
+            <w:pPr>
+              <w:ind w:firstLine="0"/>
+              <w:jc w:val="center"/>
+            </w:pPr>
+            <w:r>
+              <w:t>П</w:t>
+            </w:r>
+          </w:p>
+        </w:tc>
+        <w:tc>
+          <w:tcPr>
+            <w:tcW w:w="530" w:type="dxa"/>
+          </w:tcPr>
+          <w:p>
+            <w:pPr>
+              <w:ind w:firstLine="0"/>
+              <w:jc w:val="center"/>
+              <w:rPr>
+                <w:lang w:val="en-US"/>
+              </w:rPr>
+            </w:pPr>
+            <w:r>
+              <w:t>Л</w:t>
+            </w:r>
+          </w:p>
+        </w:tc>
+        <w:tc>
+          <w:tcPr>
+            <w:tcW w:w="508" w:type="dxa"/>
+          </w:tcPr>
+          <w:p>
+            <w:pPr>
+              <w:ind w:firstLine="0"/>
+              <w:jc w:val="center"/>
+            </w:pPr>
+          </w:p>
+        </w:tc>
         <w:tc>
           <w:tcPr>
             <w:tcW w:w="488" w:type="dxa"/>
@@ -2137,73 +7695,141 @@
         </w:tc>
       </w:tr>
     </w:tbl>
-    <w:p/>
-    <w:p>
-      <w:pPr>
-        <w:ind w:firstLine="0"/>
-      </w:pPr>
-      <w:r>
-        <w:t xml:space="preserve">Получаем следующий </w:t>
-      </w:r>
-      <w:proofErr w:type="spellStart"/>
-      <w:r>
-        <w:t>шифротекст</w:t>
-      </w:r>
-      <w:proofErr w:type="spellEnd"/>
-      <w:r>
-        <w:t xml:space="preserve"> </w:t>
-      </w:r>
-      <w:r>
-        <w:rPr>
-          <w:lang w:val="en-US"/>
-        </w:rPr>
-        <w:t>C</w:t>
-      </w:r>
-      <w:r>
-        <w:t xml:space="preserve"> = “</w:t>
-      </w:r>
-      <w:r>
-        <w:t xml:space="preserve">а </w:t>
-      </w:r>
-      <w:proofErr w:type="spellStart"/>
-      <w:r>
-        <w:t>бяешь</w:t>
-      </w:r>
-      <w:proofErr w:type="spellEnd"/>
-      <w:r>
-        <w:t xml:space="preserve"> 5 </w:t>
-      </w:r>
-      <w:proofErr w:type="spellStart"/>
-      <w:r>
-        <w:t>ШюЪлЕ</w:t>
-      </w:r>
-      <w:proofErr w:type="spellEnd"/>
-      <w:r>
-        <w:t>!!!</w:t>
-      </w:r>
-      <w:r>
-        <w:t>”</w:t>
-      </w:r>
-    </w:p>
-    <w:p/>
-    <w:p/>
-    <w:p/>
-    <w:p/>
-    <w:p>
+    <w:p>
+      <w:pPr>
+        <w:ind w:firstLine="0"/>
+      </w:pPr>
+    </w:p>
+    <w:p>
+      <w:pPr>
+        <w:ind w:firstLine="0"/>
+      </w:pPr>
+      <w:r>
+        <w:t xml:space="preserve">С помощью таблицы получаем </w:t>
+      </w:r>
+      <w:r>
+        <w:t xml:space="preserve">расшифрованный текст – </w:t>
+      </w:r>
+      <w:r>
+        <w:t xml:space="preserve">У </w:t>
+      </w:r>
+      <w:proofErr w:type="spellStart"/>
+      <w:r>
+        <w:t>ёЖиКа</w:t>
+      </w:r>
+      <w:proofErr w:type="spellEnd"/>
+      <w:r>
+        <w:t xml:space="preserve"> 55 яблок!!</w:t>
+      </w:r>
+    </w:p>
+    <w:p>
+      <w:pPr>
+        <w:ind w:firstLine="0"/>
+      </w:pPr>
+    </w:p>
+    <w:p>
+      <w:pPr>
+        <w:ind w:firstLine="0"/>
+      </w:pPr>
+      <w:r>
+        <w:rPr>
+          <w:rFonts w:cs="Times New Roman"/>
+        </w:rPr>
+        <w:t>Полученный исходный текст совпадает с результатом работы программы.</w:t>
+      </w:r>
+    </w:p>
+    <w:p>
+      <w:pPr>
+        <w:ind w:firstLine="0"/>
+      </w:pPr>
+    </w:p>
+    <w:p>
+      <w:pPr>
+        <w:ind w:firstLine="0"/>
+      </w:pPr>
+    </w:p>
+    <w:p>
+      <w:pPr>
+        <w:ind w:firstLine="0"/>
+      </w:pPr>
+    </w:p>
+    <w:p>
+      <w:pPr>
+        <w:ind w:firstLine="0"/>
+      </w:pPr>
+    </w:p>
+    <w:p>
+      <w:pPr>
+        <w:ind w:firstLine="0"/>
+      </w:pPr>
+    </w:p>
+    <w:p>
+      <w:pPr>
+        <w:ind w:firstLine="0"/>
+      </w:pPr>
+    </w:p>
+    <w:p>
+      <w:pPr>
+        <w:ind w:firstLine="0"/>
+      </w:pPr>
+    </w:p>
+    <w:p>
+      <w:pPr>
+        <w:ind w:firstLine="0"/>
+      </w:pPr>
+    </w:p>
+    <w:p>
+      <w:pPr>
+        <w:ind w:firstLine="0"/>
+      </w:pPr>
+    </w:p>
+    <w:p>
+      <w:pPr>
+        <w:ind w:firstLine="0"/>
+      </w:pPr>
+    </w:p>
+    <w:p>
+      <w:pPr>
+        <w:ind w:firstLine="0"/>
+      </w:pPr>
+    </w:p>
+    <w:p>
+      <w:pPr>
+        <w:ind w:firstLine="0"/>
+      </w:pPr>
+    </w:p>
+    <w:p>
+      <w:pPr>
+        <w:ind w:firstLine="0"/>
+      </w:pPr>
+    </w:p>
+    <w:p>
+      <w:pPr>
+        <w:ind w:firstLine="0"/>
+      </w:pPr>
+      <w:r>
+        <w:lastRenderedPageBreak/>
+        <w:t>Тест 2</w:t>
+      </w:r>
+    </w:p>
+    <w:p>
+      <w:pPr>
+        <w:ind w:firstLine="0"/>
+      </w:pPr>
       <w:r>
         <w:drawing>
-          <wp:anchor distT="0" distB="0" distL="114300" distR="114300" simplePos="0" relativeHeight="251687936" behindDoc="0" locked="0" layoutInCell="1" allowOverlap="1" wp14:anchorId="500C579A" wp14:editId="22A697D9">
+          <wp:anchor distT="0" distB="0" distL="114300" distR="114300" simplePos="0" relativeHeight="251710464" behindDoc="0" locked="0" layoutInCell="1" allowOverlap="1" wp14:anchorId="75137E04" wp14:editId="086D8B87">
             <wp:simplePos x="0" y="0"/>
             <wp:positionH relativeFrom="margin">
-              <wp:posOffset>-635</wp:posOffset>
+              <wp:align>left</wp:align>
             </wp:positionH>
             <wp:positionV relativeFrom="paragraph">
-              <wp:posOffset>120650</wp:posOffset>
+              <wp:posOffset>221615</wp:posOffset>
             </wp:positionV>
-            <wp:extent cx="2603500" cy="2343150"/>
-            <wp:effectExtent l="0" t="0" r="6350" b="0"/>
+            <wp:extent cx="2969469" cy="2575560"/>
+            <wp:effectExtent l="0" t="0" r="2540" b="0"/>
             <wp:wrapNone/>
-            <wp:docPr id="2001884679" name="Рисунок 1" descr="Изображение выглядит как текст, снимок экрана, Шрифт&#10;&#10;Содержимое, созданное искусственным интеллектом, может быть неверным."/>
+            <wp:docPr id="1855951586" name="Рисунок 1"/>
             <wp:cNvGraphicFramePr>
               <a:graphicFrameLocks xmlns:a="http://schemas.openxmlformats.org/drawingml/2006/main" noChangeAspect="1"/>
             </wp:cNvGraphicFramePr>
@@ -2211,11 +7837,11 @@
               <a:graphicData uri="http://schemas.openxmlformats.org/drawingml/2006/picture">
                 <pic:pic xmlns:pic="http://schemas.openxmlformats.org/drawingml/2006/picture">
                   <pic:nvPicPr>
-                    <pic:cNvPr id="2001884679" name="Рисунок 1" descr="Изображение выглядит как текст, снимок экрана, Шрифт&#10;&#10;Содержимое, созданное искусственным интеллектом, может быть неверным."/>
+                    <pic:cNvPr id="1855951586" name=""/>
                     <pic:cNvPicPr/>
                   </pic:nvPicPr>
                   <pic:blipFill>
-                    <a:blip r:embed="rId17">
+                    <a:blip r:embed="rId22">
                       <a:extLst>
                         <a:ext uri="{28A0092B-C50C-407E-A947-70E740481C1C}">
                           <a14:useLocalDpi xmlns:a14="http://schemas.microsoft.com/office/drawing/2010/main" val="0"/>
@@ -2229,7 +7855,7 @@
                   <pic:spPr>
                     <a:xfrm>
                       <a:off x="0" y="0"/>
-                      <a:ext cx="2603500" cy="2343150"/>
+                      <a:ext cx="2972521" cy="2578207"/>
                     </a:xfrm>
                     <a:prstGeom prst="rect">
                       <a:avLst/>
@@ -2247,22 +7873,28 @@
           </wp:anchor>
         </w:drawing>
       </w:r>
-    </w:p>
-    <w:p>
+      <w:r>
+        <w:t>Скриншоты с результатами работы программы:</w:t>
+      </w:r>
+    </w:p>
+    <w:p>
+      <w:pPr>
+        <w:ind w:firstLine="0"/>
+      </w:pPr>
       <w:r>
         <w:drawing>
-          <wp:anchor distT="0" distB="0" distL="114300" distR="114300" simplePos="0" relativeHeight="251688960" behindDoc="0" locked="0" layoutInCell="1" allowOverlap="1" wp14:anchorId="5A7E7442" wp14:editId="4BA493C6">
+          <wp:anchor distT="0" distB="0" distL="114300" distR="114300" simplePos="0" relativeHeight="251711488" behindDoc="0" locked="0" layoutInCell="1" allowOverlap="1" wp14:anchorId="38FAEC08" wp14:editId="1A134978">
             <wp:simplePos x="0" y="0"/>
             <wp:positionH relativeFrom="column">
-              <wp:posOffset>2964815</wp:posOffset>
+              <wp:posOffset>3202305</wp:posOffset>
             </wp:positionH>
             <wp:positionV relativeFrom="paragraph">
-              <wp:posOffset>6350</wp:posOffset>
+              <wp:posOffset>4445</wp:posOffset>
             </wp:positionV>
-            <wp:extent cx="2647950" cy="2265035"/>
-            <wp:effectExtent l="0" t="0" r="0" b="2540"/>
+            <wp:extent cx="2967166" cy="2575560"/>
+            <wp:effectExtent l="0" t="0" r="5080" b="0"/>
             <wp:wrapNone/>
-            <wp:docPr id="431444957" name="Рисунок 1" descr="Изображение выглядит как текст, снимок экрана, Шрифт&#10;&#10;Содержимое, созданное искусственным интеллектом, может быть неверным."/>
+            <wp:docPr id="1287272921" name="Рисунок 1"/>
             <wp:cNvGraphicFramePr>
               <a:graphicFrameLocks xmlns:a="http://schemas.openxmlformats.org/drawingml/2006/main" noChangeAspect="1"/>
             </wp:cNvGraphicFramePr>
@@ -2270,11 +7902,11 @@
               <a:graphicData uri="http://schemas.openxmlformats.org/drawingml/2006/picture">
                 <pic:pic xmlns:pic="http://schemas.openxmlformats.org/drawingml/2006/picture">
                   <pic:nvPicPr>
-                    <pic:cNvPr id="431444957" name="Рисунок 1" descr="Изображение выглядит как текст, снимок экрана, Шрифт&#10;&#10;Содержимое, созданное искусственным интеллектом, может быть неверным."/>
+                    <pic:cNvPr id="1287272921" name=""/>
                     <pic:cNvPicPr/>
                   </pic:nvPicPr>
                   <pic:blipFill>
-                    <a:blip r:embed="rId18">
+                    <a:blip r:embed="rId23">
                       <a:extLst>
                         <a:ext uri="{28A0092B-C50C-407E-A947-70E740481C1C}">
                           <a14:useLocalDpi xmlns:a14="http://schemas.microsoft.com/office/drawing/2010/main" val="0"/>
@@ -2288,7 +7920,7 @@
                   <pic:spPr>
                     <a:xfrm>
                       <a:off x="0" y="0"/>
-                      <a:ext cx="2647950" cy="2265035"/>
+                      <a:ext cx="2967166" cy="2575560"/>
                     </a:xfrm>
                     <a:prstGeom prst="rect">
                       <a:avLst/>
@@ -2307,6 +7939,11 @@
         </w:drawing>
       </w:r>
     </w:p>
+    <w:p>
+      <w:pPr>
+        <w:ind w:firstLine="0"/>
+      </w:pPr>
+    </w:p>
     <w:p/>
     <w:p/>
     <w:p/>
@@ -2317,7 +7954,154 @@
     <w:p/>
     <w:p/>
     <w:p/>
-    <w:p/>
+    <w:p>
+      <w:pPr>
+        <w:ind w:firstLine="0"/>
+      </w:pPr>
+      <w:r>
+        <w:t xml:space="preserve">   </w:t>
+      </w:r>
+      <w:r>
+        <w:t xml:space="preserve">    Результат шифрования</w:t>
+      </w:r>
+      <w:r>
+        <w:tab/>
+      </w:r>
+      <w:r>
+        <w:tab/>
+      </w:r>
+      <w:r>
+        <w:tab/>
+        <w:t xml:space="preserve">      Результат расшифрования</w:t>
+      </w:r>
+    </w:p>
+    <w:p>
+      <w:pPr>
+        <w:ind w:firstLine="0"/>
+      </w:pPr>
+    </w:p>
+    <w:p>
+      <w:pPr>
+        <w:ind w:firstLine="0"/>
+      </w:pPr>
+      <w:r>
+        <w:t>Проверим корректность выполнения программы:</w:t>
+      </w:r>
+    </w:p>
+    <w:p>
+      <w:pPr>
+        <w:ind w:firstLine="0"/>
+      </w:pPr>
+    </w:p>
+    <w:p>
+      <w:pPr>
+        <w:ind w:firstLine="0"/>
+      </w:pPr>
+      <w:r>
+        <w:t xml:space="preserve">Исходный текст – </w:t>
+      </w:r>
+      <w:proofErr w:type="spellStart"/>
+      <w:r>
+        <w:t>абвг</w:t>
+      </w:r>
+      <w:proofErr w:type="spellEnd"/>
+    </w:p>
+    <w:p>
+      <w:pPr>
+        <w:ind w:firstLine="0"/>
+      </w:pPr>
+      <w:r>
+        <w:t xml:space="preserve">Ключ – </w:t>
+      </w:r>
+      <w:r>
+        <w:t>Уж1235с</w:t>
+      </w:r>
+    </w:p>
+    <w:p>
+      <w:pPr>
+        <w:ind w:firstLine="0"/>
+      </w:pPr>
+    </w:p>
+    <w:p>
+      <w:pPr>
+        <w:ind w:firstLine="0"/>
+      </w:pPr>
+      <w:r>
+        <w:t>Уберем из ключа некорректные символы:</w:t>
+      </w:r>
+    </w:p>
+    <w:p>
+      <w:pPr>
+        <w:ind w:firstLine="0"/>
+      </w:pPr>
+      <w:r>
+        <w:t>Полученный ключ – У</w:t>
+      </w:r>
+      <w:proofErr w:type="spellStart"/>
+      <w:r>
+        <w:t>жс</w:t>
+      </w:r>
+      <w:proofErr w:type="spellEnd"/>
+    </w:p>
+    <w:p>
+      <w:pPr>
+        <w:ind w:firstLine="0"/>
+      </w:pPr>
+    </w:p>
+    <w:p>
+      <w:pPr>
+        <w:ind w:firstLine="0"/>
+      </w:pPr>
+      <w:r>
+        <w:t xml:space="preserve">Число корректных символов равно </w:t>
+      </w:r>
+      <w:r>
+        <w:t>4</w:t>
+      </w:r>
+      <w:r>
+        <w:t xml:space="preserve">, поэтому прогрессивный ключ должен быть равен </w:t>
+      </w:r>
+      <w:r>
+        <w:t>4</w:t>
+      </w:r>
+      <w:r>
+        <w:t xml:space="preserve"> символам.</w:t>
+      </w:r>
+    </w:p>
+    <w:p>
+      <w:pPr>
+        <w:ind w:firstLine="0"/>
+      </w:pPr>
+    </w:p>
+    <w:p>
+      <w:pPr>
+        <w:ind w:firstLine="0"/>
+      </w:pPr>
+      <w:r>
+        <w:t xml:space="preserve">Прогрессивный ключ – </w:t>
+      </w:r>
+      <w:proofErr w:type="spellStart"/>
+      <w:r>
+        <w:t>ужсф</w:t>
+      </w:r>
+      <w:proofErr w:type="spellEnd"/>
+      <w:r>
+        <w:t xml:space="preserve">. </w:t>
+      </w:r>
+    </w:p>
+    <w:p>
+      <w:pPr>
+        <w:ind w:firstLine="0"/>
+      </w:pPr>
+    </w:p>
+    <w:p>
+      <w:pPr>
+        <w:ind w:firstLine="0"/>
+      </w:pPr>
+      <w:r>
+        <w:t>Для удобства составим таблицу, в которой под корректными буквами расположим соответствующие буквы ключа:</w:t>
+      </w:r>
+    </w:p>
     <w:tbl>
       <w:tblPr>
         <w:tblStyle w:val="a9"/>
@@ -2325,31 +8109,15 @@
         <w:tblLook w:val="04A0" w:firstRow="1" w:lastRow="0" w:firstColumn="1" w:lastColumn="0" w:noHBand="0" w:noVBand="1"/>
       </w:tblPr>
       <w:tblGrid>
-        <w:gridCol w:w="465"/>
-        <w:gridCol w:w="454"/>
-        <w:gridCol w:w="454"/>
-        <w:gridCol w:w="454"/>
-        <w:gridCol w:w="454"/>
-        <w:gridCol w:w="454"/>
-        <w:gridCol w:w="454"/>
-        <w:gridCol w:w="454"/>
-        <w:gridCol w:w="465"/>
-        <w:gridCol w:w="454"/>
-        <w:gridCol w:w="465"/>
-        <w:gridCol w:w="454"/>
-        <w:gridCol w:w="454"/>
-        <w:gridCol w:w="454"/>
-        <w:gridCol w:w="454"/>
-        <w:gridCol w:w="467"/>
-        <w:gridCol w:w="454"/>
-        <w:gridCol w:w="454"/>
-        <w:gridCol w:w="467"/>
-        <w:gridCol w:w="467"/>
+        <w:gridCol w:w="543"/>
+        <w:gridCol w:w="487"/>
+        <w:gridCol w:w="542"/>
+        <w:gridCol w:w="551"/>
       </w:tblGrid>
       <w:tr>
         <w:tc>
           <w:tcPr>
-            <w:tcW w:w="465" w:type="dxa"/>
+            <w:tcW w:w="543" w:type="dxa"/>
           </w:tcPr>
           <w:p>
             <w:pPr>
@@ -2357,13 +8125,13 @@
               <w:jc w:val="center"/>
             </w:pPr>
             <w:r>
-              <w:t>П</w:t>
+              <w:t>а</w:t>
             </w:r>
           </w:p>
         </w:tc>
         <w:tc>
           <w:tcPr>
-            <w:tcW w:w="454" w:type="dxa"/>
+            <w:tcW w:w="487" w:type="dxa"/>
           </w:tcPr>
           <w:p>
             <w:pPr>
@@ -2371,13 +8139,13 @@
               <w:jc w:val="center"/>
             </w:pPr>
             <w:r>
-              <w:t>Р</w:t>
+              <w:t>б</w:t>
             </w:r>
           </w:p>
         </w:tc>
         <w:tc>
           <w:tcPr>
-            <w:tcW w:w="454" w:type="dxa"/>
+            <w:tcW w:w="542" w:type="dxa"/>
           </w:tcPr>
           <w:p>
             <w:pPr>
@@ -2385,13 +8153,13 @@
               <w:jc w:val="center"/>
             </w:pPr>
             <w:r>
-              <w:t>И</w:t>
+              <w:t>в</w:t>
             </w:r>
           </w:p>
         </w:tc>
         <w:tc>
           <w:tcPr>
-            <w:tcW w:w="454" w:type="dxa"/>
+            <w:tcW w:w="551" w:type="dxa"/>
           </w:tcPr>
           <w:p>
             <w:pPr>
@@ -2399,13 +8167,15 @@
               <w:jc w:val="center"/>
             </w:pPr>
             <w:r>
-              <w:t>В</w:t>
+              <w:t>г</w:t>
             </w:r>
           </w:p>
         </w:tc>
+      </w:tr>
+      <w:tr>
         <w:tc>
           <w:tcPr>
-            <w:tcW w:w="454" w:type="dxa"/>
+            <w:tcW w:w="543" w:type="dxa"/>
           </w:tcPr>
           <w:p>
             <w:pPr>
@@ -2413,186 +8183,13 @@
               <w:jc w:val="center"/>
             </w:pPr>
             <w:r>
-              <w:t>Е</w:t>
+              <w:t>У</w:t>
             </w:r>
           </w:p>
         </w:tc>
         <w:tc>
           <w:tcPr>
-            <w:tcW w:w="454" w:type="dxa"/>
-          </w:tcPr>
-          <w:p>
-            <w:pPr>
-              <w:ind w:firstLine="0"/>
-              <w:jc w:val="center"/>
-            </w:pPr>
-            <w:r>
-              <w:t>Т</w:t>
-            </w:r>
-          </w:p>
-        </w:tc>
-        <w:tc>
-          <w:tcPr>
-            <w:tcW w:w="454" w:type="dxa"/>
-          </w:tcPr>
-          <w:p>
-            <w:pPr>
-              <w:ind w:firstLine="0"/>
-              <w:jc w:val="center"/>
-            </w:pPr>
-            <w:r>
-              <w:t>,</w:t>
-            </w:r>
-          </w:p>
-        </w:tc>
-        <w:tc>
-          <w:tcPr>
-            <w:tcW w:w="454" w:type="dxa"/>
-          </w:tcPr>
-          <w:p>
-            <w:pPr>
-              <w:ind w:firstLine="0"/>
-              <w:jc w:val="center"/>
-            </w:pPr>
-          </w:p>
-        </w:tc>
-        <w:tc>
-          <w:tcPr>
-            <w:tcW w:w="465" w:type="dxa"/>
-          </w:tcPr>
-          <w:p>
-            <w:pPr>
-              <w:ind w:firstLine="0"/>
-              <w:jc w:val="center"/>
-            </w:pPr>
-            <w:r>
-              <w:t>М</w:t>
-            </w:r>
-          </w:p>
-        </w:tc>
-        <w:tc>
-          <w:tcPr>
-            <w:tcW w:w="454" w:type="dxa"/>
-          </w:tcPr>
-          <w:p>
-            <w:pPr>
-              <w:ind w:firstLine="0"/>
-              <w:jc w:val="center"/>
-            </w:pPr>
-            <w:r>
-              <w:t>И</w:t>
-            </w:r>
-          </w:p>
-        </w:tc>
-        <w:tc>
-          <w:tcPr>
-            <w:tcW w:w="465" w:type="dxa"/>
-          </w:tcPr>
-          <w:p>
-            <w:pPr>
-              <w:ind w:firstLine="0"/>
-              <w:jc w:val="center"/>
-            </w:pPr>
-            <w:r>
-              <w:t>Р</w:t>
-            </w:r>
-          </w:p>
-        </w:tc>
-        <w:tc>
-          <w:tcPr>
-            <w:tcW w:w="454" w:type="dxa"/>
-          </w:tcPr>
-          <w:p>
-            <w:pPr>
-              <w:ind w:firstLine="0"/>
-              <w:jc w:val="center"/>
-            </w:pPr>
-            <w:r>
-              <w:t>.</w:t>
-            </w:r>
-          </w:p>
-        </w:tc>
-        <w:tc>
-          <w:tcPr>
-            <w:tcW w:w="454" w:type="dxa"/>
-          </w:tcPr>
-          <w:p>
-            <w:pPr>
-              <w:ind w:firstLine="0"/>
-              <w:jc w:val="center"/>
-            </w:pPr>
-          </w:p>
-        </w:tc>
-        <w:tc>
-          <w:tcPr>
-            <w:tcW w:w="454" w:type="dxa"/>
-          </w:tcPr>
-          <w:p>
-            <w:pPr>
-              <w:ind w:firstLine="0"/>
-              <w:jc w:val="center"/>
-            </w:pPr>
-            <w:r>
-              <w:t>Э</w:t>
-            </w:r>
-          </w:p>
-        </w:tc>
-        <w:tc>
-          <w:tcPr>
-            <w:tcW w:w="454" w:type="dxa"/>
-          </w:tcPr>
-          <w:p>
-            <w:pPr>
-              <w:ind w:firstLine="0"/>
-              <w:jc w:val="center"/>
-            </w:pPr>
-            <w:r>
-              <w:t>Т</w:t>
-            </w:r>
-          </w:p>
-        </w:tc>
-        <w:tc>
-          <w:tcPr>
-            <w:tcW w:w="454" w:type="dxa"/>
-          </w:tcPr>
-          <w:p>
-            <w:pPr>
-              <w:ind w:firstLine="0"/>
-              <w:jc w:val="center"/>
-            </w:pPr>
-            <w:r>
-              <w:t>О</w:t>
-            </w:r>
-          </w:p>
-        </w:tc>
-        <w:tc>
-          <w:tcPr>
-            <w:tcW w:w="454" w:type="dxa"/>
-          </w:tcPr>
-          <w:p>
-            <w:pPr>
-              <w:ind w:firstLine="0"/>
-              <w:jc w:val="center"/>
-            </w:pPr>
-          </w:p>
-        </w:tc>
-        <w:tc>
-          <w:tcPr>
-            <w:tcW w:w="454" w:type="dxa"/>
-          </w:tcPr>
-          <w:p>
-            <w:pPr>
-              <w:ind w:firstLine="0"/>
-              <w:jc w:val="center"/>
-            </w:pPr>
-            <w:r>
-              <w:t>Ё</w:t>
-            </w:r>
-          </w:p>
-        </w:tc>
-        <w:tc>
-          <w:tcPr>
-            <w:tcW w:w="467" w:type="dxa"/>
+            <w:tcW w:w="487" w:type="dxa"/>
           </w:tcPr>
           <w:p>
             <w:pPr>
@@ -2606,142 +8203,7 @@
         </w:tc>
         <w:tc>
           <w:tcPr>
-            <w:tcW w:w="467" w:type="dxa"/>
-          </w:tcPr>
-          <w:p>
-            <w:pPr>
-              <w:ind w:firstLine="0"/>
-              <w:jc w:val="center"/>
-            </w:pPr>
-            <w:r>
-              <w:t>!</w:t>
-            </w:r>
-          </w:p>
-        </w:tc>
-      </w:tr>
-      <w:tr>
-        <w:tc>
-          <w:tcPr>
-            <w:tcW w:w="465" w:type="dxa"/>
-          </w:tcPr>
-          <w:p>
-            <w:pPr>
-              <w:ind w:firstLine="0"/>
-              <w:jc w:val="center"/>
-            </w:pPr>
-            <w:r>
-              <w:t>Г</w:t>
-            </w:r>
-          </w:p>
-        </w:tc>
-        <w:tc>
-          <w:tcPr>
-            <w:tcW w:w="454" w:type="dxa"/>
-          </w:tcPr>
-          <w:p>
-            <w:pPr>
-              <w:ind w:firstLine="0"/>
-              <w:jc w:val="center"/>
-            </w:pPr>
-            <w:r>
-              <w:t>Е</w:t>
-            </w:r>
-          </w:p>
-        </w:tc>
-        <w:tc>
-          <w:tcPr>
-            <w:tcW w:w="454" w:type="dxa"/>
-          </w:tcPr>
-          <w:p>
-            <w:pPr>
-              <w:ind w:firstLine="0"/>
-              <w:jc w:val="center"/>
-            </w:pPr>
-            <w:r>
-              <w:t>Р</w:t>
-            </w:r>
-          </w:p>
-        </w:tc>
-        <w:tc>
-          <w:tcPr>
-            <w:tcW w:w="454" w:type="dxa"/>
-          </w:tcPr>
-          <w:p>
-            <w:pPr>
-              <w:ind w:firstLine="0"/>
-              <w:jc w:val="center"/>
-            </w:pPr>
-            <w:r>
-              <w:t>О</w:t>
-            </w:r>
-          </w:p>
-        </w:tc>
-        <w:tc>
-          <w:tcPr>
-            <w:tcW w:w="454" w:type="dxa"/>
-          </w:tcPr>
-          <w:p>
-            <w:pPr>
-              <w:ind w:firstLine="0"/>
-            </w:pPr>
-            <w:r>
-              <w:t>Й</w:t>
-            </w:r>
-          </w:p>
-        </w:tc>
-        <w:tc>
-          <w:tcPr>
-            <w:tcW w:w="454" w:type="dxa"/>
-          </w:tcPr>
-          <w:p>
-            <w:pPr>
-              <w:ind w:firstLine="0"/>
-              <w:jc w:val="center"/>
-            </w:pPr>
-            <w:r>
-              <w:t>Д</w:t>
-            </w:r>
-          </w:p>
-        </w:tc>
-        <w:tc>
-          <w:tcPr>
-            <w:tcW w:w="454" w:type="dxa"/>
-          </w:tcPr>
-          <w:p>
-            <w:pPr>
-              <w:ind w:firstLine="0"/>
-              <w:jc w:val="center"/>
-            </w:pPr>
-          </w:p>
-        </w:tc>
-        <w:tc>
-          <w:tcPr>
-            <w:tcW w:w="454" w:type="dxa"/>
-          </w:tcPr>
-          <w:p>
-            <w:pPr>
-              <w:ind w:firstLine="0"/>
-              <w:jc w:val="center"/>
-            </w:pPr>
-          </w:p>
-        </w:tc>
-        <w:tc>
-          <w:tcPr>
-            <w:tcW w:w="465" w:type="dxa"/>
-          </w:tcPr>
-          <w:p>
-            <w:pPr>
-              <w:ind w:firstLine="0"/>
-              <w:jc w:val="center"/>
-            </w:pPr>
-            <w:r>
-              <w:t>Ё</w:t>
-            </w:r>
-          </w:p>
-        </w:tc>
-        <w:tc>
-          <w:tcPr>
-            <w:tcW w:w="454" w:type="dxa"/>
+            <w:tcW w:w="542" w:type="dxa"/>
           </w:tcPr>
           <w:p>
             <w:pPr>
@@ -2755,7 +8217,7 @@
         </w:tc>
         <w:tc>
           <w:tcPr>
-            <w:tcW w:w="465" w:type="dxa"/>
+            <w:tcW w:w="551" w:type="dxa"/>
           </w:tcPr>
           <w:p>
             <w:pPr>
@@ -2763,35 +8225,112 @@
               <w:jc w:val="center"/>
             </w:pPr>
             <w:r>
-              <w:t>П</w:t>
+              <w:t>Ф</w:t>
             </w:r>
           </w:p>
         </w:tc>
+      </w:tr>
+    </w:tbl>
+    <w:p>
+      <w:pPr>
+        <w:ind w:firstLine="0"/>
+      </w:pPr>
+    </w:p>
+    <w:p>
+      <w:pPr>
+        <w:ind w:firstLine="0"/>
+      </w:pPr>
+      <w:r>
+        <w:t xml:space="preserve">С помощью таблицы получаем следующий шифротекст – </w:t>
+      </w:r>
+      <w:proofErr w:type="spellStart"/>
+      <w:r>
+        <w:t>узуч</w:t>
+      </w:r>
+      <w:proofErr w:type="spellEnd"/>
+      <w:r>
+        <w:t>.</w:t>
+      </w:r>
+    </w:p>
+    <w:p>
+      <w:pPr>
+        <w:ind w:firstLine="0"/>
+        <w:rPr>
+          <w:rFonts w:cs="Times New Roman"/>
+        </w:rPr>
+      </w:pPr>
+      <w:r>
+        <w:rPr>
+          <w:rFonts w:cs="Times New Roman"/>
+        </w:rPr>
+        <w:t>Полученный шифротекст совпадает с результатом работы программы.</w:t>
+      </w:r>
+    </w:p>
+    <w:p>
+      <w:pPr>
+        <w:ind w:firstLine="0"/>
+        <w:rPr>
+          <w:rFonts w:cs="Times New Roman"/>
+        </w:rPr>
+      </w:pPr>
+    </w:p>
+    <w:p>
+      <w:pPr>
+        <w:ind w:firstLine="0"/>
+        <w:rPr>
+          <w:rFonts w:cs="Times New Roman"/>
+        </w:rPr>
+      </w:pPr>
+      <w:r>
+        <w:rPr>
+          <w:rFonts w:cs="Times New Roman"/>
+        </w:rPr>
+        <w:t>Расшифруем полученный шифротекст.</w:t>
+      </w:r>
+    </w:p>
+    <w:p>
+      <w:pPr>
+        <w:ind w:firstLine="0"/>
+        <w:rPr>
+          <w:rFonts w:cs="Times New Roman"/>
+        </w:rPr>
+      </w:pPr>
+    </w:p>
+    <w:p>
+      <w:pPr>
+        <w:ind w:firstLine="0"/>
+      </w:pPr>
+    </w:p>
+    <w:p>
+      <w:pPr>
+        <w:ind w:firstLine="0"/>
+      </w:pPr>
+    </w:p>
+    <w:p>
+      <w:pPr>
+        <w:ind w:firstLine="0"/>
+      </w:pPr>
+      <w:r>
+        <w:lastRenderedPageBreak/>
+        <w:t>Для удобства составим таблицу, в которой под корректными буквами расположим соответствующие буквы ключа:</w:t>
+      </w:r>
+    </w:p>
+    <w:tbl>
+      <w:tblPr>
+        <w:tblStyle w:val="a9"/>
+        <w:tblW w:w="0" w:type="auto"/>
+        <w:tblLook w:val="04A0" w:firstRow="1" w:lastRow="0" w:firstColumn="1" w:lastColumn="0" w:noHBand="0" w:noVBand="1"/>
+      </w:tblPr>
+      <w:tblGrid>
+        <w:gridCol w:w="543"/>
+        <w:gridCol w:w="487"/>
+        <w:gridCol w:w="542"/>
+        <w:gridCol w:w="551"/>
+      </w:tblGrid>
+      <w:tr>
         <w:tc>
           <w:tcPr>
-            <w:tcW w:w="454" w:type="dxa"/>
-          </w:tcPr>
-          <w:p>
-            <w:pPr>
-              <w:ind w:firstLine="0"/>
-              <w:jc w:val="center"/>
-            </w:pPr>
-          </w:p>
-        </w:tc>
-        <w:tc>
-          <w:tcPr>
-            <w:tcW w:w="454" w:type="dxa"/>
-          </w:tcPr>
-          <w:p>
-            <w:pPr>
-              <w:ind w:firstLine="0"/>
-              <w:jc w:val="center"/>
-            </w:pPr>
-          </w:p>
-        </w:tc>
-        <w:tc>
-          <w:tcPr>
-            <w:tcW w:w="454" w:type="dxa"/>
+            <w:tcW w:w="543" w:type="dxa"/>
           </w:tcPr>
           <w:p>
             <w:pPr>
@@ -2799,13 +8338,13 @@
               <w:jc w:val="center"/>
             </w:pPr>
             <w:r>
-              <w:t>К</w:t>
+              <w:t>у</w:t>
             </w:r>
           </w:p>
         </w:tc>
         <w:tc>
           <w:tcPr>
-            <w:tcW w:w="454" w:type="dxa"/>
+            <w:tcW w:w="487" w:type="dxa"/>
           </w:tcPr>
           <w:p>
             <w:pPr>
@@ -2813,13 +8352,57 @@
               <w:jc w:val="center"/>
             </w:pPr>
             <w:r>
-              <w:t>Е</w:t>
+              <w:t>з</w:t>
             </w:r>
           </w:p>
         </w:tc>
         <w:tc>
           <w:tcPr>
-            <w:tcW w:w="454" w:type="dxa"/>
+            <w:tcW w:w="542" w:type="dxa"/>
+          </w:tcPr>
+          <w:p>
+            <w:pPr>
+              <w:ind w:firstLine="0"/>
+              <w:jc w:val="center"/>
+            </w:pPr>
+            <w:r>
+              <w:t>у</w:t>
+            </w:r>
+          </w:p>
+        </w:tc>
+        <w:tc>
+          <w:tcPr>
+            <w:tcW w:w="551" w:type="dxa"/>
+          </w:tcPr>
+          <w:p>
+            <w:pPr>
+              <w:ind w:firstLine="0"/>
+              <w:jc w:val="center"/>
+            </w:pPr>
+            <w:r>
+              <w:t>ч</w:t>
+            </w:r>
+          </w:p>
+        </w:tc>
+      </w:tr>
+      <w:tr>
+        <w:tc>
+          <w:tcPr>
+            <w:tcW w:w="543" w:type="dxa"/>
+          </w:tcPr>
+          <w:p>
+            <w:pPr>
+              <w:ind w:firstLine="0"/>
+              <w:jc w:val="center"/>
+            </w:pPr>
+            <w:r>
+              <w:t>У</w:t>
+            </w:r>
+          </w:p>
+        </w:tc>
+        <w:tc>
+          <w:tcPr>
+            <w:tcW w:w="487" w:type="dxa"/>
           </w:tcPr>
           <w:p>
             <w:pPr>
@@ -2833,18 +8416,7 @@
         </w:tc>
         <w:tc>
           <w:tcPr>
-            <w:tcW w:w="454" w:type="dxa"/>
-          </w:tcPr>
-          <w:p>
-            <w:pPr>
-              <w:ind w:firstLine="0"/>
-              <w:jc w:val="center"/>
-            </w:pPr>
-          </w:p>
-        </w:tc>
-        <w:tc>
-          <w:tcPr>
-            <w:tcW w:w="454" w:type="dxa"/>
+            <w:tcW w:w="542" w:type="dxa"/>
           </w:tcPr>
           <w:p>
             <w:pPr>
@@ -2852,13 +8424,13 @@
               <w:jc w:val="center"/>
             </w:pPr>
             <w:r>
-              <w:t>Т</w:t>
+              <w:t>С</w:t>
             </w:r>
           </w:p>
         </w:tc>
         <w:tc>
           <w:tcPr>
-            <w:tcW w:w="467" w:type="dxa"/>
+            <w:tcW w:w="551" w:type="dxa"/>
           </w:tcPr>
           <w:p>
             <w:pPr>
@@ -2866,119 +8438,77 @@
               <w:jc w:val="center"/>
             </w:pPr>
             <w:r>
-              <w:t>Р</w:t>
+              <w:t>Ф</w:t>
             </w:r>
-          </w:p>
-        </w:tc>
-        <w:tc>
-          <w:tcPr>
-            <w:tcW w:w="467" w:type="dxa"/>
-          </w:tcPr>
-          <w:p>
-            <w:pPr>
-              <w:ind w:firstLine="0"/>
-              <w:jc w:val="center"/>
-            </w:pPr>
           </w:p>
         </w:tc>
       </w:tr>
     </w:tbl>
-    <w:p/>
-    <w:p>
-      <w:r>
-        <w:t xml:space="preserve">Получаем следующий </w:t>
-      </w:r>
-      <w:proofErr w:type="spellStart"/>
-      <w:r>
-        <w:t>шифротекст</w:t>
-      </w:r>
-      <w:proofErr w:type="spellEnd"/>
-      <w:r>
-        <w:t xml:space="preserve"> </w:t>
-      </w:r>
-      <w:r>
-        <w:rPr>
-          <w:lang w:val="en-US"/>
-        </w:rPr>
-        <w:t>C</w:t>
-      </w:r>
-      <w:r>
-        <w:t xml:space="preserve"> = “</w:t>
-      </w:r>
-      <w:proofErr w:type="spellStart"/>
-      <w:r>
-        <w:t>Тхщроц</w:t>
-      </w:r>
-      <w:proofErr w:type="spellEnd"/>
-      <w:r>
-        <w:t xml:space="preserve">, </w:t>
-      </w:r>
-      <w:proofErr w:type="spellStart"/>
-      <w:r>
-        <w:t>тъа</w:t>
-      </w:r>
-      <w:proofErr w:type="spellEnd"/>
-      <w:r>
-        <w:t xml:space="preserve">. </w:t>
-      </w:r>
-      <w:proofErr w:type="spellStart"/>
-      <w:r>
-        <w:t>Зчх</w:t>
-      </w:r>
-      <w:proofErr w:type="spellEnd"/>
-      <w:r>
-        <w:t xml:space="preserve"> </w:t>
-      </w:r>
-      <w:proofErr w:type="spellStart"/>
-      <w:r>
-        <w:t>шч</w:t>
-      </w:r>
-      <w:proofErr w:type="spellEnd"/>
-      <w:r>
-        <w:t>!</w:t>
-      </w:r>
-      <w:r>
-        <w:t>”</w:t>
-      </w:r>
-    </w:p>
-    <w:p>
-      <w:pPr>
-        <w:pStyle w:val="2"/>
-      </w:pPr>
-    </w:p>
-    <w:p>
-      <w:pPr>
-        <w:pStyle w:val="2"/>
-      </w:pPr>
-    </w:p>
-    <w:p>
-      <w:pPr>
-        <w:pStyle w:val="2"/>
-      </w:pPr>
-      <w:bookmarkStart w:id="2" w:name="_Toc222064947"/>
-      <w:r>
-        <w:t xml:space="preserve">3 </w:t>
-      </w:r>
-      <w:r>
-        <w:t>Скриншоты, подтверждающие работу программы с файлами</w:t>
-      </w:r>
-      <w:bookmarkEnd w:id="2"/>
-    </w:p>
-    <w:p>
+    <w:p>
+      <w:pPr>
+        <w:ind w:firstLine="0"/>
+      </w:pPr>
+      <w:r>
+        <w:t xml:space="preserve">С помощью таблицы получаем расшифрованный текст – </w:t>
+      </w:r>
+      <w:proofErr w:type="spellStart"/>
+      <w:r>
+        <w:t>абвг</w:t>
+      </w:r>
+      <w:proofErr w:type="spellEnd"/>
+    </w:p>
+    <w:p>
+      <w:pPr>
+        <w:ind w:firstLine="0"/>
+      </w:pPr>
+    </w:p>
+    <w:p>
+      <w:pPr>
+        <w:ind w:firstLine="0"/>
+      </w:pPr>
+      <w:r>
+        <w:rPr>
+          <w:rFonts w:cs="Times New Roman"/>
+        </w:rPr>
+        <w:t>Полученный исходный текст совпадает с результатом работы программы.</w:t>
+      </w:r>
+    </w:p>
+    <w:p>
+      <w:pPr>
+        <w:ind w:firstLine="0"/>
+      </w:pPr>
+    </w:p>
+    <w:p>
+      <w:pPr>
+        <w:ind w:firstLine="0"/>
+      </w:pPr>
+    </w:p>
+    <w:p>
+      <w:pPr>
+        <w:ind w:firstLine="0"/>
+      </w:pPr>
+      <w:r>
+        <w:t>Тест 3</w:t>
+      </w:r>
+    </w:p>
+    <w:p>
+      <w:pPr>
+        <w:ind w:firstLine="0"/>
+      </w:pPr>
       <w:r>
         <w:drawing>
-          <wp:anchor distT="0" distB="0" distL="114300" distR="114300" simplePos="0" relativeHeight="251689984" behindDoc="0" locked="0" layoutInCell="1" allowOverlap="1" wp14:anchorId="26BD9014" wp14:editId="1FF85A8D">
+          <wp:anchor distT="0" distB="0" distL="114300" distR="114300" simplePos="0" relativeHeight="251712512" behindDoc="0" locked="0" layoutInCell="1" allowOverlap="1" wp14:anchorId="7E54407F" wp14:editId="0AB97102">
             <wp:simplePos x="0" y="0"/>
-            <wp:positionH relativeFrom="column">
-              <wp:posOffset>-210185</wp:posOffset>
+            <wp:positionH relativeFrom="margin">
+              <wp:align>left</wp:align>
             </wp:positionH>
             <wp:positionV relativeFrom="paragraph">
-              <wp:posOffset>64770</wp:posOffset>
+              <wp:posOffset>219075</wp:posOffset>
             </wp:positionV>
-            <wp:extent cx="3981450" cy="2709887"/>
-            <wp:effectExtent l="0" t="0" r="0" b="0"/>
+            <wp:extent cx="2865120" cy="2528907"/>
+            <wp:effectExtent l="0" t="0" r="0" b="5080"/>
             <wp:wrapNone/>
-            <wp:docPr id="2011953442" name="Рисунок 1" descr="Изображение выглядит как текст, снимок экрана, Шрифт&#10;&#10;Содержимое, созданное искусственным интеллектом, может быть неверным."/>
+            <wp:docPr id="828018886" name="Рисунок 1"/>
             <wp:cNvGraphicFramePr>
               <a:graphicFrameLocks xmlns:a="http://schemas.openxmlformats.org/drawingml/2006/main" noChangeAspect="1"/>
             </wp:cNvGraphicFramePr>
@@ -2986,11 +8516,11 @@
               <a:graphicData uri="http://schemas.openxmlformats.org/drawingml/2006/picture">
                 <pic:pic xmlns:pic="http://schemas.openxmlformats.org/drawingml/2006/picture">
                   <pic:nvPicPr>
-                    <pic:cNvPr id="2011953442" name="Рисунок 1" descr="Изображение выглядит как текст, снимок экрана, Шрифт&#10;&#10;Содержимое, созданное искусственным интеллектом, может быть неверным."/>
+                    <pic:cNvPr id="828018886" name=""/>
                     <pic:cNvPicPr/>
                   </pic:nvPicPr>
                   <pic:blipFill>
-                    <a:blip r:embed="rId19">
+                    <a:blip r:embed="rId24">
                       <a:extLst>
                         <a:ext uri="{28A0092B-C50C-407E-A947-70E740481C1C}">
                           <a14:useLocalDpi xmlns:a14="http://schemas.microsoft.com/office/drawing/2010/main" val="0"/>
@@ -3004,7 +8534,7 @@
                   <pic:spPr>
                     <a:xfrm>
                       <a:off x="0" y="0"/>
-                      <a:ext cx="3981450" cy="2709887"/>
+                      <a:ext cx="2865120" cy="2528907"/>
                     </a:xfrm>
                     <a:prstGeom prst="rect">
                       <a:avLst/>
@@ -3022,80 +8552,223 @@
           </wp:anchor>
         </w:drawing>
       </w:r>
-    </w:p>
-    <w:p>
-      <w:pPr>
-        <w:ind w:firstLine="0"/>
-      </w:pPr>
-    </w:p>
-    <w:p>
-      <w:pPr>
-        <w:ind w:firstLine="0"/>
-      </w:pPr>
-    </w:p>
-    <w:p>
-      <w:pPr>
-        <w:ind w:firstLine="0"/>
-      </w:pPr>
-    </w:p>
-    <w:p>
-      <w:pPr>
-        <w:ind w:firstLine="0"/>
-      </w:pPr>
-    </w:p>
-    <w:p>
-      <w:pPr>
-        <w:ind w:firstLine="0"/>
-      </w:pPr>
-    </w:p>
-    <w:p>
-      <w:pPr>
-        <w:ind w:firstLine="0"/>
-      </w:pPr>
-    </w:p>
-    <w:p>
-      <w:pPr>
-        <w:ind w:firstLine="0"/>
-      </w:pPr>
-    </w:p>
-    <w:p>
-      <w:pPr>
-        <w:ind w:firstLine="0"/>
-      </w:pPr>
-    </w:p>
-    <w:p>
-      <w:pPr>
-        <w:ind w:firstLine="0"/>
-      </w:pPr>
-    </w:p>
-    <w:p>
-      <w:pPr>
-        <w:ind w:firstLine="0"/>
-      </w:pPr>
-    </w:p>
-    <w:p>
-      <w:pPr>
-        <w:ind w:firstLine="0"/>
-      </w:pPr>
-    </w:p>
-    <w:p>
-      <w:pPr>
-        <w:ind w:firstLine="0"/>
-      </w:pPr>
-      <w:r>
+      <w:r>
+        <w:t>Скриншот с результатами работы программы:</w:t>
+      </w:r>
+    </w:p>
+    <w:p>
+      <w:pPr>
+        <w:ind w:firstLine="0"/>
+      </w:pPr>
+    </w:p>
+    <w:p>
+      <w:pPr>
+        <w:ind w:firstLine="0"/>
+      </w:pPr>
+    </w:p>
+    <w:p>
+      <w:pPr>
+        <w:ind w:firstLine="0"/>
+      </w:pPr>
+    </w:p>
+    <w:p>
+      <w:pPr>
+        <w:ind w:firstLine="0"/>
+      </w:pPr>
+    </w:p>
+    <w:p>
+      <w:pPr>
+        <w:ind w:firstLine="0"/>
+      </w:pPr>
+    </w:p>
+    <w:p>
+      <w:pPr>
+        <w:ind w:firstLine="0"/>
+      </w:pPr>
+    </w:p>
+    <w:p>
+      <w:pPr>
+        <w:ind w:firstLine="0"/>
+      </w:pPr>
+    </w:p>
+    <w:p>
+      <w:pPr>
+        <w:ind w:firstLine="0"/>
+      </w:pPr>
+    </w:p>
+    <w:p>
+      <w:pPr>
+        <w:ind w:firstLine="0"/>
+      </w:pPr>
+    </w:p>
+    <w:p>
+      <w:pPr>
+        <w:ind w:firstLine="0"/>
+      </w:pPr>
+    </w:p>
+    <w:p>
+      <w:pPr>
+        <w:ind w:firstLine="0"/>
+      </w:pPr>
+    </w:p>
+    <w:p>
+      <w:pPr>
+        <w:ind w:firstLine="0"/>
+      </w:pPr>
+    </w:p>
+    <w:p>
+      <w:pPr>
+        <w:ind w:firstLine="0"/>
+      </w:pPr>
+      <w:r>
+        <w:t>Проверим корректность выполнения программы:</w:t>
+      </w:r>
+    </w:p>
+    <w:p>
+      <w:pPr>
+        <w:ind w:firstLine="0"/>
+      </w:pPr>
+    </w:p>
+    <w:p>
+      <w:pPr>
+        <w:ind w:firstLine="0"/>
+      </w:pPr>
+      <w:r>
+        <w:t>Исходный текст – текст</w:t>
+      </w:r>
+    </w:p>
+    <w:p>
+      <w:pPr>
+        <w:ind w:firstLine="0"/>
+      </w:pPr>
+      <w:r>
+        <w:t>Пустой ключ</w:t>
+      </w:r>
+    </w:p>
+    <w:p>
+      <w:pPr>
+        <w:ind w:firstLine="0"/>
+      </w:pPr>
+    </w:p>
+    <w:p>
+      <w:pPr>
+        <w:ind w:firstLine="0"/>
+      </w:pPr>
+      <w:r>
+        <w:t>Поскольку для генерации прогрессивного ключа ключ должен содержать хотя бы одну букву, шифрование не может быть произведено, что и показывает вывод программы.</w:t>
+      </w:r>
+    </w:p>
+    <w:p>
+      <w:pPr>
+        <w:ind w:firstLine="0"/>
+      </w:pPr>
+    </w:p>
+    <w:p>
+      <w:pPr>
+        <w:ind w:firstLine="0"/>
+      </w:pPr>
+      <w:r>
+        <w:t>Данные тестовые случаи проверяют все правила подстановки алгоритма, обработку недопустимых символов</w:t>
+      </w:r>
+      <w:r>
+        <w:t xml:space="preserve">, </w:t>
+      </w:r>
+      <w:r>
+        <w:t>символов в разном регистре</w:t>
+      </w:r>
+      <w:r>
+        <w:t>.</w:t>
+      </w:r>
+    </w:p>
+    <w:p>
+      <w:pPr>
+        <w:ind w:firstLine="0"/>
+      </w:pPr>
+    </w:p>
+    <w:p>
+      <w:pPr>
+        <w:ind w:firstLine="0"/>
+      </w:pPr>
+    </w:p>
+    <w:p>
+      <w:pPr>
+        <w:ind w:firstLine="0"/>
+      </w:pPr>
+    </w:p>
+    <w:p>
+      <w:pPr>
+        <w:ind w:firstLine="0"/>
+      </w:pPr>
+    </w:p>
+    <w:p>
+      <w:pPr>
+        <w:ind w:firstLine="0"/>
+      </w:pPr>
+    </w:p>
+    <w:p>
+      <w:pPr>
+        <w:ind w:firstLine="0"/>
+      </w:pPr>
+    </w:p>
+    <w:p>
+      <w:pPr>
+        <w:ind w:firstLine="0"/>
+      </w:pPr>
+    </w:p>
+    <w:p>
+      <w:pPr>
+        <w:pStyle w:val="2"/>
+      </w:pPr>
+      <w:bookmarkStart w:id="2" w:name="_Toc222064947"/>
+      <w:r>
+        <w:lastRenderedPageBreak/>
+        <w:t xml:space="preserve">3 </w:t>
+      </w:r>
+      <w:r>
+        <w:t>Скриншоты, подтверждающие работу программы с файлами</w:t>
+      </w:r>
+      <w:bookmarkEnd w:id="2"/>
+    </w:p>
+    <w:p>
+      <w:pPr>
+        <w:ind w:firstLine="0"/>
+        <w:rPr>
+          <w:noProof/>
+        </w:rPr>
+      </w:pPr>
+    </w:p>
+    <w:p>
+      <w:pPr>
+        <w:ind w:firstLine="0"/>
+        <w:rPr>
+          <w:noProof/>
+        </w:rPr>
+      </w:pPr>
+      <w:r>
+        <w:rPr>
+          <w:noProof/>
+        </w:rPr>
+        <w:t>Зашифруем с помощью шифра Плейфейра текст, содержащийся в файле:</w:t>
+      </w:r>
+    </w:p>
+    <w:p>
+      <w:pPr>
+        <w:ind w:firstLine="0"/>
+        <w:rPr>
+          <w:noProof/>
+          <w:lang w:val="en-US"/>
+        </w:rPr>
+      </w:pPr>
+      <w:r>
+        <w:rPr>
+          <w:noProof/>
+          <w:lang w:val="en-US"/>
+        </w:rPr>
         <w:drawing>
-          <wp:anchor distT="0" distB="0" distL="114300" distR="114300" simplePos="0" relativeHeight="251691008" behindDoc="0" locked="0" layoutInCell="1" allowOverlap="1" wp14:anchorId="795A5F65" wp14:editId="34D0355A">
-            <wp:simplePos x="0" y="0"/>
-            <wp:positionH relativeFrom="column">
-              <wp:posOffset>-527685</wp:posOffset>
-            </wp:positionH>
-            <wp:positionV relativeFrom="paragraph">
-              <wp:posOffset>235585</wp:posOffset>
-            </wp:positionV>
-            <wp:extent cx="3267531" cy="1419423"/>
-            <wp:effectExtent l="0" t="0" r="9525" b="9525"/>
-            <wp:wrapNone/>
-            <wp:docPr id="1587560569" name="Рисунок 1" descr="Изображение выглядит как текст, снимок экрана, Шрифт&#10;&#10;Содержимое, созданное искусственным интеллектом, может быть неверным."/>
+          <wp:inline distT="0" distB="0" distL="0" distR="0" wp14:anchorId="7BAD9198" wp14:editId="4CB7673C">
+            <wp:extent cx="3810532" cy="1247949"/>
+            <wp:effectExtent l="0" t="0" r="0" b="9525"/>
+            <wp:docPr id="725746235" name="Рисунок 1"/>
             <wp:cNvGraphicFramePr>
               <a:graphicFrameLocks xmlns:a="http://schemas.openxmlformats.org/drawingml/2006/main" noChangeAspect="1"/>
             </wp:cNvGraphicFramePr>
@@ -3103,11 +8776,66 @@
               <a:graphicData uri="http://schemas.openxmlformats.org/drawingml/2006/picture">
                 <pic:pic xmlns:pic="http://schemas.openxmlformats.org/drawingml/2006/picture">
                   <pic:nvPicPr>
-                    <pic:cNvPr id="1587560569" name="Рисунок 1" descr="Изображение выглядит как текст, снимок экрана, Шрифт&#10;&#10;Содержимое, созданное искусственным интеллектом, может быть неверным."/>
+                    <pic:cNvPr id="725746235" name=""/>
                     <pic:cNvPicPr/>
                   </pic:nvPicPr>
                   <pic:blipFill>
-                    <a:blip r:embed="rId20">
+                    <a:blip r:embed="rId25"/>
+                    <a:stretch>
+                      <a:fillRect/>
+                    </a:stretch>
+                  </pic:blipFill>
+                  <pic:spPr>
+                    <a:xfrm>
+                      <a:off x="0" y="0"/>
+                      <a:ext cx="3810532" cy="1247949"/>
+                    </a:xfrm>
+                    <a:prstGeom prst="rect">
+                      <a:avLst/>
+                    </a:prstGeom>
+                  </pic:spPr>
+                </pic:pic>
+              </a:graphicData>
+            </a:graphic>
+          </wp:inline>
+        </w:drawing>
+      </w:r>
+    </w:p>
+    <w:p>
+      <w:pPr>
+        <w:ind w:firstLine="0"/>
+      </w:pPr>
+    </w:p>
+    <w:p>
+      <w:pPr>
+        <w:ind w:firstLine="0"/>
+      </w:pPr>
+      <w:r>
+        <w:drawing>
+          <wp:anchor distT="0" distB="0" distL="114300" distR="114300" simplePos="0" relativeHeight="251713536" behindDoc="0" locked="0" layoutInCell="1" allowOverlap="1" wp14:anchorId="31AE2CB4" wp14:editId="37BD7D43">
+            <wp:simplePos x="0" y="0"/>
+            <wp:positionH relativeFrom="margin">
+              <wp:align>left</wp:align>
+            </wp:positionH>
+            <wp:positionV relativeFrom="paragraph">
+              <wp:posOffset>217170</wp:posOffset>
+            </wp:positionV>
+            <wp:extent cx="3785616" cy="2743200"/>
+            <wp:effectExtent l="0" t="0" r="5715" b="0"/>
+            <wp:wrapNone/>
+            <wp:docPr id="124993558" name="Рисунок 1"/>
+            <wp:cNvGraphicFramePr>
+              <a:graphicFrameLocks xmlns:a="http://schemas.openxmlformats.org/drawingml/2006/main" noChangeAspect="1"/>
+            </wp:cNvGraphicFramePr>
+            <a:graphic xmlns:a="http://schemas.openxmlformats.org/drawingml/2006/main">
+              <a:graphicData uri="http://schemas.openxmlformats.org/drawingml/2006/picture">
+                <pic:pic xmlns:pic="http://schemas.openxmlformats.org/drawingml/2006/picture">
+                  <pic:nvPicPr>
+                    <pic:cNvPr id="124993558" name=""/>
+                    <pic:cNvPicPr/>
+                  </pic:nvPicPr>
+                  <pic:blipFill>
+                    <a:blip r:embed="rId26">
                       <a:extLst>
                         <a:ext uri="{28A0092B-C50C-407E-A947-70E740481C1C}">
                           <a14:useLocalDpi xmlns:a14="http://schemas.microsoft.com/office/drawing/2010/main" val="0"/>
@@ -3121,7 +8849,7 @@
                   <pic:spPr>
                     <a:xfrm>
                       <a:off x="0" y="0"/>
-                      <a:ext cx="3267531" cy="1419423"/>
+                      <a:ext cx="3787874" cy="2744836"/>
                     </a:xfrm>
                     <a:prstGeom prst="rect">
                       <a:avLst/>
@@ -3130,9 +8858,112 @@
                 </pic:pic>
               </a:graphicData>
             </a:graphic>
+            <wp14:sizeRelH relativeFrom="margin">
+              <wp14:pctWidth>0</wp14:pctWidth>
+            </wp14:sizeRelH>
+            <wp14:sizeRelV relativeFrom="margin">
+              <wp14:pctHeight>0</wp14:pctHeight>
+            </wp14:sizeRelV>
           </wp:anchor>
         </w:drawing>
       </w:r>
+      <w:r>
+        <w:t>Результат работы программы:</w:t>
+      </w:r>
+    </w:p>
+    <w:p>
+      <w:pPr>
+        <w:ind w:firstLine="0"/>
+      </w:pPr>
+    </w:p>
+    <w:p>
+      <w:pPr>
+        <w:ind w:firstLine="0"/>
+      </w:pPr>
+    </w:p>
+    <w:p>
+      <w:pPr>
+        <w:ind w:firstLine="0"/>
+      </w:pPr>
+    </w:p>
+    <w:p>
+      <w:pPr>
+        <w:ind w:firstLine="0"/>
+      </w:pPr>
+    </w:p>
+    <w:p>
+      <w:pPr>
+        <w:ind w:firstLine="0"/>
+      </w:pPr>
+    </w:p>
+    <w:p>
+      <w:pPr>
+        <w:ind w:firstLine="0"/>
+      </w:pPr>
+    </w:p>
+    <w:p>
+      <w:pPr>
+        <w:ind w:firstLine="0"/>
+      </w:pPr>
+    </w:p>
+    <w:p>
+      <w:pPr>
+        <w:ind w:firstLine="0"/>
+      </w:pPr>
+    </w:p>
+    <w:p>
+      <w:pPr>
+        <w:ind w:firstLine="0"/>
+      </w:pPr>
+    </w:p>
+    <w:p>
+      <w:pPr>
+        <w:ind w:firstLine="0"/>
+      </w:pPr>
+    </w:p>
+    <w:p>
+      <w:pPr>
+        <w:ind w:firstLine="0"/>
+      </w:pPr>
+    </w:p>
+    <w:p>
+      <w:pPr>
+        <w:ind w:firstLine="0"/>
+      </w:pPr>
+    </w:p>
+    <w:p>
+      <w:pPr>
+        <w:ind w:firstLine="0"/>
+      </w:pPr>
+    </w:p>
+    <w:p>
+      <w:pPr>
+        <w:ind w:firstLine="0"/>
+      </w:pPr>
+      <w:r>
+        <w:t xml:space="preserve">В файл </w:t>
+      </w:r>
+      <w:r>
+        <w:rPr>
+          <w:lang w:val="en-US"/>
+        </w:rPr>
+        <w:t>out</w:t>
+      </w:r>
+      <w:r>
+        <w:t>.</w:t>
+      </w:r>
+      <w:r>
+        <w:rPr>
+          <w:lang w:val="en-US"/>
+        </w:rPr>
+        <w:t>txt</w:t>
+      </w:r>
+      <w:r>
+        <w:t xml:space="preserve"> </w:t>
+      </w:r>
+      <w:r>
+        <w:t>было записано следующее:</w:t>
+      </w:r>
     </w:p>
     <w:p>
       <w:pPr>
@@ -3140,18 +8971,10 @@
       </w:pPr>
       <w:r>
         <w:drawing>
-          <wp:anchor distT="0" distB="0" distL="114300" distR="114300" simplePos="0" relativeHeight="251692032" behindDoc="0" locked="0" layoutInCell="1" allowOverlap="1" wp14:anchorId="087E201D" wp14:editId="36290949">
-            <wp:simplePos x="0" y="0"/>
-            <wp:positionH relativeFrom="page">
-              <wp:posOffset>4017010</wp:posOffset>
-            </wp:positionH>
-            <wp:positionV relativeFrom="paragraph">
-              <wp:posOffset>33655</wp:posOffset>
-            </wp:positionV>
-            <wp:extent cx="3295650" cy="1390650"/>
-            <wp:effectExtent l="0" t="0" r="0" b="0"/>
-            <wp:wrapNone/>
-            <wp:docPr id="1205221803" name="Рисунок 1" descr="Изображение выглядит как текст, снимок экрана, Шрифт&#10;&#10;Содержимое, созданное искусственным интеллектом, может быть неверным."/>
+          <wp:inline distT="0" distB="0" distL="0" distR="0" wp14:anchorId="2D2F49D3" wp14:editId="0A2FDC74">
+            <wp:extent cx="3762900" cy="1219370"/>
+            <wp:effectExtent l="0" t="0" r="9525" b="0"/>
+            <wp:docPr id="256979236" name="Рисунок 1"/>
             <wp:cNvGraphicFramePr>
               <a:graphicFrameLocks xmlns:a="http://schemas.openxmlformats.org/drawingml/2006/main" noChangeAspect="1"/>
             </wp:cNvGraphicFramePr>
@@ -3159,17 +8982,11 @@
               <a:graphicData uri="http://schemas.openxmlformats.org/drawingml/2006/picture">
                 <pic:pic xmlns:pic="http://schemas.openxmlformats.org/drawingml/2006/picture">
                   <pic:nvPicPr>
-                    <pic:cNvPr id="1205221803" name="Рисунок 1" descr="Изображение выглядит как текст, снимок экрана, Шрифт&#10;&#10;Содержимое, созданное искусственным интеллектом, может быть неверным."/>
+                    <pic:cNvPr id="256979236" name=""/>
                     <pic:cNvPicPr/>
                   </pic:nvPicPr>
                   <pic:blipFill>
-                    <a:blip r:embed="rId21">
-                      <a:extLst>
-                        <a:ext uri="{28A0092B-C50C-407E-A947-70E740481C1C}">
-                          <a14:useLocalDpi xmlns:a14="http://schemas.microsoft.com/office/drawing/2010/main" val="0"/>
-                        </a:ext>
-                      </a:extLst>
-                    </a:blip>
+                    <a:blip r:embed="rId27"/>
                     <a:stretch>
                       <a:fillRect/>
                     </a:stretch>
@@ -3177,7 +8994,7 @@
                   <pic:spPr>
                     <a:xfrm>
                       <a:off x="0" y="0"/>
-                      <a:ext cx="3295650" cy="1390650"/>
+                      <a:ext cx="3762900" cy="1219370"/>
                     </a:xfrm>
                     <a:prstGeom prst="rect">
                       <a:avLst/>
@@ -3186,12 +9003,25 @@
                 </pic:pic>
               </a:graphicData>
             </a:graphic>
-          </wp:anchor>
+          </wp:inline>
         </w:drawing>
       </w:r>
     </w:p>
+    <w:p>
+      <w:pPr>
+        <w:ind w:firstLine="0"/>
+      </w:pPr>
+    </w:p>
+    <w:p>
+      <w:pPr>
+        <w:ind w:firstLine="0"/>
+      </w:pPr>
+      <w:r>
+        <w:t>Что совпадает с текстом, выведенным на экран. Корректность работы алгоритма в данном случае была проверена ранее.</w:t>
+      </w:r>
+    </w:p>
     <w:sectPr>
-      <w:footerReference w:type="default" r:id="rId22"/>
+      <w:footerReference w:type="default" r:id="rId28"/>
       <w:pgSz w:w="11906" w:h="16838"/>
       <w:pgMar w:top="1134" w:right="850" w:bottom="1134" w:left="1701" w:header="709" w:footer="227" w:gutter="0"/>
       <w:cols w:space="708"/>
@@ -4165,7 +9995,7 @@
   <w:style w:type="paragraph" w:default="1" w:styleId="a0">
     <w:name w:val="Normal"/>
     <w:qFormat/>
-    <w:rsid w:val="00685F53"/>
+    <w:rsid w:val="001A1C9E"/>
     <w:pPr>
       <w:spacing w:after="0"/>
       <w:ind w:firstLine="720"/>
@@ -4244,7 +10074,6 @@
   <w:style w:type="character" w:default="1" w:styleId="a1">
     <w:name w:val="Default Paragraph Font"/>
     <w:uiPriority w:val="1"/>
-    <w:semiHidden/>
     <w:unhideWhenUsed/>
   </w:style>
   <w:style w:type="table" w:default="1" w:styleId="a2">
